--- a/NVMesh 3.4.0 Module Params.docx
+++ b/NVMesh 3.4.0 Module Params.docx
@@ -24,21 +24,12 @@
           <w:szCs w:val="72"/>
         </w:rPr>
       </w:pPr>
-      <w:proofErr w:type="spellStart"/>
       <w:r>
         <w:rPr>
           <w:sz w:val="72"/>
           <w:szCs w:val="72"/>
         </w:rPr>
-        <w:t>NVMesh</w:t>
-      </w:r>
-      <w:proofErr w:type="spellEnd"/>
-      <w:r>
-        <w:rPr>
-          <w:sz w:val="72"/>
-          <w:szCs w:val="72"/>
-        </w:rPr>
-        <w:t xml:space="preserve"> </w:t>
+        <w:t xml:space="preserve">NVMesh </w:t>
       </w:r>
       <w:r>
         <w:rPr>
@@ -47,23 +38,12 @@
         </w:rPr>
         <w:t>3.</w:t>
       </w:r>
-      <w:commentRangeStart w:id="0"/>
       <w:r>
         <w:rPr>
           <w:sz w:val="72"/>
           <w:szCs w:val="72"/>
         </w:rPr>
-        <w:t>3</w:t>
-      </w:r>
-      <w:commentRangeEnd w:id="0"/>
-      <w:r>
-        <w:rPr>
-          <w:rStyle w:val="CommentReference"/>
-          <w:rFonts w:eastAsia="Courier New"/>
-          <w:b w:val="0"/>
-          <w:bCs w:val="0"/>
-        </w:rPr>
-        <w:commentReference w:id="0"/>
+        <w:t>4</w:t>
       </w:r>
       <w:r>
         <w:rPr>
@@ -1130,8 +1110,8 @@
     <w:p>
       <w:pPr>
         <w:sectPr>
-          <w:footerReference w:type="default" r:id="rId11"/>
-          <w:footerReference w:type="first" r:id="rId12"/>
+          <w:footerReference w:type="default" r:id="rId7"/>
+          <w:footerReference w:type="first" r:id="rId8"/>
           <w:type w:val="continuous"/>
           <w:pgSz w:w="11910" w:h="16840"/>
           <w:pgMar w:top="820" w:right="740" w:bottom="1045" w:left="740" w:header="0" w:footer="326" w:gutter="0"/>
@@ -1145,11 +1125,11 @@
       <w:pPr>
         <w:pStyle w:val="Heading1"/>
       </w:pPr>
-      <w:bookmarkStart w:id="1" w:name="1._Copyright_and_Trademark_Information"/>
-      <w:bookmarkStart w:id="2" w:name="_bookmark0"/>
-      <w:bookmarkStart w:id="3" w:name="_Toc187333337"/>
+      <w:bookmarkStart w:id="0" w:name="1._Copyright_and_Trademark_Information"/>
+      <w:bookmarkStart w:id="1" w:name="_bookmark0"/>
+      <w:bookmarkStart w:id="2" w:name="_Toc187333337"/>
+      <w:bookmarkEnd w:id="0"/>
       <w:bookmarkEnd w:id="1"/>
-      <w:bookmarkEnd w:id="2"/>
       <w:r>
         <w:lastRenderedPageBreak/>
         <w:t xml:space="preserve">​Copyright and </w:t>
@@ -1160,7 +1140,7 @@
       <w:r>
         <w:t xml:space="preserve"> Information</w:t>
       </w:r>
-      <w:bookmarkEnd w:id="3"/>
+      <w:bookmarkEnd w:id="2"/>
       <w:r>
         <w:tab/>
       </w:r>
@@ -1189,7 +1169,7 @@
         <w:t>2</w:t>
       </w:r>
       <w:r>
-        <w:t>5</w:t>
+        <w:t>6</w:t>
       </w:r>
       <w:r>
         <w:t xml:space="preserve"> </w:t>
@@ -1237,10 +1217,10 @@
       </w:r>
     </w:p>
     <w:p>
-      <w:bookmarkStart w:id="4" w:name="2._Preface"/>
-      <w:bookmarkStart w:id="5" w:name="_bookmark1"/>
+      <w:bookmarkStart w:id="3" w:name="2._Preface"/>
+      <w:bookmarkStart w:id="4" w:name="_bookmark1"/>
+      <w:bookmarkEnd w:id="3"/>
       <w:bookmarkEnd w:id="4"/>
-      <w:bookmarkEnd w:id="5"/>
       <w:r>
         <w:br w:type="page"/>
       </w:r>
@@ -1249,171 +1229,17 @@
       <w:pPr>
         <w:pStyle w:val="Heading1"/>
       </w:pPr>
-      <w:bookmarkStart w:id="6" w:name="_Toc187333338"/>
+      <w:bookmarkStart w:id="5" w:name="_Toc187333338"/>
       <w:r>
         <w:lastRenderedPageBreak/>
         <w:t>​Preface</w:t>
       </w:r>
-      <w:bookmarkEnd w:id="6"/>
+      <w:bookmarkEnd w:id="5"/>
     </w:p>
     <w:p>
       <w:pPr>
         <w:pStyle w:val="BodyText"/>
       </w:pPr>
-      <w:r>
-        <w:rPr>
-          <w:noProof/>
-        </w:rPr>
-        <mc:AlternateContent>
-          <mc:Choice Requires="wps">
-            <w:drawing>
-              <wp:anchor distT="0" distB="0" distL="114300" distR="114300" simplePos="0" relativeHeight="251658240" behindDoc="0" locked="0" layoutInCell="1" allowOverlap="1" wp14:anchorId="4CE8B9B6" wp14:editId="4A61B437">
-                <wp:simplePos x="0" y="0"/>
-                <wp:positionH relativeFrom="column">
-                  <wp:posOffset>7620</wp:posOffset>
-                </wp:positionH>
-                <wp:positionV relativeFrom="paragraph">
-                  <wp:posOffset>962025</wp:posOffset>
-                </wp:positionV>
-                <wp:extent cx="6228080" cy="589280"/>
-                <wp:effectExtent l="0" t="0" r="7620" b="7620"/>
-                <wp:wrapTopAndBottom/>
-                <wp:docPr id="1434834478" name="Text Box 1"/>
-                <wp:cNvGraphicFramePr/>
-                <a:graphic xmlns:a="http://schemas.openxmlformats.org/drawingml/2006/main">
-                  <a:graphicData uri="http://schemas.microsoft.com/office/word/2010/wordprocessingShape">
-                    <wps:wsp>
-                      <wps:cNvSpPr txBox="1"/>
-                      <wps:spPr>
-                        <a:xfrm>
-                          <a:off x="0" y="0"/>
-                          <a:ext cx="6228080" cy="589280"/>
-                        </a:xfrm>
-                        <a:prstGeom prst="rect">
-                          <a:avLst/>
-                        </a:prstGeom>
-                        <a:solidFill>
-                          <a:schemeClr val="lt1"/>
-                        </a:solidFill>
-                        <a:ln w="6350">
-                          <a:solidFill>
-                            <a:prstClr val="black"/>
-                          </a:solidFill>
-                        </a:ln>
-                      </wps:spPr>
-                      <wps:txbx>
-                        <w:txbxContent>
-                          <w:p>
-                            <w:pPr>
-                              <w:pStyle w:val="BodyText"/>
-                            </w:pPr>
-                            <w:r>
-                              <w:rPr>
-                                <w:b/>
-                                <w:bCs/>
-                                <w:u w:val="single"/>
-                              </w:rPr>
-                              <w:t>Note:</w:t>
-                            </w:r>
-                            <w:r>
-                              <w:t xml:space="preserve"> </w:t>
-                            </w:r>
-                            <w:r>
-                              <w:t xml:space="preserve">In general, these should be considered advanced options and end-users should not </w:t>
-                            </w:r>
-                            <w:r>
-                              <w:t xml:space="preserve">make changes to these options unless instructed to do so by </w:t>
-                            </w:r>
-                            <w:r>
-                              <w:t>NVMesh</w:t>
-                            </w:r>
-                            <w:r>
-                              <w:t xml:space="preserve"> </w:t>
-                            </w:r>
-                            <w:r>
-                              <w:t>Engineer</w:t>
-                            </w:r>
-                            <w:r>
-                              <w:t>ing</w:t>
-                            </w:r>
-                            <w:r>
-                              <w:t>.</w:t>
-                            </w:r>
-                          </w:p>
-                        </w:txbxContent>
-                      </wps:txbx>
-                      <wps:bodyPr rot="0" spcFirstLastPara="0" vertOverflow="overflow" horzOverflow="overflow" vert="horz" wrap="square" lIns="91440" tIns="45720" rIns="91440" bIns="45720" numCol="1" spcCol="0" rtlCol="0" fromWordArt="0" anchor="t" anchorCtr="0" forceAA="0" compatLnSpc="1">
-                        <a:prstTxWarp prst="textNoShape">
-                          <a:avLst/>
-                        </a:prstTxWarp>
-                        <a:noAutofit/>
-                      </wps:bodyPr>
-                    </wps:wsp>
-                  </a:graphicData>
-                </a:graphic>
-                <wp14:sizeRelH relativeFrom="margin">
-                  <wp14:pctWidth>0</wp14:pctWidth>
-                </wp14:sizeRelH>
-                <wp14:sizeRelV relativeFrom="margin">
-                  <wp14:pctHeight>0</wp14:pctHeight>
-                </wp14:sizeRelV>
-              </wp:anchor>
-            </w:drawing>
-          </mc:Choice>
-          <mc:Fallback>
-            <w:pict>
-              <v:shapetype w14:anchorId="4CE8B9B6" id="_x0000_t202" coordsize="21600,21600" o:spt="202" path="m,l,21600r21600,l21600,xe">
-                <v:stroke joinstyle="miter"/>
-                <v:path gradientshapeok="t" o:connecttype="rect"/>
-              </v:shapetype>
-              <v:shape id="Text Box 1" o:spid="_x0000_s1026" type="#_x0000_t202" style="position:absolute;margin-left:.6pt;margin-top:75.75pt;width:490.4pt;height:46.4pt;z-index:251658240;visibility:visible;mso-wrap-style:square;mso-width-percent:0;mso-height-percent:0;mso-wrap-distance-left:9pt;mso-wrap-distance-top:0;mso-wrap-distance-right:9pt;mso-wrap-distance-bottom:0;mso-position-horizontal:absolute;mso-position-horizontal-relative:text;mso-position-vertical:absolute;mso-position-vertical-relative:text;mso-width-percent:0;mso-height-percent:0;mso-width-relative:margin;mso-height-relative:margin;v-text-anchor:top" o:gfxdata="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" fillcolor="white [3201]" strokeweight=".5pt">
-                <v:textbox>
-                  <w:txbxContent>
-                    <w:p>
-                      <w:pPr>
-                        <w:pStyle w:val="BodyText"/>
-                      </w:pPr>
-                      <w:r>
-                        <w:rPr>
-                          <w:b/>
-                          <w:bCs/>
-                          <w:u w:val="single"/>
-                        </w:rPr>
-                        <w:t>Note:</w:t>
-                      </w:r>
-                      <w:r>
-                        <w:t xml:space="preserve"> </w:t>
-                      </w:r>
-                      <w:r>
-                        <w:t xml:space="preserve">In general, these should be considered advanced options and end-users should not </w:t>
-                      </w:r>
-                      <w:r>
-                        <w:t xml:space="preserve">make changes to these options unless instructed to do so by </w:t>
-                      </w:r>
-                      <w:r>
-                        <w:t>NVMesh</w:t>
-                      </w:r>
-                      <w:r>
-                        <w:t xml:space="preserve"> </w:t>
-                      </w:r>
-                      <w:r>
-                        <w:t>Engineer</w:t>
-                      </w:r>
-                      <w:r>
-                        <w:t>ing</w:t>
-                      </w:r>
-                      <w:r>
-                        <w:t>.</w:t>
-                      </w:r>
-                    </w:p>
-                  </w:txbxContent>
-                </v:textbox>
-                <w10:wrap type="topAndBottom"/>
-              </v:shape>
-            </w:pict>
-          </mc:Fallback>
-        </mc:AlternateContent>
-      </w:r>
       <w:r>
         <w:t xml:space="preserve">For the most part, </w:t>
       </w:r>
@@ -1497,11 +1323,6 @@
       <w:pPr>
         <w:pStyle w:val="BodyText"/>
       </w:pPr>
-    </w:p>
-    <w:p>
-      <w:pPr>
-        <w:pStyle w:val="BodyText"/>
-      </w:pPr>
       <w:r>
         <w:t xml:space="preserve">The intention of statements like </w:t>
       </w:r>
@@ -1542,8 +1363,8 @@
       </w:pPr>
     </w:p>
     <w:p>
-      <w:bookmarkStart w:id="7" w:name="AUDIENCE"/>
-      <w:bookmarkEnd w:id="7"/>
+      <w:bookmarkStart w:id="6" w:name="AUDIENCE"/>
+      <w:bookmarkEnd w:id="6"/>
       <w:r>
         <w:t>AUDIENCE</w:t>
       </w:r>
@@ -1555,20 +1376,17 @@
       <w:r>
         <w:t>The primary audience for this document is intended to be storage and/or application administration personnel responsible for installing and deploying NVMesh.</w:t>
       </w:r>
-      <w:r>
-        <w:t xml:space="preserve"> It is intended for NVIDIA internal consumption only.</w:t>
-      </w:r>
     </w:p>
     <w:p>
       <w:pPr>
         <w:pStyle w:val="BodyText"/>
       </w:pPr>
-      <w:bookmarkStart w:id="8" w:name="NON-DISCLOSURE_REQUIREMENTS"/>
-      <w:bookmarkEnd w:id="8"/>
+      <w:bookmarkStart w:id="7" w:name="NON-DISCLOSURE_REQUIREMENTS"/>
+      <w:bookmarkEnd w:id="7"/>
     </w:p>
     <w:p>
-      <w:bookmarkStart w:id="9" w:name="FEEDBACK"/>
-      <w:bookmarkEnd w:id="9"/>
+      <w:bookmarkStart w:id="8" w:name="FEEDBACK"/>
+      <w:bookmarkEnd w:id="8"/>
       <w:r>
         <w:t>FEEDBACK</w:t>
       </w:r>
@@ -1576,52 +1394,36 @@
     <w:p>
       <w:pPr>
         <w:pStyle w:val="BodyText"/>
+        <w:rPr>
+          <w:rFonts w:ascii="Arial"/>
+        </w:rPr>
       </w:pPr>
       <w:r>
-        <w:t xml:space="preserve">We continually try to improve the quality and usefulness of documentation. If you have any corrections, feedback, or requests for additional documentation, send an e-mail message </w:t>
+        <w:t xml:space="preserve">We continually try to improve the quality and usefulness of documentation. If you have any corrections, feedback, or requests for additional documentation, </w:t>
+      </w:r>
+      <w:bookmarkStart w:id="9" w:name="INFORMATION_ABOUT_THIS_DOCUMENT"/>
+      <w:bookmarkStart w:id="10" w:name="3._Introduction"/>
+      <w:bookmarkStart w:id="11" w:name="_bookmark2"/>
+      <w:bookmarkEnd w:id="9"/>
+      <w:bookmarkEnd w:id="10"/>
+      <w:bookmarkEnd w:id="11"/>
+      <w:r>
+        <w:t>s</w:t>
       </w:r>
       <w:r>
-        <w:t xml:space="preserve">to </w:t>
+        <w:t xml:space="preserve">end an e-mail message to </w:t>
       </w:r>
-      <w:hyperlink r:id="rId13" w:history="1">
+      <w:hyperlink r:id="rId9" w:history="1">
         <w:r>
           <w:rPr>
             <w:rStyle w:val="Hyperlink"/>
-            <w:color w:val="333333"/>
-            <w:u w:val="none"/>
           </w:rPr>
-          <w:t>yaniv@nvidia.com</w:t>
-        </w:r>
-      </w:hyperlink>
-      <w:r>
-        <w:t xml:space="preserve"> or </w:t>
-      </w:r>
-      <w:hyperlink r:id="rId14" w:history="1">
-        <w:r>
-          <w:rPr>
-            <w:rStyle w:val="Hyperlink"/>
-            <w:color w:val="333333"/>
-            <w:u w:val="none"/>
-          </w:rPr>
-          <w:t>kecohen@nvidia.com</w:t>
+          <w:t>nvmesh-documentation@nvidia.com</w:t>
         </w:r>
       </w:hyperlink>
       <w:r>
         <w:t>.</w:t>
       </w:r>
-    </w:p>
-    <w:p>
-      <w:pPr>
-        <w:rPr>
-          <w:rFonts w:ascii="Arial"/>
-        </w:rPr>
-      </w:pPr>
-      <w:bookmarkStart w:id="10" w:name="INFORMATION_ABOUT_THIS_DOCUMENT"/>
-      <w:bookmarkStart w:id="11" w:name="3._Introduction"/>
-      <w:bookmarkStart w:id="12" w:name="_bookmark2"/>
-      <w:bookmarkEnd w:id="10"/>
-      <w:bookmarkEnd w:id="11"/>
-      <w:bookmarkEnd w:id="12"/>
       <w:r>
         <w:br w:type="page"/>
       </w:r>
@@ -1630,11 +1432,11 @@
       <w:pPr>
         <w:pStyle w:val="Heading1"/>
       </w:pPr>
-      <w:bookmarkStart w:id="13" w:name="4._Installation"/>
-      <w:bookmarkStart w:id="14" w:name="_bookmark3"/>
-      <w:bookmarkStart w:id="15" w:name="_Toc187333339"/>
+      <w:bookmarkStart w:id="12" w:name="4._Installation"/>
+      <w:bookmarkStart w:id="13" w:name="_bookmark3"/>
+      <w:bookmarkStart w:id="14" w:name="_Toc187333339"/>
+      <w:bookmarkEnd w:id="12"/>
       <w:bookmarkEnd w:id="13"/>
-      <w:bookmarkEnd w:id="14"/>
       <w:r>
         <w:lastRenderedPageBreak/>
         <w:t>​</w:t>
@@ -1645,7 +1447,7 @@
       <w:r>
         <w:t xml:space="preserve"> and Terms</w:t>
       </w:r>
-      <w:bookmarkEnd w:id="15"/>
+      <w:bookmarkEnd w:id="14"/>
     </w:p>
     <w:tbl>
       <w:tblPr>
@@ -1735,7 +1537,13 @@
               <w:t>s</w:t>
             </w:r>
             <w:r>
-              <w:t xml:space="preserve"> volume </w:t>
+              <w:t xml:space="preserve"> </w:t>
+            </w:r>
+            <w:r>
+              <w:t xml:space="preserve">the </w:t>
+            </w:r>
+            <w:r>
+              <w:t xml:space="preserve">volume </w:t>
             </w:r>
             <w:r>
               <w:t xml:space="preserve">is only attached for </w:t>
@@ -1774,26 +1582,23 @@
               <w:pStyle w:val="BodyText"/>
             </w:pPr>
             <w:r>
-              <w:t>NVLustre</w:t>
-            </w:r>
-          </w:p>
-        </w:tc>
-        <w:tc>
-          <w:tcPr>
-            <w:tcW w:w="6804" w:type="dxa"/>
-          </w:tcPr>
-          <w:p>
-            <w:pPr>
-              <w:pStyle w:val="BodyText"/>
-              <w:rPr>
-                <w:lang w:bidi="he-IL"/>
-              </w:rPr>
-            </w:pPr>
-            <w:r>
-              <w:t>Lustre-over-NVMesh</w:t>
-            </w:r>
-            <w:r>
-              <w:t>.</w:t>
+              <w:t>RDMA IO</w:t>
+            </w:r>
+          </w:p>
+        </w:tc>
+        <w:tc>
+          <w:tcPr>
+            <w:tcW w:w="6804" w:type="dxa"/>
+          </w:tcPr>
+          <w:p>
+            <w:pPr>
+              <w:pStyle w:val="BodyText"/>
+            </w:pPr>
+            <w:r>
+              <w:t>This is IO executed using RoCE or Infiniband</w:t>
+            </w:r>
+            <w:r>
+              <w:t xml:space="preserve"> for communication.</w:t>
             </w:r>
           </w:p>
         </w:tc>
@@ -1811,37 +1616,6 @@
               <w:pStyle w:val="BodyText"/>
             </w:pPr>
             <w:r>
-              <w:t>RDMA IO</w:t>
-            </w:r>
-          </w:p>
-        </w:tc>
-        <w:tc>
-          <w:tcPr>
-            <w:tcW w:w="6804" w:type="dxa"/>
-          </w:tcPr>
-          <w:p>
-            <w:pPr>
-              <w:pStyle w:val="BodyText"/>
-            </w:pPr>
-            <w:r>
-              <w:t>This is IO executed using RoCE or Infiniband</w:t>
-            </w:r>
-            <w:r>
-              <w:t xml:space="preserve"> for communication.</w:t>
-            </w:r>
-          </w:p>
-        </w:tc>
-      </w:tr>
-      <w:tr>
-        <w:tc>
-          <w:tcPr>
-            <w:tcW w:w="3402" w:type="dxa"/>
-          </w:tcPr>
-          <w:p>
-            <w:pPr>
-              <w:pStyle w:val="BodyText"/>
-            </w:pPr>
-            <w:r>
               <w:t>SIW</w:t>
             </w:r>
           </w:p>
@@ -1911,9 +1685,6 @@
         </w:tc>
       </w:tr>
       <w:tr>
-        <w:trPr>
-          <w:cnfStyle w:val="000000100000" w:firstRow="0" w:lastRow="0" w:firstColumn="0" w:lastColumn="0" w:oddVBand="0" w:evenVBand="0" w:oddHBand="1" w:evenHBand="0" w:firstRowFirstColumn="0" w:firstRowLastColumn="0" w:lastRowFirstColumn="0" w:lastRowLastColumn="0"/>
-        </w:trPr>
         <w:tc>
           <w:tcPr>
             <w:tcW w:w="3402" w:type="dxa"/>
@@ -1970,12 +1741,12 @@
       <w:pPr>
         <w:pStyle w:val="Heading1"/>
       </w:pPr>
-      <w:bookmarkStart w:id="16" w:name="_Toc187333340"/>
+      <w:bookmarkStart w:id="15" w:name="_Toc187333340"/>
       <w:r>
         <w:lastRenderedPageBreak/>
         <w:t>Module Parameters</w:t>
       </w:r>
-      <w:bookmarkEnd w:id="16"/>
+      <w:bookmarkEnd w:id="15"/>
     </w:p>
     <w:p>
       <w:pPr>
@@ -2010,14 +1781,14 @@
       <w:pPr>
         <w:pStyle w:val="Heading2"/>
       </w:pPr>
-      <w:bookmarkStart w:id="17" w:name="_Toc187333341"/>
+      <w:bookmarkStart w:id="16" w:name="_Toc187333341"/>
       <w:r>
         <w:t xml:space="preserve">Tracer </w:t>
       </w:r>
       <w:r>
         <w:t>Severities</w:t>
       </w:r>
-      <w:bookmarkEnd w:id="17"/>
+      <w:bookmarkEnd w:id="16"/>
     </w:p>
     <w:p>
       <w:pPr>
@@ -2121,12 +1892,12 @@
       <w:pPr>
         <w:pStyle w:val="Heading2"/>
       </w:pPr>
-      <w:bookmarkStart w:id="18" w:name="_Toc187333342"/>
+      <w:bookmarkStart w:id="17" w:name="_Toc187333342"/>
       <w:r>
         <w:lastRenderedPageBreak/>
         <w:t>Common Parameters for Clients and Targets</w:t>
       </w:r>
-      <w:bookmarkEnd w:id="18"/>
+      <w:bookmarkEnd w:id="17"/>
     </w:p>
     <w:p>
       <w:pPr>
@@ -2141,11 +1912,11 @@
       <w:pPr>
         <w:pStyle w:val="Heading3"/>
       </w:pPr>
-      <w:bookmarkStart w:id="19" w:name="_Toc187333343"/>
+      <w:bookmarkStart w:id="18" w:name="_Toc187333343"/>
       <w:r>
         <w:t>nvmeiba</w:t>
       </w:r>
-      <w:bookmarkEnd w:id="19"/>
+      <w:bookmarkEnd w:id="18"/>
     </w:p>
     <w:tbl>
       <w:tblPr>
@@ -2234,23 +2005,6 @@
               <w:t xml:space="preserve"> for NVMesh versions compiled for production use. If a non-production version is used, the default is true, i.e., enabled.</w:t>
             </w:r>
           </w:p>
-          <w:p>
-            <w:pPr>
-              <w:pStyle w:val="BodyText"/>
-              <w:rPr>
-                <w:lang w:bidi="he-IL"/>
-              </w:rPr>
-            </w:pPr>
-            <w:r>
-              <w:t xml:space="preserve">For NVLustre, </w:t>
-            </w:r>
-            <w:r>
-              <w:t>set explicitly</w:t>
-            </w:r>
-            <w:r>
-              <w:t xml:space="preserve"> to false, in case non-production versions are used.</w:t>
-            </w:r>
-          </w:p>
         </w:tc>
       </w:tr>
       <w:tr>
@@ -2303,12 +2057,12 @@
       <w:pPr>
         <w:pStyle w:val="Heading3"/>
       </w:pPr>
-      <w:bookmarkStart w:id="20" w:name="_Toc187333344"/>
+      <w:bookmarkStart w:id="19" w:name="_Toc187333344"/>
       <w:r>
         <w:lastRenderedPageBreak/>
         <w:t>nvmeibc</w:t>
       </w:r>
-      <w:bookmarkEnd w:id="20"/>
+      <w:bookmarkEnd w:id="19"/>
     </w:p>
     <w:p>
       <w:pPr>
@@ -2571,36 +2325,24 @@
             </w:pPr>
             <w:proofErr w:type="spellStart"/>
             <w:r>
-              <w:t>debug_level</w:t>
-            </w:r>
-            <w:proofErr w:type="spellEnd"/>
-          </w:p>
-        </w:tc>
-        <w:tc>
-          <w:tcPr>
-            <w:tcW w:w="6804" w:type="dxa"/>
-          </w:tcPr>
-          <w:p>
-            <w:pPr>
-              <w:pStyle w:val="BodyText"/>
-            </w:pPr>
-            <w:r>
-              <w:t>Enable</w:t>
-            </w:r>
-            <w:r>
-              <w:t>s</w:t>
-            </w:r>
-            <w:r>
-              <w:t xml:space="preserve"> debug </w:t>
-            </w:r>
-            <w:r>
-              <w:t xml:space="preserve">logging (to the system log not NVMesh tracer) </w:t>
-            </w:r>
-            <w:r>
-              <w:t xml:space="preserve">if </w:t>
-            </w:r>
-            <w:r>
-              <w:t>set above 1, which is the default value. Deprecated.</w:t>
+              <w:t>nvmeibc_debug_fail_uj_encode</w:t>
+            </w:r>
+            <w:proofErr w:type="spellEnd"/>
+          </w:p>
+        </w:tc>
+        <w:tc>
+          <w:tcPr>
+            <w:tcW w:w="6804" w:type="dxa"/>
+          </w:tcPr>
+          <w:p>
+            <w:pPr>
+              <w:pStyle w:val="BodyText"/>
+            </w:pPr>
+            <w:r>
+              <w:t>Debug only: used to simulate an error path for journal allocation.</w:t>
+            </w:r>
+            <w:r>
+              <w:t xml:space="preserve"> Default is false and should not be changed unless debugging this specific functionality.</w:t>
             </w:r>
           </w:p>
         </w:tc>
@@ -2619,6 +2361,51 @@
             </w:pPr>
             <w:proofErr w:type="spellStart"/>
             <w:r>
+              <w:t>debug_level</w:t>
+            </w:r>
+            <w:proofErr w:type="spellEnd"/>
+          </w:p>
+        </w:tc>
+        <w:tc>
+          <w:tcPr>
+            <w:tcW w:w="6804" w:type="dxa"/>
+          </w:tcPr>
+          <w:p>
+            <w:pPr>
+              <w:pStyle w:val="BodyText"/>
+            </w:pPr>
+            <w:r>
+              <w:t>Enable</w:t>
+            </w:r>
+            <w:r>
+              <w:t>s</w:t>
+            </w:r>
+            <w:r>
+              <w:t xml:space="preserve"> debug </w:t>
+            </w:r>
+            <w:r>
+              <w:t xml:space="preserve">logging (to the system log not NVMesh tracer) </w:t>
+            </w:r>
+            <w:r>
+              <w:t xml:space="preserve">if </w:t>
+            </w:r>
+            <w:r>
+              <w:t>set above 1, which is the default value. Deprecated.</w:t>
+            </w:r>
+          </w:p>
+        </w:tc>
+      </w:tr>
+      <w:tr>
+        <w:tc>
+          <w:tcPr>
+            <w:tcW w:w="3402" w:type="dxa"/>
+          </w:tcPr>
+          <w:p>
+            <w:pPr>
+              <w:pStyle w:val="BodyText"/>
+            </w:pPr>
+            <w:proofErr w:type="spellStart"/>
+            <w:r>
               <w:t>default_dir_lsblk</w:t>
             </w:r>
             <w:proofErr w:type="spellEnd"/>
@@ -2667,80 +2454,6 @@
             </w:r>
             <w:r>
               <w:t>.</w:t>
-            </w:r>
-          </w:p>
-        </w:tc>
-      </w:tr>
-      <w:tr>
-        <w:tc>
-          <w:tcPr>
-            <w:tcW w:w="3402" w:type="dxa"/>
-          </w:tcPr>
-          <w:p>
-            <w:pPr>
-              <w:pStyle w:val="BodyText"/>
-            </w:pPr>
-            <w:proofErr w:type="spellStart"/>
-            <w:r>
-              <w:t>disk_locks_fast_reuse</w:t>
-            </w:r>
-            <w:proofErr w:type="spellEnd"/>
-          </w:p>
-        </w:tc>
-        <w:tc>
-          <w:tcPr>
-            <w:tcW w:w="6804" w:type="dxa"/>
-          </w:tcPr>
-          <w:p>
-            <w:pPr>
-              <w:pStyle w:val="BodyText"/>
-            </w:pPr>
-            <w:r>
-              <w:t xml:space="preserve">Reuse </w:t>
-            </w:r>
-            <w:r>
-              <w:t>a disk lock (</w:t>
-            </w:r>
-            <w:r>
-              <w:t>disk-lock opr</w:t>
-            </w:r>
-            <w:r>
-              <w:t>)</w:t>
-            </w:r>
-            <w:r>
-              <w:t xml:space="preserve"> before calling</w:t>
-            </w:r>
-            <w:r>
-              <w:t xml:space="preserve"> the callback from releasing the lock (</w:t>
-            </w:r>
-            <w:r>
-              <w:t>ulp cb</w:t>
-            </w:r>
-            <w:r>
-              <w:t>).</w:t>
-            </w:r>
-            <w:r>
-              <w:t xml:space="preserve"> </w:t>
-            </w:r>
-            <w:r>
-              <w:t>This is a boolean.</w:t>
-            </w:r>
-            <w:r>
-              <w:t xml:space="preserve"> This is a </w:t>
-            </w:r>
-            <w:r>
-              <w:t>potential</w:t>
-            </w:r>
-            <w:r>
-              <w:t xml:space="preserve"> optimization.</w:t>
-            </w:r>
-          </w:p>
-          <w:p>
-            <w:pPr>
-              <w:pStyle w:val="BodyText"/>
-            </w:pPr>
-            <w:r>
-              <w:t>Default is false.</w:t>
             </w:r>
           </w:p>
         </w:tc>
@@ -2749,6 +2462,80 @@
         <w:trPr>
           <w:cnfStyle w:val="000000100000" w:firstRow="0" w:lastRow="0" w:firstColumn="0" w:lastColumn="0" w:oddVBand="0" w:evenVBand="0" w:oddHBand="1" w:evenHBand="0" w:firstRowFirstColumn="0" w:firstRowLastColumn="0" w:lastRowFirstColumn="0" w:lastRowLastColumn="0"/>
         </w:trPr>
+        <w:tc>
+          <w:tcPr>
+            <w:tcW w:w="3402" w:type="dxa"/>
+          </w:tcPr>
+          <w:p>
+            <w:pPr>
+              <w:pStyle w:val="BodyText"/>
+            </w:pPr>
+            <w:proofErr w:type="spellStart"/>
+            <w:r>
+              <w:t>disk_locks_fast_reuse</w:t>
+            </w:r>
+            <w:proofErr w:type="spellEnd"/>
+          </w:p>
+        </w:tc>
+        <w:tc>
+          <w:tcPr>
+            <w:tcW w:w="6804" w:type="dxa"/>
+          </w:tcPr>
+          <w:p>
+            <w:pPr>
+              <w:pStyle w:val="BodyText"/>
+            </w:pPr>
+            <w:r>
+              <w:t xml:space="preserve">Reuse </w:t>
+            </w:r>
+            <w:r>
+              <w:t>a disk lock (</w:t>
+            </w:r>
+            <w:r>
+              <w:t>disk-lock opr</w:t>
+            </w:r>
+            <w:r>
+              <w:t>)</w:t>
+            </w:r>
+            <w:r>
+              <w:t xml:space="preserve"> before calling</w:t>
+            </w:r>
+            <w:r>
+              <w:t xml:space="preserve"> the callback from releasing the lock (</w:t>
+            </w:r>
+            <w:r>
+              <w:t>ulp cb</w:t>
+            </w:r>
+            <w:r>
+              <w:t>).</w:t>
+            </w:r>
+            <w:r>
+              <w:t xml:space="preserve"> </w:t>
+            </w:r>
+            <w:r>
+              <w:t>This is a boolean.</w:t>
+            </w:r>
+            <w:r>
+              <w:t xml:space="preserve"> This is a </w:t>
+            </w:r>
+            <w:r>
+              <w:t>potential</w:t>
+            </w:r>
+            <w:r>
+              <w:t xml:space="preserve"> optimization.</w:t>
+            </w:r>
+          </w:p>
+          <w:p>
+            <w:pPr>
+              <w:pStyle w:val="BodyText"/>
+            </w:pPr>
+            <w:r>
+              <w:t>Default is false.</w:t>
+            </w:r>
+          </w:p>
+        </w:tc>
+      </w:tr>
+      <w:tr>
         <w:tc>
           <w:tcPr>
             <w:tcW w:w="3402" w:type="dxa"/>
@@ -2900,62 +2687,62 @@
         </w:tc>
       </w:tr>
       <w:tr>
-        <w:tc>
-          <w:tcPr>
-            <w:tcW w:w="3402" w:type="dxa"/>
-          </w:tcPr>
-          <w:p>
-            <w:pPr>
-              <w:pStyle w:val="BodyText"/>
-            </w:pPr>
-            <w:proofErr w:type="spellStart"/>
-            <w:r>
-              <w:t>disk_pause_at_first_discover</w:t>
-            </w:r>
-            <w:proofErr w:type="spellEnd"/>
-          </w:p>
-        </w:tc>
-        <w:tc>
-          <w:tcPr>
-            <w:tcW w:w="6804" w:type="dxa"/>
-          </w:tcPr>
-          <w:p>
-            <w:pPr>
-              <w:pStyle w:val="BodyText"/>
-            </w:pPr>
-            <w:r>
-              <w:t xml:space="preserve">Defines whether to set the disk as paused </w:t>
-            </w:r>
-            <w:r>
-              <w:t>for the</w:t>
-            </w:r>
-            <w:r>
-              <w:t xml:space="preserve"> first discover</w:t>
-            </w:r>
-            <w:r>
-              <w:t>y</w:t>
-            </w:r>
-            <w:r>
-              <w:t xml:space="preserve"> to make attach operations faster.</w:t>
-            </w:r>
-            <w:r>
-              <w:t xml:space="preserve"> False simulates pre-2.6 behavior.</w:t>
-            </w:r>
-          </w:p>
-          <w:p>
-            <w:pPr>
-              <w:pStyle w:val="BodyText"/>
-            </w:pPr>
-            <w:r>
-              <w:t>Default is true.</w:t>
-            </w:r>
-          </w:p>
-        </w:tc>
-      </w:tr>
-      <w:tr>
         <w:trPr>
           <w:cnfStyle w:val="000000100000" w:firstRow="0" w:lastRow="0" w:firstColumn="0" w:lastColumn="0" w:oddVBand="0" w:evenVBand="0" w:oddHBand="1" w:evenHBand="0" w:firstRowFirstColumn="0" w:firstRowLastColumn="0" w:lastRowFirstColumn="0" w:lastRowLastColumn="0"/>
         </w:trPr>
+        <w:tc>
+          <w:tcPr>
+            <w:tcW w:w="3402" w:type="dxa"/>
+          </w:tcPr>
+          <w:p>
+            <w:pPr>
+              <w:pStyle w:val="BodyText"/>
+            </w:pPr>
+            <w:proofErr w:type="spellStart"/>
+            <w:r>
+              <w:t>disk_pause_at_first_discover</w:t>
+            </w:r>
+            <w:proofErr w:type="spellEnd"/>
+          </w:p>
+        </w:tc>
+        <w:tc>
+          <w:tcPr>
+            <w:tcW w:w="6804" w:type="dxa"/>
+          </w:tcPr>
+          <w:p>
+            <w:pPr>
+              <w:pStyle w:val="BodyText"/>
+            </w:pPr>
+            <w:r>
+              <w:t xml:space="preserve">Defines whether to set the disk as paused </w:t>
+            </w:r>
+            <w:r>
+              <w:t>for the</w:t>
+            </w:r>
+            <w:r>
+              <w:t xml:space="preserve"> first discover</w:t>
+            </w:r>
+            <w:r>
+              <w:t>y</w:t>
+            </w:r>
+            <w:r>
+              <w:t xml:space="preserve"> to make attach operations faster.</w:t>
+            </w:r>
+            <w:r>
+              <w:t xml:space="preserve"> False simulates pre-2.6 behavior.</w:t>
+            </w:r>
+          </w:p>
+          <w:p>
+            <w:pPr>
+              <w:pStyle w:val="BodyText"/>
+            </w:pPr>
+            <w:r>
+              <w:t>Default is true.</w:t>
+            </w:r>
+          </w:p>
+        </w:tc>
+      </w:tr>
+      <w:tr>
         <w:tc>
           <w:tcPr>
             <w:tcW w:w="3402" w:type="dxa"/>
@@ -3044,6 +2831,9 @@
         </w:tc>
       </w:tr>
       <w:tr>
+        <w:trPr>
+          <w:cnfStyle w:val="000000100000" w:firstRow="0" w:lastRow="0" w:firstColumn="0" w:lastColumn="0" w:oddVBand="0" w:evenVBand="0" w:oddHBand="1" w:evenHBand="0" w:firstRowFirstColumn="0" w:firstRowLastColumn="0" w:lastRowFirstColumn="0" w:lastRowLastColumn="0"/>
+        </w:trPr>
         <w:tc>
           <w:tcPr>
             <w:tcW w:w="3402" w:type="dxa"/>
@@ -3092,7 +2882,11 @@
               <w:t>ueue</w:t>
             </w:r>
             <w:r>
-              <w:t>, which hold both locks and journal entries</w:t>
+              <w:t xml:space="preserve">, which </w:t>
+            </w:r>
+            <w:r>
+              <w:lastRenderedPageBreak/>
+              <w:t>hold both locks and journal entries</w:t>
             </w:r>
             <w:r>
               <w:t>.</w:t>
@@ -3132,6 +2926,66 @@
         </w:tc>
       </w:tr>
       <w:tr>
+        <w:tc>
+          <w:tcPr>
+            <w:tcW w:w="3402" w:type="dxa"/>
+          </w:tcPr>
+          <w:p>
+            <w:pPr>
+              <w:pStyle w:val="BodyText"/>
+            </w:pPr>
+            <w:proofErr w:type="spellStart"/>
+            <w:r>
+              <w:lastRenderedPageBreak/>
+              <w:t>ec_reuse_req</w:t>
+            </w:r>
+            <w:proofErr w:type="spellEnd"/>
+          </w:p>
+        </w:tc>
+        <w:tc>
+          <w:tcPr>
+            <w:tcW w:w="6804" w:type="dxa"/>
+          </w:tcPr>
+          <w:p>
+            <w:pPr>
+              <w:pStyle w:val="BodyText"/>
+            </w:pPr>
+            <w:r>
+              <w:t>Enable reusing feature for requests</w:t>
+            </w:r>
+            <w:r>
+              <w:t xml:space="preserve"> </w:t>
+            </w:r>
+            <w:r>
+              <w:t>(EC)</w:t>
+            </w:r>
+            <w:r>
+              <w:t>.</w:t>
+            </w:r>
+            <w:r>
+              <w:t xml:space="preserve"> This parameter was added to facilitate disabling this</w:t>
+            </w:r>
+            <w:r>
+              <w:t xml:space="preserve"> reuse</w:t>
+            </w:r>
+            <w:r>
+              <w:t xml:space="preserve"> as a potential </w:t>
+            </w:r>
+            <w:r>
+              <w:t>optimization for NVMesh in DPU mode.</w:t>
+            </w:r>
+          </w:p>
+          <w:p>
+            <w:pPr>
+              <w:pStyle w:val="BodyText"/>
+            </w:pPr>
+            <w:r>
+              <w:t>Default is true.</w:t>
+            </w:r>
+          </w:p>
+        </w:tc>
+      </w:tr>
+      <w:tr>
         <w:trPr>
           <w:cnfStyle w:val="000000100000" w:firstRow="0" w:lastRow="0" w:firstColumn="0" w:lastColumn="0" w:oddVBand="0" w:evenVBand="0" w:oddHBand="1" w:evenHBand="0" w:firstRowFirstColumn="0" w:firstRowLastColumn="0" w:lastRowFirstColumn="0" w:lastRowLastColumn="0"/>
         </w:trPr>
@@ -3145,81 +2999,76 @@
             </w:pPr>
             <w:proofErr w:type="spellStart"/>
             <w:r>
-              <w:lastRenderedPageBreak/>
-              <w:t>ec_reuse_req</w:t>
-            </w:r>
-            <w:proofErr w:type="spellEnd"/>
-          </w:p>
-        </w:tc>
-        <w:tc>
-          <w:tcPr>
-            <w:tcW w:w="6804" w:type="dxa"/>
-          </w:tcPr>
-          <w:p>
-            <w:pPr>
-              <w:pStyle w:val="BodyText"/>
-            </w:pPr>
-            <w:r>
-              <w:t>Enable reusing feature for requests</w:t>
-            </w:r>
-            <w:r>
-              <w:t xml:space="preserve"> </w:t>
-            </w:r>
-            <w:r>
-              <w:t>(EC)</w:t>
+              <w:t>force_reconf_reboot</w:t>
+            </w:r>
+            <w:proofErr w:type="spellEnd"/>
+          </w:p>
+        </w:tc>
+        <w:tc>
+          <w:tcPr>
+            <w:tcW w:w="6804" w:type="dxa"/>
+          </w:tcPr>
+          <w:p>
+            <w:pPr>
+              <w:pStyle w:val="BodyText"/>
+            </w:pPr>
+            <w:r>
+              <w:t xml:space="preserve">Force all block device configuration changes to be done via device reboot, i.e. restarting the block device. </w:t>
+            </w:r>
+          </w:p>
+          <w:p>
+            <w:pPr>
+              <w:pStyle w:val="BodyText"/>
+            </w:pPr>
+            <w:r>
+              <w:t xml:space="preserve">Default is false. </w:t>
+            </w:r>
+          </w:p>
+        </w:tc>
+      </w:tr>
+      <w:tr>
+        <w:tc>
+          <w:tcPr>
+            <w:tcW w:w="3402" w:type="dxa"/>
+          </w:tcPr>
+          <w:p>
+            <w:pPr>
+              <w:pStyle w:val="BodyText"/>
+            </w:pPr>
+            <w:proofErr w:type="spellStart"/>
+            <w:r>
+              <w:t>goodpath_debug_level</w:t>
+            </w:r>
+            <w:proofErr w:type="spellEnd"/>
+          </w:p>
+        </w:tc>
+        <w:tc>
+          <w:tcPr>
+            <w:tcW w:w="6804" w:type="dxa"/>
+          </w:tcPr>
+          <w:p>
+            <w:pPr>
+              <w:pStyle w:val="BodyText"/>
+            </w:pPr>
+            <w:r>
+              <w:t xml:space="preserve">This determines the level of tracing for the </w:t>
+            </w:r>
+            <w:r>
+              <w:t>regular data path</w:t>
             </w:r>
             <w:r>
               <w:t>.</w:t>
             </w:r>
-            <w:r>
-              <w:t xml:space="preserve"> This parameter was added to facilitate disabling this</w:t>
-            </w:r>
-            <w:r>
-              <w:t xml:space="preserve"> reuse</w:t>
-            </w:r>
-            <w:r>
-              <w:t xml:space="preserve"> as a potential </w:t>
-            </w:r>
-            <w:r>
-              <w:t>optimization for NVMesh in DPU mode.</w:t>
-            </w:r>
-          </w:p>
-          <w:p>
-            <w:pPr>
-              <w:pStyle w:val="BodyText"/>
-            </w:pPr>
-            <w:r>
-              <w:t>Default is true.</w:t>
-            </w:r>
-          </w:p>
-        </w:tc>
-      </w:tr>
-      <w:tr>
-        <w:tc>
-          <w:tcPr>
-            <w:tcW w:w="3402" w:type="dxa"/>
-          </w:tcPr>
-          <w:p>
-            <w:pPr>
-              <w:pStyle w:val="BodyText"/>
-            </w:pPr>
-            <w:proofErr w:type="spellStart"/>
-            <w:r>
-              <w:t>elect_max_destages_per_dev</w:t>
-            </w:r>
-            <w:proofErr w:type="spellEnd"/>
-          </w:p>
-        </w:tc>
-        <w:tc>
-          <w:tcPr>
-            <w:tcW w:w="6804" w:type="dxa"/>
-          </w:tcPr>
-          <w:p>
-            <w:pPr>
-              <w:pStyle w:val="BodyText"/>
-            </w:pPr>
-            <w:r>
-              <w:t>Experimental for future functionality.</w:t>
+          </w:p>
+          <w:p>
+            <w:pPr>
+              <w:pStyle w:val="BodyText"/>
+            </w:pPr>
+            <w:r>
+              <w:t>Only traces with this level or lower will be issued, see tracer severities above</w:t>
+            </w:r>
+            <w:r>
+              <w:t>.</w:t>
             </w:r>
           </w:p>
         </w:tc>
@@ -3238,76 +3087,67 @@
             </w:pPr>
             <w:proofErr w:type="spellStart"/>
             <w:r>
-              <w:t>force_reconf_reboot</w:t>
-            </w:r>
-            <w:proofErr w:type="spellEnd"/>
-          </w:p>
-        </w:tc>
-        <w:tc>
-          <w:tcPr>
-            <w:tcW w:w="6804" w:type="dxa"/>
-          </w:tcPr>
-          <w:p>
-            <w:pPr>
-              <w:pStyle w:val="BodyText"/>
-            </w:pPr>
-            <w:r>
-              <w:t xml:space="preserve">Force all block device configuration changes to be done via device reboot, i.e. restarting the block device. </w:t>
-            </w:r>
-          </w:p>
-          <w:p>
-            <w:pPr>
-              <w:pStyle w:val="BodyText"/>
-            </w:pPr>
-            <w:r>
-              <w:t xml:space="preserve">Default is false. </w:t>
-            </w:r>
-          </w:p>
-        </w:tc>
-      </w:tr>
-      <w:tr>
-        <w:tc>
-          <w:tcPr>
-            <w:tcW w:w="3402" w:type="dxa"/>
-          </w:tcPr>
-          <w:p>
-            <w:pPr>
-              <w:pStyle w:val="BodyText"/>
-            </w:pPr>
-            <w:proofErr w:type="spellStart"/>
-            <w:r>
-              <w:t>goodpath_debug_level</w:t>
-            </w:r>
-            <w:proofErr w:type="spellEnd"/>
-          </w:p>
-        </w:tc>
-        <w:tc>
-          <w:tcPr>
-            <w:tcW w:w="6804" w:type="dxa"/>
-          </w:tcPr>
-          <w:p>
-            <w:pPr>
-              <w:pStyle w:val="BodyText"/>
-            </w:pPr>
-            <w:r>
-              <w:t xml:space="preserve">This determines the level of tracing for the </w:t>
-            </w:r>
-            <w:r>
-              <w:t>regular data path</w:t>
-            </w:r>
-            <w:r>
-              <w:t>.</w:t>
-            </w:r>
-          </w:p>
-          <w:p>
-            <w:pPr>
-              <w:pStyle w:val="BodyText"/>
-            </w:pPr>
-            <w:r>
-              <w:t>Only traces with this level or lower will be issued, see tracer severities above</w:t>
-            </w:r>
-            <w:r>
-              <w:t>.</w:t>
+              <w:t>goodpath_locks_debug_level</w:t>
+            </w:r>
+            <w:proofErr w:type="spellEnd"/>
+          </w:p>
+        </w:tc>
+        <w:tc>
+          <w:tcPr>
+            <w:tcW w:w="6804" w:type="dxa"/>
+          </w:tcPr>
+          <w:p>
+            <w:pPr>
+              <w:pStyle w:val="BodyText"/>
+            </w:pPr>
+            <w:r>
+              <w:t>This determines the level of tracing for the regular data path locks.</w:t>
+            </w:r>
+          </w:p>
+          <w:p>
+            <w:pPr>
+              <w:pStyle w:val="BodyText"/>
+            </w:pPr>
+            <w:r>
+              <w:t>Only traces with this level or lower will be issued, see tracer severities above.</w:t>
+            </w:r>
+          </w:p>
+        </w:tc>
+      </w:tr>
+      <w:tr>
+        <w:tc>
+          <w:tcPr>
+            <w:tcW w:w="3402" w:type="dxa"/>
+          </w:tcPr>
+          <w:p>
+            <w:pPr>
+              <w:pStyle w:val="BodyText"/>
+            </w:pPr>
+            <w:proofErr w:type="spellStart"/>
+            <w:r>
+              <w:t>goodpath_transport_debug_level</w:t>
+            </w:r>
+            <w:proofErr w:type="spellEnd"/>
+          </w:p>
+        </w:tc>
+        <w:tc>
+          <w:tcPr>
+            <w:tcW w:w="6804" w:type="dxa"/>
+          </w:tcPr>
+          <w:p>
+            <w:pPr>
+              <w:pStyle w:val="BodyText"/>
+            </w:pPr>
+            <w:r>
+              <w:t>This determines the level of tracing for the regular data path networking.</w:t>
+            </w:r>
+          </w:p>
+          <w:p>
+            <w:pPr>
+              <w:pStyle w:val="BodyText"/>
+            </w:pPr>
+            <w:r>
+              <w:t>Only traces with this level or lower will be issued, see tracer severities above.</w:t>
             </w:r>
           </w:p>
         </w:tc>
@@ -3326,67 +3166,103 @@
             </w:pPr>
             <w:proofErr w:type="spellStart"/>
             <w:r>
-              <w:t>goodpath_locks_debug_level</w:t>
-            </w:r>
-            <w:proofErr w:type="spellEnd"/>
-          </w:p>
-        </w:tc>
-        <w:tc>
-          <w:tcPr>
-            <w:tcW w:w="6804" w:type="dxa"/>
-          </w:tcPr>
-          <w:p>
-            <w:pPr>
-              <w:pStyle w:val="BodyText"/>
-            </w:pPr>
-            <w:r>
-              <w:t>This determines the level of tracing for the regular data path locks.</w:t>
-            </w:r>
-          </w:p>
-          <w:p>
-            <w:pPr>
-              <w:pStyle w:val="BodyText"/>
-            </w:pPr>
-            <w:r>
-              <w:t>Only traces with this level or lower will be issued, see tracer severities above.</w:t>
-            </w:r>
-          </w:p>
-        </w:tc>
-      </w:tr>
-      <w:tr>
-        <w:tc>
-          <w:tcPr>
-            <w:tcW w:w="3402" w:type="dxa"/>
-          </w:tcPr>
-          <w:p>
-            <w:pPr>
-              <w:pStyle w:val="BodyText"/>
-            </w:pPr>
-            <w:proofErr w:type="spellStart"/>
-            <w:r>
-              <w:t>goodpath_transport_debug_level</w:t>
-            </w:r>
-            <w:proofErr w:type="spellEnd"/>
-          </w:p>
-        </w:tc>
-        <w:tc>
-          <w:tcPr>
-            <w:tcW w:w="6804" w:type="dxa"/>
-          </w:tcPr>
-          <w:p>
-            <w:pPr>
-              <w:pStyle w:val="BodyText"/>
-            </w:pPr>
-            <w:r>
-              <w:t>This determines the level of tracing for the regular data path networking.</w:t>
-            </w:r>
-          </w:p>
-          <w:p>
-            <w:pPr>
-              <w:pStyle w:val="BodyText"/>
-            </w:pPr>
-            <w:r>
-              <w:t>Only traces with this level or lower will be issued, see tracer severities above.</w:t>
+              <w:t>g</w:t>
+            </w:r>
+            <w:r>
+              <w:t>uids</w:t>
+            </w:r>
+            <w:proofErr w:type="spellEnd"/>
+          </w:p>
+        </w:tc>
+        <w:tc>
+          <w:tcPr>
+            <w:tcW w:w="6804" w:type="dxa"/>
+          </w:tcPr>
+          <w:p>
+            <w:pPr>
+              <w:pStyle w:val="BodyText"/>
+            </w:pPr>
+            <w:r>
+              <w:t>Used for port filtering functionality.</w:t>
+            </w:r>
+          </w:p>
+          <w:p>
+            <w:pPr>
+              <w:pStyle w:val="BodyText"/>
+            </w:pPr>
+            <w:r>
+              <w:t>Typically populated from nvmesh.conf parameters.</w:t>
+            </w:r>
+          </w:p>
+        </w:tc>
+      </w:tr>
+      <w:tr>
+        <w:tc>
+          <w:tcPr>
+            <w:tcW w:w="3402" w:type="dxa"/>
+          </w:tcPr>
+          <w:p>
+            <w:pPr>
+              <w:pStyle w:val="BodyText"/>
+            </w:pPr>
+            <w:proofErr w:type="spellStart"/>
+            <w:r>
+              <w:t>ioch_ka_only_no_rdda</w:t>
+            </w:r>
+            <w:proofErr w:type="spellEnd"/>
+          </w:p>
+        </w:tc>
+        <w:tc>
+          <w:tcPr>
+            <w:tcW w:w="6804" w:type="dxa"/>
+          </w:tcPr>
+          <w:p>
+            <w:pPr>
+              <w:pStyle w:val="BodyText"/>
+            </w:pPr>
+            <w:r>
+              <w:t xml:space="preserve">Use only </w:t>
+            </w:r>
+            <w:r>
+              <w:t xml:space="preserve">IO </w:t>
+            </w:r>
+            <w:r>
+              <w:t xml:space="preserve">channnels for </w:t>
+            </w:r>
+            <w:r>
+              <w:t>IO</w:t>
+            </w:r>
+            <w:r>
+              <w:t xml:space="preserve"> </w:t>
+            </w:r>
+            <w:r>
+              <w:t>keep alive messages</w:t>
+            </w:r>
+            <w:r>
+              <w:t>, requires disk</w:t>
+            </w:r>
+            <w:r>
+              <w:t xml:space="preserve"> </w:t>
+            </w:r>
+            <w:r>
+              <w:t>discover</w:t>
+            </w:r>
+            <w:r>
+              <w:t>y</w:t>
+            </w:r>
+            <w:r>
+              <w:t xml:space="preserve"> to take effect</w:t>
+            </w:r>
+            <w:r>
+              <w:t>.</w:t>
+            </w:r>
+          </w:p>
+          <w:p>
+            <w:pPr>
+              <w:pStyle w:val="BodyText"/>
+            </w:pPr>
+            <w:r>
+              <w:t>Default is true.</w:t>
             </w:r>
           </w:p>
         </w:tc>
@@ -3405,89 +3281,36 @@
             </w:pPr>
             <w:proofErr w:type="spellStart"/>
             <w:r>
-              <w:t>guids</w:t>
-            </w:r>
-            <w:proofErr w:type="spellEnd"/>
-          </w:p>
-        </w:tc>
-        <w:tc>
-          <w:tcPr>
-            <w:tcW w:w="6804" w:type="dxa"/>
-          </w:tcPr>
-          <w:p>
-            <w:pPr>
-              <w:pStyle w:val="BodyText"/>
-            </w:pPr>
-            <w:r>
-              <w:t>Used for port filtering functionality.</w:t>
-            </w:r>
-          </w:p>
-          <w:p>
-            <w:pPr>
-              <w:pStyle w:val="BodyText"/>
-            </w:pPr>
-            <w:r>
-              <w:t>Typically populated from nvmesh.conf parameters.</w:t>
-            </w:r>
-          </w:p>
-        </w:tc>
-      </w:tr>
-      <w:tr>
-        <w:tc>
-          <w:tcPr>
-            <w:tcW w:w="3402" w:type="dxa"/>
-          </w:tcPr>
-          <w:p>
-            <w:pPr>
-              <w:pStyle w:val="BodyText"/>
-            </w:pPr>
-            <w:proofErr w:type="spellStart"/>
-            <w:r>
-              <w:t>ioch_ka_only_no_rdda</w:t>
-            </w:r>
-            <w:proofErr w:type="spellEnd"/>
-          </w:p>
-        </w:tc>
-        <w:tc>
-          <w:tcPr>
-            <w:tcW w:w="6804" w:type="dxa"/>
-          </w:tcPr>
-          <w:p>
-            <w:pPr>
-              <w:pStyle w:val="BodyText"/>
-            </w:pPr>
-            <w:r>
-              <w:t xml:space="preserve">Use only </w:t>
-            </w:r>
-            <w:r>
-              <w:t xml:space="preserve">IO </w:t>
-            </w:r>
-            <w:r>
-              <w:t xml:space="preserve">channnels for </w:t>
-            </w:r>
-            <w:r>
-              <w:t>IO</w:t>
-            </w:r>
-            <w:r>
-              <w:t xml:space="preserve"> </w:t>
-            </w:r>
-            <w:r>
-              <w:t>keep alive messages</w:t>
-            </w:r>
-            <w:r>
-              <w:t>, requires disk</w:t>
-            </w:r>
-            <w:r>
-              <w:t xml:space="preserve"> </w:t>
-            </w:r>
-            <w:r>
-              <w:t>discover</w:t>
-            </w:r>
-            <w:r>
-              <w:t>y</w:t>
-            </w:r>
-            <w:r>
-              <w:t xml:space="preserve"> to take effect</w:t>
+              <w:t>io_max_retry_secs</w:t>
+            </w:r>
+            <w:proofErr w:type="spellEnd"/>
+          </w:p>
+        </w:tc>
+        <w:tc>
+          <w:tcPr>
+            <w:tcW w:w="6804" w:type="dxa"/>
+          </w:tcPr>
+          <w:p>
+            <w:pPr>
+              <w:pStyle w:val="BodyText"/>
+            </w:pPr>
+            <w:r>
+              <w:t>The m</w:t>
+            </w:r>
+            <w:r>
+              <w:t>ax</w:t>
+            </w:r>
+            <w:r>
+              <w:t>imum</w:t>
+            </w:r>
+            <w:r>
+              <w:t xml:space="preserve"> time </w:t>
+            </w:r>
+            <w:r>
+              <w:t xml:space="preserve">in seconds </w:t>
+            </w:r>
+            <w:r>
+              <w:t>to try and execute IO before failing it</w:t>
             </w:r>
             <w:r>
               <w:t>.</w:t>
@@ -3498,7 +3321,63 @@
               <w:pStyle w:val="BodyText"/>
             </w:pPr>
             <w:r>
-              <w:t>Default is true.</w:t>
+              <w:t xml:space="preserve">The default is </w:t>
+            </w:r>
+            <w:r>
+              <w:t xml:space="preserve">0, </w:t>
+            </w:r>
+            <w:r>
+              <w:t xml:space="preserve">which is to </w:t>
+            </w:r>
+            <w:r>
+              <w:t xml:space="preserve">use </w:t>
+            </w:r>
+            <w:r>
+              <w:t>the kernel</w:t>
+            </w:r>
+            <w:r>
+              <w:t>'s default</w:t>
+            </w:r>
+            <w:r>
+              <w:t>.</w:t>
+            </w:r>
+          </w:p>
+        </w:tc>
+      </w:tr>
+      <w:tr>
+        <w:tc>
+          <w:tcPr>
+            <w:tcW w:w="3402" w:type="dxa"/>
+          </w:tcPr>
+          <w:p>
+            <w:pPr>
+              <w:pStyle w:val="BodyText"/>
+            </w:pPr>
+            <w:proofErr w:type="spellStart"/>
+            <w:r>
+              <w:t>jam_log_metrics_period</w:t>
+            </w:r>
+            <w:proofErr w:type="spellEnd"/>
+          </w:p>
+        </w:tc>
+        <w:tc>
+          <w:tcPr>
+            <w:tcW w:w="6804" w:type="dxa"/>
+          </w:tcPr>
+          <w:p>
+            <w:pPr>
+              <w:pStyle w:val="BodyText"/>
+            </w:pPr>
+            <w:r>
+              <w:t>The period in seconds at which to report jam metrics.</w:t>
+            </w:r>
+          </w:p>
+          <w:p>
+            <w:pPr>
+              <w:pStyle w:val="BodyText"/>
+            </w:pPr>
+            <w:r>
+              <w:t>Default is 0, which means do not report.</w:t>
             </w:r>
           </w:p>
         </w:tc>
@@ -3517,36 +3396,107 @@
             </w:pPr>
             <w:proofErr w:type="spellStart"/>
             <w:r>
-              <w:t>io_max_retry_secs</w:t>
-            </w:r>
-            <w:proofErr w:type="spellEnd"/>
-          </w:p>
-        </w:tc>
-        <w:tc>
-          <w:tcPr>
-            <w:tcW w:w="6804" w:type="dxa"/>
-          </w:tcPr>
-          <w:p>
-            <w:pPr>
-              <w:pStyle w:val="BodyText"/>
-            </w:pPr>
-            <w:r>
-              <w:t>The m</w:t>
-            </w:r>
-            <w:r>
-              <w:t>ax</w:t>
-            </w:r>
-            <w:r>
-              <w:t>imum</w:t>
-            </w:r>
-            <w:r>
-              <w:t xml:space="preserve"> time </w:t>
-            </w:r>
-            <w:r>
-              <w:t xml:space="preserve">in seconds </w:t>
-            </w:r>
-            <w:r>
-              <w:t>to try and execute IO before failing it</w:t>
+              <w:t>jam_max_used_entries</w:t>
+            </w:r>
+            <w:proofErr w:type="spellEnd"/>
+          </w:p>
+        </w:tc>
+        <w:tc>
+          <w:tcPr>
+            <w:tcW w:w="6804" w:type="dxa"/>
+          </w:tcPr>
+          <w:p>
+            <w:pPr>
+              <w:pStyle w:val="BodyText"/>
+            </w:pPr>
+            <w:r>
+              <w:t xml:space="preserve">Sets the maximum journal entries to be used by the </w:t>
+            </w:r>
+            <w:r>
+              <w:t>J</w:t>
+            </w:r>
+            <w:r>
+              <w:t>AM (journal allocation manager).</w:t>
+            </w:r>
+          </w:p>
+          <w:p>
+            <w:pPr>
+              <w:pStyle w:val="BodyText"/>
+            </w:pPr>
+            <w:r>
+              <w:t xml:space="preserve">The default is </w:t>
+            </w:r>
+            <w:r>
+              <w:t>0</w:t>
+            </w:r>
+            <w:r>
+              <w:t xml:space="preserve">, which is to </w:t>
+            </w:r>
+            <w:r>
+              <w:t xml:space="preserve">use </w:t>
+            </w:r>
+            <w:r>
+              <w:t>the built-in</w:t>
+            </w:r>
+            <w:r>
+              <w:t xml:space="preserve"> default. </w:t>
+            </w:r>
+          </w:p>
+        </w:tc>
+      </w:tr>
+      <w:tr>
+        <w:tc>
+          <w:tcPr>
+            <w:tcW w:w="3402" w:type="dxa"/>
+          </w:tcPr>
+          <w:p>
+            <w:pPr>
+              <w:pStyle w:val="BodyText"/>
+            </w:pPr>
+            <w:proofErr w:type="spellStart"/>
+            <w:r>
+              <w:t>jam_non_free_entry_timeout</w:t>
+            </w:r>
+            <w:proofErr w:type="spellEnd"/>
+          </w:p>
+        </w:tc>
+        <w:tc>
+          <w:tcPr>
+            <w:tcW w:w="6804" w:type="dxa"/>
+          </w:tcPr>
+          <w:p>
+            <w:pPr>
+              <w:pStyle w:val="BodyText"/>
+            </w:pPr>
+            <w:r>
+              <w:t>J</w:t>
+            </w:r>
+            <w:r>
+              <w:t>AM</w:t>
+            </w:r>
+            <w:r>
+              <w:t xml:space="preserve"> timeout for </w:t>
+            </w:r>
+            <w:r>
+              <w:t xml:space="preserve">having a </w:t>
+            </w:r>
+            <w:r>
+              <w:t>j</w:t>
+            </w:r>
+            <w:r>
+              <w:t xml:space="preserve">ournal </w:t>
+            </w:r>
+            <w:r>
+              <w:t xml:space="preserve">entry in </w:t>
+            </w:r>
+            <w:r>
+              <w:t xml:space="preserve">a </w:t>
+            </w:r>
+            <w:r>
+              <w:t>non-free state</w:t>
+            </w:r>
+            <w:r>
+              <w:t xml:space="preserve"> in seconds</w:t>
             </w:r>
             <w:r>
               <w:t>.</w:t>
@@ -3557,87 +3507,8 @@
               <w:pStyle w:val="BodyText"/>
             </w:pPr>
             <w:r>
-              <w:t xml:space="preserve">The default is </w:t>
-            </w:r>
-            <w:r>
-              <w:t xml:space="preserve">0, </w:t>
-            </w:r>
-            <w:r>
-              <w:t xml:space="preserve">which is to </w:t>
-            </w:r>
-            <w:r>
-              <w:t xml:space="preserve">use </w:t>
-            </w:r>
-            <w:r>
-              <w:t>the kernel</w:t>
-            </w:r>
-            <w:r>
-              <w:t>'s default</w:t>
-            </w:r>
-            <w:r>
-              <w:t>.</w:t>
-            </w:r>
-          </w:p>
-        </w:tc>
-      </w:tr>
-      <w:tr>
-        <w:tc>
-          <w:tcPr>
-            <w:tcW w:w="3402" w:type="dxa"/>
-          </w:tcPr>
-          <w:p>
-            <w:pPr>
-              <w:pStyle w:val="BodyText"/>
-            </w:pPr>
-            <w:proofErr w:type="spellStart"/>
-            <w:r>
-              <w:t>jam_max_used_entries</w:t>
-            </w:r>
-            <w:proofErr w:type="spellEnd"/>
-          </w:p>
-        </w:tc>
-        <w:tc>
-          <w:tcPr>
-            <w:tcW w:w="6804" w:type="dxa"/>
-          </w:tcPr>
-          <w:p>
-            <w:pPr>
-              <w:pStyle w:val="BodyText"/>
-            </w:pPr>
-            <w:r>
-              <w:t xml:space="preserve">Sets the maximum journal entries to be used by the </w:t>
-            </w:r>
-            <w:r>
-              <w:t>J</w:t>
-            </w:r>
-            <w:r>
-              <w:t>AM (journal allocation manager)</w:t>
-            </w:r>
-            <w:r>
-              <w:t>.</w:t>
-            </w:r>
-          </w:p>
-          <w:p>
-            <w:pPr>
-              <w:pStyle w:val="BodyText"/>
-            </w:pPr>
-            <w:r>
-              <w:t xml:space="preserve">The default is </w:t>
-            </w:r>
-            <w:r>
-              <w:t>0</w:t>
-            </w:r>
-            <w:r>
-              <w:t xml:space="preserve">, which is to </w:t>
-            </w:r>
-            <w:r>
-              <w:t xml:space="preserve">use </w:t>
-            </w:r>
-            <w:r>
-              <w:t>the built-in</w:t>
-            </w:r>
-            <w:r>
-              <w:t xml:space="preserve"> default. </w:t>
+              <w:lastRenderedPageBreak/>
+              <w:t xml:space="preserve">Default is 300. </w:t>
             </w:r>
           </w:p>
         </w:tc>
@@ -3656,7 +3527,49 @@
             </w:pPr>
             <w:proofErr w:type="spellStart"/>
             <w:r>
-              <w:t>jam_non_free_entry_timeout</w:t>
+              <w:lastRenderedPageBreak/>
+              <w:t>jam_pending_enb</w:t>
+            </w:r>
+            <w:proofErr w:type="spellEnd"/>
+          </w:p>
+        </w:tc>
+        <w:tc>
+          <w:tcPr>
+            <w:tcW w:w="6804" w:type="dxa"/>
+          </w:tcPr>
+          <w:p>
+            <w:pPr>
+              <w:pStyle w:val="BodyText"/>
+            </w:pPr>
+            <w:r>
+              <w:t>Controls whether to enable or allow pending allocations on the JAM</w:t>
+            </w:r>
+            <w:r>
+              <w:t xml:space="preserve">. </w:t>
+            </w:r>
+          </w:p>
+          <w:p>
+            <w:pPr>
+              <w:pStyle w:val="BodyText"/>
+            </w:pPr>
+            <w:r>
+              <w:t>Default is true.</w:t>
+            </w:r>
+          </w:p>
+        </w:tc>
+      </w:tr>
+      <w:tr>
+        <w:tc>
+          <w:tcPr>
+            <w:tcW w:w="3402" w:type="dxa"/>
+          </w:tcPr>
+          <w:p>
+            <w:pPr>
+              <w:pStyle w:val="BodyText"/>
+            </w:pPr>
+            <w:proofErr w:type="spellStart"/>
+            <w:r>
+              <w:t>jam_pending_req_timeout_jif</w:t>
             </w:r>
             <w:proofErr w:type="spellEnd"/>
           </w:p>
@@ -3676,28 +3589,13 @@
               <w:t>AM</w:t>
             </w:r>
             <w:r>
-              <w:t xml:space="preserve"> timeout for </w:t>
-            </w:r>
-            <w:r>
-              <w:t xml:space="preserve">having a </w:t>
-            </w:r>
-            <w:r>
-              <w:t>j</w:t>
-            </w:r>
-            <w:r>
-              <w:t xml:space="preserve">ournal </w:t>
-            </w:r>
-            <w:r>
-              <w:t xml:space="preserve">entry in </w:t>
-            </w:r>
-            <w:r>
-              <w:t xml:space="preserve">a </w:t>
-            </w:r>
-            <w:r>
-              <w:t>non-free state</w:t>
-            </w:r>
-            <w:r>
-              <w:t xml:space="preserve"> in seconds</w:t>
+              <w:t xml:space="preserve"> timeout for pending allocation request </w:t>
+            </w:r>
+            <w:r>
+              <w:t xml:space="preserve">in </w:t>
+            </w:r>
+            <w:r>
+              <w:t>jiffies</w:t>
             </w:r>
             <w:r>
               <w:t>.</w:t>
@@ -3708,54 +3606,30 @@
               <w:pStyle w:val="BodyText"/>
             </w:pPr>
             <w:r>
-              <w:t xml:space="preserve">Default is 300. </w:t>
-            </w:r>
-          </w:p>
-        </w:tc>
-      </w:tr>
-      <w:tr>
-        <w:tc>
-          <w:tcPr>
-            <w:tcW w:w="3402" w:type="dxa"/>
-          </w:tcPr>
-          <w:p>
-            <w:pPr>
-              <w:pStyle w:val="BodyText"/>
-            </w:pPr>
-            <w:proofErr w:type="spellStart"/>
-            <w:r>
-              <w:t>jam_pending_enb</w:t>
-            </w:r>
-            <w:proofErr w:type="spellEnd"/>
-          </w:p>
-        </w:tc>
-        <w:tc>
-          <w:tcPr>
-            <w:tcW w:w="6804" w:type="dxa"/>
-          </w:tcPr>
-          <w:p>
-            <w:pPr>
-              <w:pStyle w:val="BodyText"/>
-            </w:pPr>
-            <w:r>
-              <w:t xml:space="preserve">Controls whether to enable </w:t>
-            </w:r>
-            <w:r>
-              <w:t xml:space="preserve">or allow </w:t>
-            </w:r>
-            <w:r>
-              <w:t>pending allocations on the JAM</w:t>
-            </w:r>
-            <w:r>
-              <w:t xml:space="preserve">. </w:t>
-            </w:r>
-          </w:p>
-          <w:p>
-            <w:pPr>
-              <w:pStyle w:val="BodyText"/>
-            </w:pPr>
-            <w:r>
-              <w:t>Default is true.</w:t>
+              <w:t>I</w:t>
+            </w:r>
+            <w:r>
+              <w:t xml:space="preserve">f </w:t>
+            </w:r>
+            <w:r>
+              <w:t xml:space="preserve">set to </w:t>
+            </w:r>
+            <w:r>
+              <w:t>0</w:t>
+            </w:r>
+            <w:r>
+              <w:t>,</w:t>
+            </w:r>
+            <w:r>
+              <w:t xml:space="preserve"> use system default.</w:t>
+            </w:r>
+          </w:p>
+          <w:p>
+            <w:pPr>
+              <w:pStyle w:val="BodyText"/>
+            </w:pPr>
+            <w:r>
+              <w:t xml:space="preserve">Default is 10 milliseconds. </w:t>
             </w:r>
           </w:p>
         </w:tc>
@@ -3774,83 +3648,6 @@
             </w:pPr>
             <w:proofErr w:type="spellStart"/>
             <w:r>
-              <w:lastRenderedPageBreak/>
-              <w:t>jam_pending_req_timeout_jif</w:t>
-            </w:r>
-            <w:proofErr w:type="spellEnd"/>
-          </w:p>
-        </w:tc>
-        <w:tc>
-          <w:tcPr>
-            <w:tcW w:w="6804" w:type="dxa"/>
-          </w:tcPr>
-          <w:p>
-            <w:pPr>
-              <w:pStyle w:val="BodyText"/>
-            </w:pPr>
-            <w:r>
-              <w:t>J</w:t>
-            </w:r>
-            <w:r>
-              <w:t>AM</w:t>
-            </w:r>
-            <w:r>
-              <w:t xml:space="preserve"> timeout for pending allocation request </w:t>
-            </w:r>
-            <w:r>
-              <w:t xml:space="preserve">in </w:t>
-            </w:r>
-            <w:r>
-              <w:t>jiffies</w:t>
-            </w:r>
-            <w:r>
-              <w:t>.</w:t>
-            </w:r>
-          </w:p>
-          <w:p>
-            <w:pPr>
-              <w:pStyle w:val="BodyText"/>
-            </w:pPr>
-            <w:r>
-              <w:t>I</w:t>
-            </w:r>
-            <w:r>
-              <w:t xml:space="preserve">f </w:t>
-            </w:r>
-            <w:r>
-              <w:t xml:space="preserve">set to </w:t>
-            </w:r>
-            <w:r>
-              <w:t>0</w:t>
-            </w:r>
-            <w:r>
-              <w:t>,</w:t>
-            </w:r>
-            <w:r>
-              <w:t xml:space="preserve"> use system default.</w:t>
-            </w:r>
-          </w:p>
-          <w:p>
-            <w:pPr>
-              <w:pStyle w:val="BodyText"/>
-            </w:pPr>
-            <w:r>
-              <w:t xml:space="preserve">Default is 10 milliseconds. </w:t>
-            </w:r>
-          </w:p>
-        </w:tc>
-      </w:tr>
-      <w:tr>
-        <w:tc>
-          <w:tcPr>
-            <w:tcW w:w="3402" w:type="dxa"/>
-          </w:tcPr>
-          <w:p>
-            <w:pPr>
-              <w:pStyle w:val="BodyText"/>
-            </w:pPr>
-            <w:proofErr w:type="spellStart"/>
-            <w:r>
               <w:t>local_io_use_md_dma_pool</w:t>
             </w:r>
             <w:proofErr w:type="spellEnd"/>
@@ -3874,6 +3671,44 @@
             <w:proofErr w:type="spellEnd"/>
             <w:r>
               <w:t xml:space="preserve"> pool of memory or to dynamically allocate memory per IO.</w:t>
+            </w:r>
+          </w:p>
+          <w:p>
+            <w:pPr>
+              <w:pStyle w:val="BodyText"/>
+            </w:pPr>
+            <w:r>
+              <w:t>Default is true.</w:t>
+            </w:r>
+          </w:p>
+        </w:tc>
+      </w:tr>
+      <w:tr>
+        <w:tc>
+          <w:tcPr>
+            <w:tcW w:w="3402" w:type="dxa"/>
+          </w:tcPr>
+          <w:p>
+            <w:pPr>
+              <w:pStyle w:val="BodyText"/>
+            </w:pPr>
+            <w:proofErr w:type="spellStart"/>
+            <w:r>
+              <w:t>local_io_use_prpl</w:t>
+            </w:r>
+            <w:proofErr w:type="spellEnd"/>
+          </w:p>
+        </w:tc>
+        <w:tc>
+          <w:tcPr>
+            <w:tcW w:w="6804" w:type="dxa"/>
+          </w:tcPr>
+          <w:p>
+            <w:pPr>
+              <w:pStyle w:val="BodyText"/>
+            </w:pPr>
+            <w:r>
+              <w:t>Determines whether local IO requests use PRPLs instead of SGLs (see the NVMe standard for more information). PRPLs are needed for environments with the IOMMU enabled.</w:t>
             </w:r>
           </w:p>
           <w:p>
@@ -3900,27 +3735,21 @@
             </w:pPr>
             <w:proofErr w:type="spellStart"/>
             <w:r>
-              <w:t>local_io_use_prpl</w:t>
-            </w:r>
-            <w:proofErr w:type="spellEnd"/>
-          </w:p>
-        </w:tc>
-        <w:tc>
-          <w:tcPr>
-            <w:tcW w:w="6804" w:type="dxa"/>
-          </w:tcPr>
-          <w:p>
-            <w:pPr>
-              <w:pStyle w:val="BodyText"/>
-            </w:pPr>
-            <w:r>
-              <w:t>Deter</w:t>
-            </w:r>
-            <w:r>
-              <w:t>mines whether local IO requests use PRPLs instead of SGLs (see the NVMe standard for more information).</w:t>
-            </w:r>
-            <w:r>
-              <w:t xml:space="preserve"> PRPLs are needed for environments with the IOMMU enabled.</w:t>
+              <w:t>local_io_use_rd_md_pool</w:t>
+            </w:r>
+            <w:proofErr w:type="spellEnd"/>
+          </w:p>
+        </w:tc>
+        <w:tc>
+          <w:tcPr>
+            <w:tcW w:w="6804" w:type="dxa"/>
+          </w:tcPr>
+          <w:p>
+            <w:pPr>
+              <w:pStyle w:val="BodyText"/>
+            </w:pPr>
+            <w:r>
+              <w:t>Determines whether to use a preallocated pool or to dynamically allocate memory for metadata read operations, as the NVMe standard forces reading the block data with the metadata.</w:t>
             </w:r>
           </w:p>
           <w:p>
@@ -3934,56 +3763,6 @@
         </w:tc>
       </w:tr>
       <w:tr>
-        <w:tc>
-          <w:tcPr>
-            <w:tcW w:w="3402" w:type="dxa"/>
-          </w:tcPr>
-          <w:p>
-            <w:pPr>
-              <w:pStyle w:val="BodyText"/>
-            </w:pPr>
-            <w:proofErr w:type="spellStart"/>
-            <w:r>
-              <w:t>local_io_use_rd_md_pool</w:t>
-            </w:r>
-            <w:proofErr w:type="spellEnd"/>
-          </w:p>
-        </w:tc>
-        <w:tc>
-          <w:tcPr>
-            <w:tcW w:w="6804" w:type="dxa"/>
-          </w:tcPr>
-          <w:p>
-            <w:pPr>
-              <w:pStyle w:val="BodyText"/>
-            </w:pPr>
-            <w:r>
-              <w:t xml:space="preserve">Determines whether to use a preallocated pool or to dynamically allocate memory for </w:t>
-            </w:r>
-            <w:r>
-              <w:t>metadata read operations</w:t>
-            </w:r>
-            <w:r>
-              <w:t>, as the NVMe standard forces reading the block data with the metadata</w:t>
-            </w:r>
-            <w:r>
-              <w:t>.</w:t>
-            </w:r>
-          </w:p>
-          <w:p>
-            <w:pPr>
-              <w:pStyle w:val="BodyText"/>
-            </w:pPr>
-            <w:r>
-              <w:t>Default is true.</w:t>
-            </w:r>
-          </w:p>
-        </w:tc>
-      </w:tr>
-      <w:tr>
-        <w:trPr>
-          <w:cnfStyle w:val="000000100000" w:firstRow="0" w:lastRow="0" w:firstColumn="0" w:lastColumn="0" w:oddVBand="0" w:evenVBand="0" w:oddHBand="1" w:evenHBand="0" w:firstRowFirstColumn="0" w:firstRowLastColumn="0" w:lastRowFirstColumn="0" w:lastRowLastColumn="0"/>
-        </w:trPr>
         <w:tc>
           <w:tcPr>
             <w:tcW w:w="3402" w:type="dxa"/>
@@ -4166,6 +3945,9 @@
         </w:tc>
       </w:tr>
       <w:tr>
+        <w:trPr>
+          <w:cnfStyle w:val="000000100000" w:firstRow="0" w:lastRow="0" w:firstColumn="0" w:lastColumn="0" w:oddVBand="0" w:evenVBand="0" w:oddHBand="1" w:evenHBand="0" w:firstRowFirstColumn="0" w:firstRowLastColumn="0" w:lastRowFirstColumn="0" w:lastRowLastColumn="0"/>
+        </w:trPr>
         <w:tc>
           <w:tcPr>
             <w:tcW w:w="3402" w:type="dxa"/>
@@ -4213,10 +3995,7 @@
               <w:t>0</w:t>
             </w:r>
             <w:r>
-              <w:t xml:space="preserve"> </w:t>
-            </w:r>
-            <w:r>
-              <w:t>=</w:t>
+              <w:t xml:space="preserve"> =</w:t>
             </w:r>
             <w:r>
               <w:t xml:space="preserve"> LRU - </w:t>
@@ -4258,6 +4037,7 @@
               </w:numPr>
             </w:pPr>
             <w:r>
+              <w:lastRenderedPageBreak/>
               <w:t>2 =</w:t>
             </w:r>
             <w:r>
@@ -4268,6 +4048,37 @@
             </w:r>
             <w:r>
               <w:t>ation address</w:t>
+            </w:r>
+          </w:p>
+        </w:tc>
+      </w:tr>
+      <w:tr>
+        <w:tc>
+          <w:tcPr>
+            <w:tcW w:w="3402" w:type="dxa"/>
+          </w:tcPr>
+          <w:p>
+            <w:pPr>
+              <w:pStyle w:val="BodyText"/>
+            </w:pPr>
+            <w:proofErr w:type="spellStart"/>
+            <w:r>
+              <w:lastRenderedPageBreak/>
+              <w:t>lock_ch_get_method_tcp</w:t>
+            </w:r>
+            <w:proofErr w:type="spellEnd"/>
+          </w:p>
+        </w:tc>
+        <w:tc>
+          <w:tcPr>
+            <w:tcW w:w="6804" w:type="dxa"/>
+          </w:tcPr>
+          <w:p>
+            <w:pPr>
+              <w:pStyle w:val="BodyText"/>
+            </w:pPr>
+            <w:r>
+              <w:t>Determines the method for choosing the lock channel for TCP communication, same values as for RDMA, see above.</w:t>
             </w:r>
           </w:p>
         </w:tc>
@@ -4286,36 +4097,6 @@
             </w:pPr>
             <w:proofErr w:type="spellStart"/>
             <w:r>
-              <w:t>lock_ch_get_method_tcp</w:t>
-            </w:r>
-            <w:proofErr w:type="spellEnd"/>
-          </w:p>
-        </w:tc>
-        <w:tc>
-          <w:tcPr>
-            <w:tcW w:w="6804" w:type="dxa"/>
-          </w:tcPr>
-          <w:p>
-            <w:pPr>
-              <w:pStyle w:val="BodyText"/>
-            </w:pPr>
-            <w:r>
-              <w:t>Determines the method for choosing the lock channel for TCP communication, same values as for RDMA, see above.</w:t>
-            </w:r>
-          </w:p>
-        </w:tc>
-      </w:tr>
-      <w:tr>
-        <w:tc>
-          <w:tcPr>
-            <w:tcW w:w="3402" w:type="dxa"/>
-          </w:tcPr>
-          <w:p>
-            <w:pPr>
-              <w:pStyle w:val="BodyText"/>
-            </w:pPr>
-            <w:proofErr w:type="spellStart"/>
-            <w:r>
               <w:t>lock_ch_pcpu_cpus</w:t>
             </w:r>
             <w:proofErr w:type="spellEnd"/>
@@ -4354,11 +4135,7 @@
               <w:t xml:space="preserve"> </w:t>
             </w:r>
             <w:r>
-              <w:t xml:space="preserve">lock </w:t>
-            </w:r>
-            <w:r>
-              <w:lastRenderedPageBreak/>
-              <w:t>c</w:t>
+              <w:t>lock c</w:t>
             </w:r>
             <w:r>
               <w:t>hannels</w:t>
@@ -4372,13 +4149,7 @@
               <w:pStyle w:val="BodyText"/>
             </w:pPr>
             <w:r>
-              <w:t>Th</w:t>
-            </w:r>
-            <w:r>
-              <w:t>e format</w:t>
-            </w:r>
-            <w:r>
-              <w:t xml:space="preserve"> is a </w:t>
+              <w:t xml:space="preserve">The format is a </w:t>
             </w:r>
             <w:r>
               <w:t xml:space="preserve">hex-mask list where each entry is 32-bits </w:t>
@@ -4410,10 +4181,48 @@
               <w:t>empty, use all cores</w:t>
             </w:r>
             <w:r>
-              <w:t>.</w:t>
-            </w:r>
-            <w:r>
-              <w:t xml:space="preserve"> This is the default.</w:t>
+              <w:t>. This is the default.</w:t>
+            </w:r>
+          </w:p>
+        </w:tc>
+      </w:tr>
+      <w:tr>
+        <w:tc>
+          <w:tcPr>
+            <w:tcW w:w="3402" w:type="dxa"/>
+          </w:tcPr>
+          <w:p>
+            <w:pPr>
+              <w:pStyle w:val="BodyText"/>
+            </w:pPr>
+            <w:proofErr w:type="spellStart"/>
+            <w:r>
+              <w:t>lock_ch_scq_offload_thread</w:t>
+            </w:r>
+            <w:proofErr w:type="spellEnd"/>
+          </w:p>
+        </w:tc>
+        <w:tc>
+          <w:tcPr>
+            <w:tcW w:w="6804" w:type="dxa"/>
+          </w:tcPr>
+          <w:p>
+            <w:pPr>
+              <w:pStyle w:val="BodyText"/>
+            </w:pPr>
+            <w:r>
+              <w:t>Use a thread for offload processing</w:t>
+            </w:r>
+            <w:r>
+              <w:t xml:space="preserve"> for RDMA shared completion queue handling.</w:t>
+            </w:r>
+          </w:p>
+          <w:p>
+            <w:pPr>
+              <w:pStyle w:val="BodyText"/>
+            </w:pPr>
+            <w:r>
+              <w:t>Default is true.</w:t>
             </w:r>
           </w:p>
         </w:tc>
@@ -4432,8 +4241,7 @@
             </w:pPr>
             <w:proofErr w:type="spellStart"/>
             <w:r>
-              <w:lastRenderedPageBreak/>
-              <w:t>lock_ch_scq_offload_thread</w:t>
+              <w:t>lock_ch_scq_offload_thread_tcp</w:t>
             </w:r>
             <w:proofErr w:type="spellEnd"/>
           </w:p>
@@ -4450,7 +4258,7 @@
               <w:t>Use a thread for offload processing</w:t>
             </w:r>
             <w:r>
-              <w:t xml:space="preserve"> for RDMA shared completion queue handling.</w:t>
+              <w:t xml:space="preserve"> for SIW shared completion queue handling.</w:t>
             </w:r>
           </w:p>
           <w:p>
@@ -4474,33 +4282,41 @@
             </w:pPr>
             <w:proofErr w:type="spellStart"/>
             <w:r>
-              <w:t>lock_ch_scq_offload_thread_tcp</w:t>
-            </w:r>
-            <w:proofErr w:type="spellEnd"/>
-          </w:p>
-        </w:tc>
-        <w:tc>
-          <w:tcPr>
-            <w:tcW w:w="6804" w:type="dxa"/>
-          </w:tcPr>
-          <w:p>
-            <w:pPr>
-              <w:pStyle w:val="BodyText"/>
-            </w:pPr>
-            <w:r>
-              <w:t>Use a thread for offload processing</w:t>
-            </w:r>
-            <w:r>
-              <w:t xml:space="preserve"> for SIW shared completion queue handling.</w:t>
-            </w:r>
-          </w:p>
-          <w:p>
-            <w:pPr>
-              <w:pStyle w:val="BodyText"/>
-            </w:pPr>
-            <w:r>
-              <w:t>Default is true.</w:t>
-            </w:r>
+              <w:t>lock_retry_delay_multiplier</w:t>
+            </w:r>
+            <w:proofErr w:type="spellEnd"/>
+          </w:p>
+        </w:tc>
+        <w:tc>
+          <w:tcPr>
+            <w:tcW w:w="6804" w:type="dxa"/>
+          </w:tcPr>
+          <w:p>
+            <w:pPr>
+              <w:pStyle w:val="BodyText"/>
+            </w:pPr>
+            <w:r>
+              <w:t>Lo</w:t>
+            </w:r>
+            <w:r>
+              <w:t>ck retry timeout</w:t>
+            </w:r>
+            <w:r>
+              <w:t xml:space="preserve"> in microseconds when failing to obtain a lock. The retry timeout undergoes exponential backoff.</w:t>
+            </w:r>
+          </w:p>
+          <w:p>
+            <w:pPr>
+              <w:pStyle w:val="BodyText"/>
+            </w:pPr>
+            <w:r>
+              <w:t>Default is 5000.</w:t>
+            </w:r>
+          </w:p>
+          <w:p>
+            <w:pPr>
+              <w:pStyle w:val="BodyText"/>
+            </w:pPr>
           </w:p>
         </w:tc>
       </w:tr>
@@ -4518,55 +4334,6 @@
             </w:pPr>
             <w:proofErr w:type="spellStart"/>
             <w:r>
-              <w:t>lock_retry_delay_multiplier</w:t>
-            </w:r>
-            <w:proofErr w:type="spellEnd"/>
-          </w:p>
-        </w:tc>
-        <w:tc>
-          <w:tcPr>
-            <w:tcW w:w="6804" w:type="dxa"/>
-          </w:tcPr>
-          <w:p>
-            <w:pPr>
-              <w:pStyle w:val="BodyText"/>
-            </w:pPr>
-            <w:r>
-              <w:t>Lo</w:t>
-            </w:r>
-            <w:r>
-              <w:t>ck retry timeout</w:t>
-            </w:r>
-            <w:r>
-              <w:t xml:space="preserve"> in microseconds when failing to obtain a lock. The retry timeout undergoes exponential backoff.</w:t>
-            </w:r>
-          </w:p>
-          <w:p>
-            <w:pPr>
-              <w:pStyle w:val="BodyText"/>
-            </w:pPr>
-            <w:r>
-              <w:t>Default is 5000.</w:t>
-            </w:r>
-          </w:p>
-          <w:p>
-            <w:pPr>
-              <w:pStyle w:val="BodyText"/>
-            </w:pPr>
-          </w:p>
-        </w:tc>
-      </w:tr>
-      <w:tr>
-        <w:tc>
-          <w:tcPr>
-            <w:tcW w:w="3402" w:type="dxa"/>
-          </w:tcPr>
-          <w:p>
-            <w:pPr>
-              <w:pStyle w:val="BodyText"/>
-            </w:pPr>
-            <w:proofErr w:type="spellStart"/>
-            <w:r>
               <w:t>management_report_frequency</w:t>
             </w:r>
             <w:proofErr w:type="spellEnd"/>
@@ -4596,6 +4363,50 @@
             </w:r>
             <w:r>
               <w:t>.</w:t>
+            </w:r>
+          </w:p>
+        </w:tc>
+      </w:tr>
+      <w:tr>
+        <w:tc>
+          <w:tcPr>
+            <w:tcW w:w="3402" w:type="dxa"/>
+          </w:tcPr>
+          <w:p>
+            <w:pPr>
+              <w:pStyle w:val="BodyText"/>
+            </w:pPr>
+            <w:proofErr w:type="spellStart"/>
+            <w:r>
+              <w:t>map_each_sg_entry</w:t>
+            </w:r>
+            <w:proofErr w:type="spellEnd"/>
+          </w:p>
+        </w:tc>
+        <w:tc>
+          <w:tcPr>
+            <w:tcW w:w="6804" w:type="dxa"/>
+          </w:tcPr>
+          <w:p>
+            <w:pPr>
+              <w:pStyle w:val="BodyText"/>
+            </w:pPr>
+            <w:r>
+              <w:t xml:space="preserve">IB DMA map each </w:t>
+            </w:r>
+            <w:r>
+              <w:t>SG</w:t>
+            </w:r>
+            <w:r>
+              <w:t>-entry separately.</w:t>
+            </w:r>
+          </w:p>
+          <w:p>
+            <w:pPr>
+              <w:pStyle w:val="BodyText"/>
+            </w:pPr>
+            <w:r>
+              <w:t xml:space="preserve">Default is false. </w:t>
             </w:r>
           </w:p>
         </w:tc>
@@ -4614,50 +4425,6 @@
             </w:pPr>
             <w:proofErr w:type="spellStart"/>
             <w:r>
-              <w:t>map_each_sg_entry</w:t>
-            </w:r>
-            <w:proofErr w:type="spellEnd"/>
-          </w:p>
-        </w:tc>
-        <w:tc>
-          <w:tcPr>
-            <w:tcW w:w="6804" w:type="dxa"/>
-          </w:tcPr>
-          <w:p>
-            <w:pPr>
-              <w:pStyle w:val="BodyText"/>
-            </w:pPr>
-            <w:r>
-              <w:t xml:space="preserve">IB DMA map each </w:t>
-            </w:r>
-            <w:r>
-              <w:t>SG</w:t>
-            </w:r>
-            <w:r>
-              <w:t>-entry separately.</w:t>
-            </w:r>
-          </w:p>
-          <w:p>
-            <w:pPr>
-              <w:pStyle w:val="BodyText"/>
-            </w:pPr>
-            <w:r>
-              <w:t xml:space="preserve">Default is false. </w:t>
-            </w:r>
-          </w:p>
-        </w:tc>
-      </w:tr>
-      <w:tr>
-        <w:tc>
-          <w:tcPr>
-            <w:tcW w:w="3402" w:type="dxa"/>
-          </w:tcPr>
-          <w:p>
-            <w:pPr>
-              <w:pStyle w:val="BodyText"/>
-            </w:pPr>
-            <w:proofErr w:type="spellStart"/>
-            <w:r>
               <w:t>map_sg_mode</w:t>
             </w:r>
             <w:proofErr w:type="spellEnd"/>
@@ -4672,13 +4439,7 @@
               <w:pStyle w:val="BodyText"/>
             </w:pPr>
             <w:r>
-              <w:t xml:space="preserve">Defines the </w:t>
-            </w:r>
-            <w:r>
-              <w:t>mode</w:t>
-            </w:r>
-            <w:r>
-              <w:t xml:space="preserve"> for m</w:t>
+              <w:t>Defines the mode for m</w:t>
             </w:r>
             <w:r>
               <w:t>apping data SG list</w:t>
@@ -4762,10 +4523,7 @@
               <w:t xml:space="preserve">global dma key, </w:t>
             </w:r>
             <w:r>
-              <w:t xml:space="preserve">which means </w:t>
-            </w:r>
-            <w:r>
-              <w:t>that</w:t>
+              <w:t>which means that</w:t>
             </w:r>
             <w:r>
               <w:t xml:space="preserve"> multiple rdma-write WRs from clnt/srv in wr/rd, respectively</w:t>
@@ -4789,9 +4547,6 @@
         </w:tc>
       </w:tr>
       <w:tr>
-        <w:trPr>
-          <w:cnfStyle w:val="000000100000" w:firstRow="0" w:lastRow="0" w:firstColumn="0" w:lastColumn="0" w:oddVBand="0" w:evenVBand="0" w:oddHBand="1" w:evenHBand="0" w:firstRowFirstColumn="0" w:firstRowLastColumn="0" w:lastRowFirstColumn="0" w:lastRowLastColumn="0"/>
-        </w:trPr>
         <w:tc>
           <w:tcPr>
             <w:tcW w:w="3402" w:type="dxa"/>
@@ -4852,16 +4607,7 @@
               <w:t>0</w:t>
             </w:r>
             <w:r>
-              <w:t xml:space="preserve"> </w:t>
-            </w:r>
-            <w:r>
-              <w:t xml:space="preserve">(default) </w:t>
-            </w:r>
-            <w:r>
-              <w:t>=</w:t>
-            </w:r>
-            <w:r>
-              <w:t xml:space="preserve"> </w:t>
+              <w:t xml:space="preserve"> (default) = </w:t>
             </w:r>
             <w:r>
               <w:t>Disabled</w:t>
@@ -4894,6 +4640,7 @@
               </w:numPr>
             </w:pPr>
             <w:r>
+              <w:lastRenderedPageBreak/>
               <w:t>2</w:t>
             </w:r>
             <w:r>
@@ -4901,47 +4648,6 @@
             </w:r>
             <w:r>
               <w:t xml:space="preserve">Continuous (level) </w:t>
-            </w:r>
-          </w:p>
-        </w:tc>
-      </w:tr>
-      <w:tr>
-        <w:tc>
-          <w:tcPr>
-            <w:tcW w:w="3402" w:type="dxa"/>
-          </w:tcPr>
-          <w:p>
-            <w:pPr>
-              <w:pStyle w:val="BodyText"/>
-            </w:pPr>
-            <w:proofErr w:type="spellStart"/>
-            <w:r>
-              <w:t>max_comp_intr_pct_cpu</w:t>
-            </w:r>
-            <w:proofErr w:type="spellEnd"/>
-          </w:p>
-        </w:tc>
-        <w:tc>
-          <w:tcPr>
-            <w:tcW w:w="6804" w:type="dxa"/>
-          </w:tcPr>
-          <w:p>
-            <w:pPr>
-              <w:pStyle w:val="BodyText"/>
-            </w:pPr>
-            <w:r>
-              <w:t>Max percentage of CPU time to spend processing completions in an interrupt before entering poll mode</w:t>
-            </w:r>
-            <w:r>
-              <w:t>.</w:t>
-            </w:r>
-          </w:p>
-          <w:p>
-            <w:pPr>
-              <w:pStyle w:val="BodyText"/>
-            </w:pPr>
-            <w:r>
-              <w:t>Default is 10.</w:t>
             </w:r>
           </w:p>
         </w:tc>
@@ -4961,6 +4667,47 @@
             <w:proofErr w:type="spellStart"/>
             <w:r>
               <w:lastRenderedPageBreak/>
+              <w:t>max_comp_intr_pct_cpu</w:t>
+            </w:r>
+            <w:proofErr w:type="spellEnd"/>
+          </w:p>
+        </w:tc>
+        <w:tc>
+          <w:tcPr>
+            <w:tcW w:w="6804" w:type="dxa"/>
+          </w:tcPr>
+          <w:p>
+            <w:pPr>
+              <w:pStyle w:val="BodyText"/>
+            </w:pPr>
+            <w:r>
+              <w:t>Max percentage of CPU time to spend processing completions in an interrupt before entering poll mode</w:t>
+            </w:r>
+            <w:r>
+              <w:t>.</w:t>
+            </w:r>
+          </w:p>
+          <w:p>
+            <w:pPr>
+              <w:pStyle w:val="BodyText"/>
+            </w:pPr>
+            <w:r>
+              <w:t>Default is 10.</w:t>
+            </w:r>
+          </w:p>
+        </w:tc>
+      </w:tr>
+      <w:tr>
+        <w:tc>
+          <w:tcPr>
+            <w:tcW w:w="3402" w:type="dxa"/>
+          </w:tcPr>
+          <w:p>
+            <w:pPr>
+              <w:pStyle w:val="BodyText"/>
+            </w:pPr>
+            <w:proofErr w:type="spellStart"/>
+            <w:r>
               <w:t>max_ioch_path_fail</w:t>
             </w:r>
             <w:proofErr w:type="spellEnd"/>
@@ -4995,48 +4742,7 @@
               <w:pStyle w:val="BodyText"/>
             </w:pPr>
             <w:r>
-              <w:t xml:space="preserve">Default is </w:t>
-            </w:r>
-            <w:r>
-              <w:t>1.</w:t>
-            </w:r>
-          </w:p>
-        </w:tc>
-      </w:tr>
-      <w:tr>
-        <w:tc>
-          <w:tcPr>
-            <w:tcW w:w="3402" w:type="dxa"/>
-          </w:tcPr>
-          <w:p>
-            <w:pPr>
-              <w:pStyle w:val="BodyText"/>
-            </w:pPr>
-            <w:proofErr w:type="spellStart"/>
-            <w:r>
-              <w:t>max_ioch_rm_works</w:t>
-            </w:r>
-            <w:proofErr w:type="spellEnd"/>
-          </w:p>
-        </w:tc>
-        <w:tc>
-          <w:tcPr>
-            <w:tcW w:w="6804" w:type="dxa"/>
-          </w:tcPr>
-          <w:p>
-            <w:pPr>
-              <w:pStyle w:val="BodyText"/>
-            </w:pPr>
-            <w:r>
-              <w:t>Max concurrent IO communication channel removal operations.</w:t>
-            </w:r>
-          </w:p>
-          <w:p>
-            <w:pPr>
-              <w:pStyle w:val="BodyText"/>
-            </w:pPr>
-            <w:r>
-              <w:t xml:space="preserve">Default is the number of cores in the server. </w:t>
+              <w:t>Default is 1.</w:t>
             </w:r>
           </w:p>
         </w:tc>
@@ -5055,6 +4761,44 @@
             </w:pPr>
             <w:proofErr w:type="spellStart"/>
             <w:r>
+              <w:t>max_ioch_rm_works</w:t>
+            </w:r>
+            <w:proofErr w:type="spellEnd"/>
+          </w:p>
+        </w:tc>
+        <w:tc>
+          <w:tcPr>
+            <w:tcW w:w="6804" w:type="dxa"/>
+          </w:tcPr>
+          <w:p>
+            <w:pPr>
+              <w:pStyle w:val="BodyText"/>
+            </w:pPr>
+            <w:r>
+              <w:t>Max concurrent IO communication channel removal operations.</w:t>
+            </w:r>
+          </w:p>
+          <w:p>
+            <w:pPr>
+              <w:pStyle w:val="BodyText"/>
+            </w:pPr>
+            <w:r>
+              <w:t xml:space="preserve">Default is the number of cores in the server. </w:t>
+            </w:r>
+          </w:p>
+        </w:tc>
+      </w:tr>
+      <w:tr>
+        <w:tc>
+          <w:tcPr>
+            <w:tcW w:w="3402" w:type="dxa"/>
+          </w:tcPr>
+          <w:p>
+            <w:pPr>
+              <w:pStyle w:val="BodyText"/>
+            </w:pPr>
+            <w:proofErr w:type="spellStart"/>
+            <w:r>
               <w:t>max_ios_per_cpu</w:t>
             </w:r>
             <w:proofErr w:type="spellEnd"/>
@@ -5077,10 +4821,7 @@
               <w:pStyle w:val="BodyText"/>
             </w:pPr>
             <w:r>
-              <w:t>In other words, the upper limit on the number of outstanding IOs to issue via the block driver per CPU core. Some file systems and applications queue or</w:t>
-            </w:r>
-            <w:r>
-              <w:t xml:space="preserve"> perform read-ahead very aggressively, likely to overcome problems with legacy storage solutions. With NVMesh, large numbers of outstanding read requests may lead to network congestion especially when target bandwidth exceeds client bandwidth. Throttling the number of outstanding requests using this parameter can reduce this congestion and improve overall quality of service. Limiting this value often ends up improving performance for the Client and others on the network. If in doubt, start with a value of 8.</w:t>
+              <w:t>In other words, the upper limit on the number of outstanding IOs to issue via the block driver per CPU core. Some file systems and applications queue or perform read-ahead very aggressively, likely to overcome problems with legacy storage solutions. With NVMesh, large numbers of outstanding read requests may lead to network congestion especially when target bandwidth exceeds client bandwidth. Throttling the number of outstanding requests using this parameter can reduce this congestion and improve overall quality of service. Limiting this value often ends up improving performance for the Client and others on the network. If in doubt, start with a value of 8.</w:t>
             </w:r>
           </w:p>
           <w:p>
@@ -5100,44 +4841,6 @@
             </w:pPr>
             <w:r>
               <w:t xml:space="preserve">Default is 64. </w:t>
-            </w:r>
-          </w:p>
-        </w:tc>
-      </w:tr>
-      <w:tr>
-        <w:tc>
-          <w:tcPr>
-            <w:tcW w:w="3402" w:type="dxa"/>
-          </w:tcPr>
-          <w:p>
-            <w:pPr>
-              <w:pStyle w:val="BodyText"/>
-            </w:pPr>
-            <w:proofErr w:type="spellStart"/>
-            <w:r>
-              <w:t>max_lock_channels</w:t>
-            </w:r>
-            <w:proofErr w:type="spellEnd"/>
-          </w:p>
-        </w:tc>
-        <w:tc>
-          <w:tcPr>
-            <w:tcW w:w="6804" w:type="dxa"/>
-          </w:tcPr>
-          <w:p>
-            <w:pPr>
-              <w:pStyle w:val="BodyText"/>
-            </w:pPr>
-            <w:r>
-              <w:t>The maximum number of lock channels for non-TCP transports.</w:t>
-            </w:r>
-          </w:p>
-          <w:p>
-            <w:pPr>
-              <w:pStyle w:val="BodyText"/>
-            </w:pPr>
-            <w:r>
-              <w:t xml:space="preserve">Default is 5. </w:t>
             </w:r>
           </w:p>
         </w:tc>
@@ -5156,6 +4859,44 @@
             </w:pPr>
             <w:proofErr w:type="spellStart"/>
             <w:r>
+              <w:t>max_lock_channels</w:t>
+            </w:r>
+            <w:proofErr w:type="spellEnd"/>
+          </w:p>
+        </w:tc>
+        <w:tc>
+          <w:tcPr>
+            <w:tcW w:w="6804" w:type="dxa"/>
+          </w:tcPr>
+          <w:p>
+            <w:pPr>
+              <w:pStyle w:val="BodyText"/>
+            </w:pPr>
+            <w:r>
+              <w:t>The maximum number of lock channels for non-TCP transports.</w:t>
+            </w:r>
+          </w:p>
+          <w:p>
+            <w:pPr>
+              <w:pStyle w:val="BodyText"/>
+            </w:pPr>
+            <w:r>
+              <w:t xml:space="preserve">Default is 5. </w:t>
+            </w:r>
+          </w:p>
+        </w:tc>
+      </w:tr>
+      <w:tr>
+        <w:tc>
+          <w:tcPr>
+            <w:tcW w:w="3402" w:type="dxa"/>
+          </w:tcPr>
+          <w:p>
+            <w:pPr>
+              <w:pStyle w:val="BodyText"/>
+            </w:pPr>
+            <w:proofErr w:type="spellStart"/>
+            <w:r>
               <w:t>max_lock_channels_tcp</w:t>
             </w:r>
             <w:proofErr w:type="spellEnd"/>
@@ -5179,58 +4920,6 @@
             </w:pPr>
             <w:r>
               <w:t>Default is 16.</w:t>
-            </w:r>
-          </w:p>
-        </w:tc>
-      </w:tr>
-      <w:tr>
-        <w:tc>
-          <w:tcPr>
-            <w:tcW w:w="3402" w:type="dxa"/>
-          </w:tcPr>
-          <w:p>
-            <w:pPr>
-              <w:pStyle w:val="BodyText"/>
-            </w:pPr>
-            <w:proofErr w:type="spellStart"/>
-            <w:r>
-              <w:t>max_nic_srqs</w:t>
-            </w:r>
-            <w:proofErr w:type="spellEnd"/>
-          </w:p>
-        </w:tc>
-        <w:tc>
-          <w:tcPr>
-            <w:tcW w:w="6804" w:type="dxa"/>
-          </w:tcPr>
-          <w:p>
-            <w:pPr>
-              <w:pStyle w:val="BodyText"/>
-            </w:pPr>
-            <w:r>
-              <w:t>Maximum number of shared receive queues per NIC.</w:t>
-            </w:r>
-          </w:p>
-          <w:p>
-            <w:pPr>
-              <w:pStyle w:val="BodyText"/>
-            </w:pPr>
-            <w:r>
-              <w:t>Default is 16</w:t>
-            </w:r>
-            <w:r>
-              <w:t>.</w:t>
-            </w:r>
-          </w:p>
-          <w:p>
-            <w:pPr>
-              <w:pStyle w:val="BodyText"/>
-            </w:pPr>
-            <w:r>
-              <w:t xml:space="preserve">For NVLustre production </w:t>
-            </w:r>
-            <w:r>
-              <w:t>clusters, set to 32.</w:t>
             </w:r>
           </w:p>
         </w:tc>
@@ -5249,29 +4938,29 @@
             </w:pPr>
             <w:proofErr w:type="spellStart"/>
             <w:r>
-              <w:t>max_rcomp_intr</w:t>
-            </w:r>
-            <w:proofErr w:type="spellEnd"/>
-          </w:p>
-        </w:tc>
-        <w:tc>
-          <w:tcPr>
-            <w:tcW w:w="6804" w:type="dxa"/>
-          </w:tcPr>
-          <w:p>
-            <w:pPr>
-              <w:pStyle w:val="BodyText"/>
-            </w:pPr>
-            <w:r>
-              <w:t>Max number of recv completions to handle in an interrupt before entering poll mode.</w:t>
-            </w:r>
-          </w:p>
-          <w:p>
-            <w:pPr>
-              <w:pStyle w:val="BodyText"/>
-            </w:pPr>
-            <w:r>
-              <w:t>Default is 64</w:t>
+              <w:t>max_nic_srqs</w:t>
+            </w:r>
+            <w:proofErr w:type="spellEnd"/>
+          </w:p>
+        </w:tc>
+        <w:tc>
+          <w:tcPr>
+            <w:tcW w:w="6804" w:type="dxa"/>
+          </w:tcPr>
+          <w:p>
+            <w:pPr>
+              <w:pStyle w:val="BodyText"/>
+            </w:pPr>
+            <w:r>
+              <w:t>Maximum number of shared receive queues per NIC.</w:t>
+            </w:r>
+          </w:p>
+          <w:p>
+            <w:pPr>
+              <w:pStyle w:val="BodyText"/>
+            </w:pPr>
+            <w:r>
+              <w:t>Default is 16</w:t>
             </w:r>
             <w:r>
               <w:t>.</w:t>
@@ -5290,41 +4979,32 @@
             </w:pPr>
             <w:proofErr w:type="spellStart"/>
             <w:r>
-              <w:t>max_trim_size_mirrored</w:t>
-            </w:r>
-            <w:proofErr w:type="spellEnd"/>
-          </w:p>
-        </w:tc>
-        <w:tc>
-          <w:tcPr>
-            <w:tcW w:w="6804" w:type="dxa"/>
-          </w:tcPr>
-          <w:p>
-            <w:pPr>
-              <w:pStyle w:val="BodyText"/>
-            </w:pPr>
-            <w:r>
-              <w:t>Maximum size of a single NVMesh internal TRIM operation for mirrored volumes.</w:t>
-            </w:r>
-            <w:r>
-              <w:t xml:space="preserve"> The value is for multiples of 128 KB.</w:t>
-            </w:r>
-          </w:p>
-          <w:p>
-            <w:pPr>
-              <w:pStyle w:val="BodyText"/>
-            </w:pPr>
-            <w:r>
-              <w:t xml:space="preserve">Default is 128, which </w:t>
-            </w:r>
-            <w:r>
-              <w:t>is equivalent</w:t>
-            </w:r>
-            <w:r>
-              <w:t xml:space="preserve"> to 16 MB</w:t>
-            </w:r>
-            <w:r>
-              <w:t>.</w:t>
+              <w:t>max_num_partitions_on_vol</w:t>
+            </w:r>
+            <w:proofErr w:type="spellEnd"/>
+          </w:p>
+        </w:tc>
+        <w:tc>
+          <w:tcPr>
+            <w:tcW w:w="6804" w:type="dxa"/>
+          </w:tcPr>
+          <w:p>
+            <w:pPr>
+              <w:pStyle w:val="BodyText"/>
+            </w:pPr>
+            <w:r>
+              <w:t>Max number of external partitions reserved as minors range</w:t>
+            </w:r>
+            <w:r>
+              <w:t xml:space="preserve"> in block device enumeration.</w:t>
+            </w:r>
+          </w:p>
+          <w:p>
+            <w:pPr>
+              <w:pStyle w:val="BodyText"/>
+            </w:pPr>
+            <w:r>
+              <w:t>Default is 256.</w:t>
             </w:r>
           </w:p>
         </w:tc>
@@ -5343,6 +5023,102 @@
             </w:pPr>
             <w:proofErr w:type="spellStart"/>
             <w:r>
+              <w:t>max_rcomp_intr</w:t>
+            </w:r>
+            <w:proofErr w:type="spellEnd"/>
+          </w:p>
+        </w:tc>
+        <w:tc>
+          <w:tcPr>
+            <w:tcW w:w="6804" w:type="dxa"/>
+          </w:tcPr>
+          <w:p>
+            <w:pPr>
+              <w:pStyle w:val="BodyText"/>
+            </w:pPr>
+            <w:r>
+              <w:t>Max number of recv completions to handle in an interrupt before entering poll mode.</w:t>
+            </w:r>
+          </w:p>
+          <w:p>
+            <w:pPr>
+              <w:pStyle w:val="BodyText"/>
+            </w:pPr>
+            <w:r>
+              <w:lastRenderedPageBreak/>
+              <w:t>Default is 64</w:t>
+            </w:r>
+            <w:r>
+              <w:t>.</w:t>
+            </w:r>
+          </w:p>
+        </w:tc>
+      </w:tr>
+      <w:tr>
+        <w:tc>
+          <w:tcPr>
+            <w:tcW w:w="3402" w:type="dxa"/>
+          </w:tcPr>
+          <w:p>
+            <w:pPr>
+              <w:pStyle w:val="BodyText"/>
+            </w:pPr>
+            <w:proofErr w:type="spellStart"/>
+            <w:r>
+              <w:lastRenderedPageBreak/>
+              <w:t>max_trim_size_mirrored</w:t>
+            </w:r>
+            <w:proofErr w:type="spellEnd"/>
+          </w:p>
+        </w:tc>
+        <w:tc>
+          <w:tcPr>
+            <w:tcW w:w="6804" w:type="dxa"/>
+          </w:tcPr>
+          <w:p>
+            <w:pPr>
+              <w:pStyle w:val="BodyText"/>
+            </w:pPr>
+            <w:r>
+              <w:t>Maximum size of a single NVMesh internal TRIM operation for mirrored volumes.</w:t>
+            </w:r>
+            <w:r>
+              <w:t xml:space="preserve"> The value is for multiples of 128 KB.</w:t>
+            </w:r>
+          </w:p>
+          <w:p>
+            <w:pPr>
+              <w:pStyle w:val="BodyText"/>
+            </w:pPr>
+            <w:r>
+              <w:t xml:space="preserve">Default is 128, which </w:t>
+            </w:r>
+            <w:r>
+              <w:t>is equivalent</w:t>
+            </w:r>
+            <w:r>
+              <w:t xml:space="preserve"> to 16 MB</w:t>
+            </w:r>
+            <w:r>
+              <w:t>.</w:t>
+            </w:r>
+          </w:p>
+        </w:tc>
+      </w:tr>
+      <w:tr>
+        <w:trPr>
+          <w:cnfStyle w:val="000000100000" w:firstRow="0" w:lastRow="0" w:firstColumn="0" w:lastColumn="0" w:oddVBand="0" w:evenVBand="0" w:oddHBand="1" w:evenHBand="0" w:firstRowFirstColumn="0" w:firstRowLastColumn="0" w:lastRowFirstColumn="0" w:lastRowLastColumn="0"/>
+        </w:trPr>
+        <w:tc>
+          <w:tcPr>
+            <w:tcW w:w="3402" w:type="dxa"/>
+          </w:tcPr>
+          <w:p>
+            <w:pPr>
+              <w:pStyle w:val="BodyText"/>
+            </w:pPr>
+            <w:proofErr w:type="spellStart"/>
+            <w:r>
               <w:t>max_trim_size_non_mirrored</w:t>
             </w:r>
             <w:proofErr w:type="spellEnd"/>
@@ -5368,83 +5144,40 @@
               </w:rPr>
             </w:pPr>
             <w:r>
-              <w:lastRenderedPageBreak/>
               <w:t>The d</w:t>
             </w:r>
             <w:r>
               <w:t xml:space="preserve">efault </w:t>
             </w:r>
             <w:r>
-              <w:t>had been</w:t>
-            </w:r>
-            <w:r>
-              <w:t xml:space="preserve"> 256, which translates to 32 MB</w:t>
+              <w:t>is 16384</w:t>
+            </w:r>
+            <w:r>
+              <w:t xml:space="preserve">, which translates to </w:t>
+            </w:r>
+            <w:r>
+              <w:t>2 G</w:t>
+            </w:r>
+            <w:r>
+              <w:t>B</w:t>
             </w:r>
             <w:r>
               <w:t>.</w:t>
             </w:r>
           </w:p>
-          <w:p>
-            <w:pPr>
-              <w:pStyle w:val="BodyText"/>
-              <w:rPr>
-                <w:lang w:bidi="he-IL"/>
-              </w:rPr>
-            </w:pPr>
-            <w:r>
-              <w:rPr>
-                <w:lang w:bidi="he-IL"/>
-              </w:rPr>
-              <w:t>This was raised to 16384, which translate</w:t>
-            </w:r>
-            <w:r>
-              <w:rPr>
-                <w:lang w:bidi="he-IL"/>
-              </w:rPr>
-              <w:t>s</w:t>
-            </w:r>
-            <w:r>
-              <w:rPr>
-                <w:lang w:bidi="he-IL"/>
-              </w:rPr>
-              <w:t xml:space="preserve"> to </w:t>
-            </w:r>
-            <w:r>
-              <w:rPr>
-                <w:lang w:bidi="he-IL"/>
-              </w:rPr>
-              <w:t xml:space="preserve">2 GB, to address </w:t>
-            </w:r>
-            <w:hyperlink r:id="rId15" w:history="1">
-              <w:r>
-                <w:rPr>
-                  <w:rStyle w:val="Hyperlink"/>
-                  <w:lang w:bidi="he-IL"/>
-                </w:rPr>
-                <w:t>NVMESH-2000</w:t>
-              </w:r>
-            </w:hyperlink>
-            <w:r>
-              <w:rPr>
-                <w:lang w:bidi="he-IL"/>
-              </w:rPr>
-              <w:t>.</w:t>
-            </w:r>
-          </w:p>
-        </w:tc>
-      </w:tr>
-      <w:tr>
-        <w:tc>
-          <w:tcPr>
-            <w:tcW w:w="3402" w:type="dxa"/>
-          </w:tcPr>
-          <w:p>
-            <w:pPr>
-              <w:pStyle w:val="BodyText"/>
-            </w:pPr>
-            <w:proofErr w:type="spellStart"/>
-            <w:r>
-              <w:lastRenderedPageBreak/>
+        </w:tc>
+      </w:tr>
+      <w:tr>
+        <w:tc>
+          <w:tcPr>
+            <w:tcW w:w="3402" w:type="dxa"/>
+          </w:tcPr>
+          <w:p>
+            <w:pPr>
+              <w:pStyle w:val="BodyText"/>
+            </w:pPr>
+            <w:proofErr w:type="spellStart"/>
+            <w:r>
               <w:t>mini_elevator</w:t>
             </w:r>
             <w:proofErr w:type="spellEnd"/>
@@ -5524,6 +5257,84 @@
             </w:pPr>
             <w:proofErr w:type="spellStart"/>
             <w:r>
+              <w:t>nic_io_stats_block_size</w:t>
+            </w:r>
+            <w:proofErr w:type="spellEnd"/>
+          </w:p>
+        </w:tc>
+        <w:tc>
+          <w:tcPr>
+            <w:tcW w:w="6804" w:type="dxa"/>
+          </w:tcPr>
+          <w:p>
+            <w:pPr>
+              <w:pStyle w:val="BodyText"/>
+              <w:rPr>
+                <w:lang w:bidi="he-IL"/>
+              </w:rPr>
+            </w:pPr>
+            <w:r>
+              <w:rPr>
+                <w:lang w:bidi="he-IL"/>
+              </w:rPr>
+              <w:t>Block-size to use for NIC</w:t>
+            </w:r>
+            <w:r>
+              <w:rPr>
+                <w:lang w:bidi="he-IL"/>
+              </w:rPr>
+              <w:t>’s</w:t>
+            </w:r>
+            <w:r>
+              <w:rPr>
+                <w:lang w:bidi="he-IL"/>
+              </w:rPr>
+              <w:t xml:space="preserve"> </w:t>
+            </w:r>
+            <w:proofErr w:type="spellStart"/>
+            <w:proofErr w:type="gramStart"/>
+            <w:r>
+              <w:rPr>
+                <w:lang w:bidi="he-IL"/>
+              </w:rPr>
+              <w:t>iostats.json</w:t>
+            </w:r>
+            <w:proofErr w:type="spellEnd"/>
+            <w:proofErr w:type="gramEnd"/>
+            <w:r>
+              <w:rPr>
+                <w:lang w:bidi="he-IL"/>
+              </w:rPr>
+              <w:t xml:space="preserve"> /proc file.</w:t>
+            </w:r>
+          </w:p>
+          <w:p>
+            <w:pPr>
+              <w:pStyle w:val="BodyText"/>
+              <w:rPr>
+                <w:lang w:bidi="he-IL"/>
+              </w:rPr>
+            </w:pPr>
+            <w:r>
+              <w:rPr>
+                <w:lang w:bidi="he-IL"/>
+              </w:rPr>
+              <w:t>Default is 4096.</w:t>
+            </w:r>
+          </w:p>
+        </w:tc>
+      </w:tr>
+      <w:tr>
+        <w:tc>
+          <w:tcPr>
+            <w:tcW w:w="3402" w:type="dxa"/>
+          </w:tcPr>
+          <w:p>
+            <w:pPr>
+              <w:pStyle w:val="BodyText"/>
+            </w:pPr>
+            <w:proofErr w:type="spellStart"/>
+            <w:r>
               <w:t>no_part_scan</w:t>
             </w:r>
             <w:proofErr w:type="spellEnd"/>
@@ -5547,56 +5358,6 @@
             </w:pPr>
             <w:r>
               <w:t xml:space="preserve">Default is false. </w:t>
-            </w:r>
-          </w:p>
-        </w:tc>
-      </w:tr>
-      <w:tr>
-        <w:tc>
-          <w:tcPr>
-            <w:tcW w:w="3402" w:type="dxa"/>
-          </w:tcPr>
-          <w:p>
-            <w:pPr>
-              <w:pStyle w:val="BodyText"/>
-            </w:pPr>
-            <w:proofErr w:type="spellStart"/>
-            <w:r>
-              <w:t>nr_defer_recv_comps</w:t>
-            </w:r>
-            <w:proofErr w:type="spellEnd"/>
-          </w:p>
-        </w:tc>
-        <w:tc>
-          <w:tcPr>
-            <w:tcW w:w="6804" w:type="dxa"/>
-          </w:tcPr>
-          <w:p>
-            <w:pPr>
-              <w:pStyle w:val="BodyText"/>
-            </w:pPr>
-            <w:r>
-              <w:t xml:space="preserve">Defer processing of </w:t>
-            </w:r>
-            <w:r>
-              <w:t xml:space="preserve">IO </w:t>
-            </w:r>
-            <w:r>
-              <w:t xml:space="preserve">completions for </w:t>
-            </w:r>
-            <w:r>
-              <w:t>RDMA</w:t>
-            </w:r>
-            <w:r>
-              <w:t xml:space="preserve"> transports.</w:t>
-            </w:r>
-          </w:p>
-          <w:p>
-            <w:pPr>
-              <w:pStyle w:val="BodyText"/>
-            </w:pPr>
-            <w:r>
-              <w:t>Default is true.</w:t>
             </w:r>
           </w:p>
         </w:tc>
@@ -5615,6 +5376,56 @@
             </w:pPr>
             <w:proofErr w:type="spellStart"/>
             <w:r>
+              <w:t>nr_defer_recv_comps</w:t>
+            </w:r>
+            <w:proofErr w:type="spellEnd"/>
+          </w:p>
+        </w:tc>
+        <w:tc>
+          <w:tcPr>
+            <w:tcW w:w="6804" w:type="dxa"/>
+          </w:tcPr>
+          <w:p>
+            <w:pPr>
+              <w:pStyle w:val="BodyText"/>
+            </w:pPr>
+            <w:r>
+              <w:t xml:space="preserve">Defer processing of </w:t>
+            </w:r>
+            <w:r>
+              <w:t xml:space="preserve">IO </w:t>
+            </w:r>
+            <w:r>
+              <w:t xml:space="preserve">completions for </w:t>
+            </w:r>
+            <w:r>
+              <w:t>RDMA</w:t>
+            </w:r>
+            <w:r>
+              <w:t xml:space="preserve"> transports.</w:t>
+            </w:r>
+          </w:p>
+          <w:p>
+            <w:pPr>
+              <w:pStyle w:val="BodyText"/>
+            </w:pPr>
+            <w:r>
+              <w:t>Default is true.</w:t>
+            </w:r>
+          </w:p>
+        </w:tc>
+      </w:tr>
+      <w:tr>
+        <w:tc>
+          <w:tcPr>
+            <w:tcW w:w="3402" w:type="dxa"/>
+          </w:tcPr>
+          <w:p>
+            <w:pPr>
+              <w:pStyle w:val="BodyText"/>
+            </w:pPr>
+            <w:proofErr w:type="spellStart"/>
+            <w:r>
               <w:t>nr_defer_recv_comps_tcp</w:t>
             </w:r>
             <w:proofErr w:type="spellEnd"/>
@@ -5661,6 +5472,9 @@
         </w:tc>
       </w:tr>
       <w:tr>
+        <w:trPr>
+          <w:cnfStyle w:val="000000100000" w:firstRow="0" w:lastRow="0" w:firstColumn="0" w:lastColumn="0" w:oddVBand="0" w:evenVBand="0" w:oddHBand="1" w:evenHBand="0" w:firstRowFirstColumn="0" w:firstRowLastColumn="0" w:lastRowFirstColumn="0" w:lastRowLastColumn="0"/>
+        </w:trPr>
         <w:tc>
           <w:tcPr>
             <w:tcW w:w="3402" w:type="dxa"/>
@@ -5691,10 +5505,7 @@
               <w:t xml:space="preserve">hoose </w:t>
             </w:r>
             <w:r>
-              <w:t xml:space="preserve">an </w:t>
-            </w:r>
-            <w:r>
-              <w:t xml:space="preserve">IO </w:t>
+              <w:t xml:space="preserve">an IO </w:t>
             </w:r>
             <w:r>
               <w:t>channel</w:t>
@@ -5712,22 +5523,7 @@
               </w:numPr>
             </w:pPr>
             <w:r>
-              <w:t>0</w:t>
-            </w:r>
-            <w:r>
-              <w:t xml:space="preserve"> </w:t>
-            </w:r>
-            <w:r>
-              <w:t xml:space="preserve">(default) </w:t>
-            </w:r>
-            <w:r>
-              <w:t>= use non-</w:t>
-            </w:r>
-            <w:r>
-              <w:t>core</w:t>
-            </w:r>
-            <w:r>
-              <w:t xml:space="preserve"> based method as defined elsewhere</w:t>
+              <w:t>0 (default) = use non-core based method as defined elsewhere</w:t>
             </w:r>
           </w:p>
           <w:p>
@@ -5757,27 +5553,12 @@
               </w:numPr>
             </w:pPr>
             <w:r>
-              <w:t xml:space="preserve">&gt; 1 = </w:t>
-            </w:r>
-            <w:r>
-              <w:t xml:space="preserve">by CPU </w:t>
-            </w:r>
-            <w:r>
-              <w:t>core, and if not available fallback to non-</w:t>
-            </w:r>
-            <w:r>
-              <w:t>core</w:t>
-            </w:r>
-            <w:r>
-              <w:t xml:space="preserve"> based method.</w:t>
-            </w:r>
-          </w:p>
-        </w:tc>
-      </w:tr>
-      <w:tr>
-        <w:trPr>
-          <w:cnfStyle w:val="000000100000" w:firstRow="0" w:lastRow="0" w:firstColumn="0" w:lastColumn="0" w:oddVBand="0" w:evenVBand="0" w:oddHBand="1" w:evenHBand="0" w:firstRowFirstColumn="0" w:firstRowLastColumn="0" w:lastRowFirstColumn="0" w:lastRowLastColumn="0"/>
-        </w:trPr>
+              <w:t>&gt; 1 = by CPU core, and if not available fallback to non-core based method.</w:t>
+            </w:r>
+          </w:p>
+        </w:tc>
+      </w:tr>
+      <w:tr>
         <w:tc>
           <w:tcPr>
             <w:tcW w:w="3402" w:type="dxa"/>
@@ -5862,56 +5643,6 @@
         </w:tc>
       </w:tr>
       <w:tr>
-        <w:tc>
-          <w:tcPr>
-            <w:tcW w:w="3402" w:type="dxa"/>
-          </w:tcPr>
-          <w:p>
-            <w:pPr>
-              <w:pStyle w:val="BodyText"/>
-            </w:pPr>
-            <w:proofErr w:type="spellStart"/>
-            <w:r>
-              <w:t>nr_get_least_used</w:t>
-            </w:r>
-            <w:proofErr w:type="spellEnd"/>
-          </w:p>
-        </w:tc>
-        <w:tc>
-          <w:tcPr>
-            <w:tcW w:w="6804" w:type="dxa"/>
-          </w:tcPr>
-          <w:p>
-            <w:pPr>
-              <w:pStyle w:val="BodyText"/>
-            </w:pPr>
-            <w:r>
-              <w:t xml:space="preserve">Get least used </w:t>
-            </w:r>
-            <w:r>
-              <w:t xml:space="preserve">IO </w:t>
-            </w:r>
-            <w:r>
-              <w:t>channel for RDMA transport. This</w:t>
-            </w:r>
-            <w:r>
-              <w:t xml:space="preserve"> improves performance in certain scenarios</w:t>
-            </w:r>
-            <w:r>
-              <w:t>, such as congested multi-NIC access to a small number of remote drives.</w:t>
-            </w:r>
-          </w:p>
-          <w:p>
-            <w:pPr>
-              <w:pStyle w:val="BodyText"/>
-            </w:pPr>
-            <w:r>
-              <w:t xml:space="preserve">Default is false. </w:t>
-            </w:r>
-          </w:p>
-        </w:tc>
-      </w:tr>
-      <w:tr>
         <w:trPr>
           <w:cnfStyle w:val="000000100000" w:firstRow="0" w:lastRow="0" w:firstColumn="0" w:lastColumn="0" w:oddVBand="0" w:evenVBand="0" w:oddHBand="1" w:evenHBand="0" w:firstRowFirstColumn="0" w:firstRowLastColumn="0" w:lastRowFirstColumn="0" w:lastRowLastColumn="0"/>
         </w:trPr>
@@ -5925,6 +5656,58 @@
             </w:pPr>
             <w:proofErr w:type="spellStart"/>
             <w:r>
+              <w:t>nr_get_least_used</w:t>
+            </w:r>
+            <w:proofErr w:type="spellEnd"/>
+          </w:p>
+        </w:tc>
+        <w:tc>
+          <w:tcPr>
+            <w:tcW w:w="6804" w:type="dxa"/>
+          </w:tcPr>
+          <w:p>
+            <w:pPr>
+              <w:pStyle w:val="BodyText"/>
+            </w:pPr>
+            <w:r>
+              <w:t xml:space="preserve">Get least used </w:t>
+            </w:r>
+            <w:r>
+              <w:t>IO channel for RDMA transport. This</w:t>
+            </w:r>
+            <w:r>
+              <w:t xml:space="preserve"> improves performance in certain scenarios</w:t>
+            </w:r>
+            <w:r>
+              <w:t xml:space="preserve">, such as congested multi-NIC </w:t>
+            </w:r>
+            <w:r>
+              <w:lastRenderedPageBreak/>
+              <w:t>access to a small number of remote drives.</w:t>
+            </w:r>
+          </w:p>
+          <w:p>
+            <w:pPr>
+              <w:pStyle w:val="BodyText"/>
+            </w:pPr>
+            <w:r>
+              <w:t xml:space="preserve">Default is false. </w:t>
+            </w:r>
+          </w:p>
+        </w:tc>
+      </w:tr>
+      <w:tr>
+        <w:tc>
+          <w:tcPr>
+            <w:tcW w:w="3402" w:type="dxa"/>
+          </w:tcPr>
+          <w:p>
+            <w:pPr>
+              <w:pStyle w:val="BodyText"/>
+            </w:pPr>
+            <w:proofErr w:type="spellStart"/>
+            <w:r>
+              <w:lastRenderedPageBreak/>
               <w:t>nr_max_channels_per_disk</w:t>
             </w:r>
             <w:proofErr w:type="spellEnd"/>
@@ -5954,62 +5737,6 @@
             </w:pPr>
             <w:r>
               <w:t>Default is 64.</w:t>
-            </w:r>
-          </w:p>
-          <w:p>
-            <w:pPr>
-              <w:pStyle w:val="BodyText"/>
-            </w:pPr>
-            <w:r>
-              <w:t>For NVLustre production clusters, set to 8.</w:t>
-            </w:r>
-          </w:p>
-        </w:tc>
-      </w:tr>
-      <w:tr>
-        <w:tc>
-          <w:tcPr>
-            <w:tcW w:w="3402" w:type="dxa"/>
-          </w:tcPr>
-          <w:p>
-            <w:pPr>
-              <w:pStyle w:val="BodyText"/>
-            </w:pPr>
-            <w:proofErr w:type="spellStart"/>
-            <w:r>
-              <w:t>nr_max_channels_per_path</w:t>
-            </w:r>
-            <w:proofErr w:type="spellEnd"/>
-          </w:p>
-        </w:tc>
-        <w:tc>
-          <w:tcPr>
-            <w:tcW w:w="6804" w:type="dxa"/>
-          </w:tcPr>
-          <w:p>
-            <w:pPr>
-              <w:pStyle w:val="BodyText"/>
-            </w:pPr>
-            <w:r>
-              <w:t xml:space="preserve">Maximum </w:t>
-            </w:r>
-            <w:r>
-              <w:t>number of RDMA IO</w:t>
-            </w:r>
-            <w:r>
-              <w:t xml:space="preserve"> channels per disk per </w:t>
-            </w:r>
-            <w:r>
-              <w:lastRenderedPageBreak/>
-              <w:t>networking path.</w:t>
-            </w:r>
-          </w:p>
-          <w:p>
-            <w:pPr>
-              <w:pStyle w:val="BodyText"/>
-            </w:pPr>
-            <w:r>
-              <w:t>Default is 4.</w:t>
             </w:r>
           </w:p>
         </w:tc>
@@ -6028,7 +5755,50 @@
             </w:pPr>
             <w:proofErr w:type="spellStart"/>
             <w:r>
-              <w:lastRenderedPageBreak/>
+              <w:t>nr_max_channels_per_path</w:t>
+            </w:r>
+            <w:proofErr w:type="spellEnd"/>
+          </w:p>
+        </w:tc>
+        <w:tc>
+          <w:tcPr>
+            <w:tcW w:w="6804" w:type="dxa"/>
+          </w:tcPr>
+          <w:p>
+            <w:pPr>
+              <w:pStyle w:val="BodyText"/>
+            </w:pPr>
+            <w:r>
+              <w:t xml:space="preserve">Maximum </w:t>
+            </w:r>
+            <w:r>
+              <w:t>number of RDMA IO</w:t>
+            </w:r>
+            <w:r>
+              <w:t xml:space="preserve"> channels per disk per networking path.</w:t>
+            </w:r>
+          </w:p>
+          <w:p>
+            <w:pPr>
+              <w:pStyle w:val="BodyText"/>
+            </w:pPr>
+            <w:r>
+              <w:t>Default is 4.</w:t>
+            </w:r>
+          </w:p>
+        </w:tc>
+      </w:tr>
+      <w:tr>
+        <w:tc>
+          <w:tcPr>
+            <w:tcW w:w="3402" w:type="dxa"/>
+          </w:tcPr>
+          <w:p>
+            <w:pPr>
+              <w:pStyle w:val="BodyText"/>
+            </w:pPr>
+            <w:proofErr w:type="spellStart"/>
+            <w:r>
               <w:t>nr_max_channels_per_path_tcp</w:t>
             </w:r>
             <w:proofErr w:type="spellEnd"/>
@@ -6061,60 +5831,6 @@
             </w:r>
             <w:r>
               <w:t>16.</w:t>
-            </w:r>
-          </w:p>
-          <w:p>
-            <w:pPr>
-              <w:pStyle w:val="BodyText"/>
-            </w:pPr>
-            <w:r>
-              <w:t>For NVLustre production clusters, set to 3.</w:t>
-            </w:r>
-          </w:p>
-        </w:tc>
-      </w:tr>
-      <w:tr>
-        <w:tc>
-          <w:tcPr>
-            <w:tcW w:w="3402" w:type="dxa"/>
-          </w:tcPr>
-          <w:p>
-            <w:pPr>
-              <w:pStyle w:val="BodyText"/>
-            </w:pPr>
-            <w:proofErr w:type="spellStart"/>
-            <w:r>
-              <w:t>nr_max_used_reqs_per_channel</w:t>
-            </w:r>
-            <w:proofErr w:type="spellEnd"/>
-          </w:p>
-        </w:tc>
-        <w:tc>
-          <w:tcPr>
-            <w:tcW w:w="6804" w:type="dxa"/>
-          </w:tcPr>
-          <w:p>
-            <w:pPr>
-              <w:pStyle w:val="BodyText"/>
-            </w:pPr>
-            <w:r>
-              <w:t>Maximum number of requests issued simultaneously on a channel.</w:t>
-            </w:r>
-          </w:p>
-          <w:p>
-            <w:pPr>
-              <w:pStyle w:val="BodyText"/>
-            </w:pPr>
-            <w:r>
-              <w:t xml:space="preserve">Default is 64, can be increased up to 96. </w:t>
-            </w:r>
-          </w:p>
-          <w:p>
-            <w:pPr>
-              <w:pStyle w:val="BodyText"/>
-            </w:pPr>
-            <w:r>
-              <w:t>For NVLustre production clusters, set to 8.</w:t>
             </w:r>
           </w:p>
         </w:tc>
@@ -6133,6 +5849,44 @@
             </w:pPr>
             <w:proofErr w:type="spellStart"/>
             <w:r>
+              <w:t>nr_max_used_reqs_per_channel</w:t>
+            </w:r>
+            <w:proofErr w:type="spellEnd"/>
+          </w:p>
+        </w:tc>
+        <w:tc>
+          <w:tcPr>
+            <w:tcW w:w="6804" w:type="dxa"/>
+          </w:tcPr>
+          <w:p>
+            <w:pPr>
+              <w:pStyle w:val="BodyText"/>
+            </w:pPr>
+            <w:r>
+              <w:t>Maximum number of requests issued simultaneously on a channel.</w:t>
+            </w:r>
+          </w:p>
+          <w:p>
+            <w:pPr>
+              <w:pStyle w:val="BodyText"/>
+            </w:pPr>
+            <w:r>
+              <w:t xml:space="preserve">Default is 64, can be increased up to 96. </w:t>
+            </w:r>
+          </w:p>
+        </w:tc>
+      </w:tr>
+      <w:tr>
+        <w:tc>
+          <w:tcPr>
+            <w:tcW w:w="3402" w:type="dxa"/>
+          </w:tcPr>
+          <w:p>
+            <w:pPr>
+              <w:pStyle w:val="BodyText"/>
+            </w:pPr>
+            <w:proofErr w:type="spellStart"/>
+            <w:r>
               <w:t>nr_pcpu_channels_per_disk</w:t>
             </w:r>
             <w:proofErr w:type="spellEnd"/>
@@ -6150,10 +5904,7 @@
               <w:t xml:space="preserve">Connect per-cpu </w:t>
             </w:r>
             <w:r>
-              <w:t xml:space="preserve">RDMA </w:t>
-            </w:r>
-            <w:r>
-              <w:t>IO</w:t>
+              <w:t>RDMA IO</w:t>
             </w:r>
             <w:r>
               <w:t xml:space="preserve"> channels (up to 128) </w:t>
@@ -6185,145 +5936,23 @@
               <w:t xml:space="preserve">nr_max_channels_per_path </w:t>
             </w:r>
             <w:r>
-              <w:t xml:space="preserve">on the </w:t>
-            </w:r>
-            <w:r>
-              <w:t>C</w:t>
-            </w:r>
-            <w:r>
-              <w:t xml:space="preserve">lient and the </w:t>
-            </w:r>
-            <w:r>
-              <w:t>T</w:t>
-            </w:r>
-            <w:r>
-              <w:t>arget.</w:t>
-            </w:r>
-          </w:p>
-          <w:p>
-            <w:pPr>
-              <w:pStyle w:val="BodyText"/>
-            </w:pPr>
-            <w:r>
-              <w:t>Typicall</w:t>
-            </w:r>
-            <w:r>
-              <w:t>y</w:t>
-            </w:r>
-            <w:r>
-              <w:t xml:space="preserve"> set to true for kernel-based DPU usage.</w:t>
-            </w:r>
-          </w:p>
-          <w:p>
-            <w:pPr>
-              <w:pStyle w:val="BodyText"/>
-            </w:pPr>
-            <w:r>
-              <w:t xml:space="preserve">Default is </w:t>
-            </w:r>
-            <w:r>
-              <w:t>false</w:t>
-            </w:r>
-            <w:r>
-              <w:t>.</w:t>
-            </w:r>
-          </w:p>
-        </w:tc>
-      </w:tr>
-      <w:tr>
-        <w:tc>
-          <w:tcPr>
-            <w:tcW w:w="3402" w:type="dxa"/>
-          </w:tcPr>
-          <w:p>
-            <w:pPr>
-              <w:pStyle w:val="BodyText"/>
-            </w:pPr>
-            <w:proofErr w:type="spellStart"/>
-            <w:r>
-              <w:t>nr_pcpu_ch_ll_cpus</w:t>
-            </w:r>
-            <w:proofErr w:type="spellEnd"/>
-          </w:p>
-        </w:tc>
-        <w:tc>
-          <w:tcPr>
-            <w:tcW w:w="6804" w:type="dxa"/>
-          </w:tcPr>
-          <w:p>
-            <w:pPr>
-              <w:pStyle w:val="BodyText"/>
-            </w:pPr>
-            <w:r>
-              <w:t xml:space="preserve">A list of </w:t>
-            </w:r>
-            <w:r>
-              <w:t>CPU</w:t>
-            </w:r>
-            <w:r>
-              <w:t xml:space="preserve"> core</w:t>
-            </w:r>
-            <w:r>
-              <w:t xml:space="preserve">s for </w:t>
-            </w:r>
-            <w:r>
-              <w:t>l</w:t>
-            </w:r>
-            <w:r>
-              <w:t xml:space="preserve">ockless </w:t>
-            </w:r>
-            <w:r>
-              <w:t>p</w:t>
-            </w:r>
-            <w:r>
-              <w:t>er-</w:t>
-            </w:r>
-            <w:r>
-              <w:t>cpu</w:t>
-            </w:r>
-            <w:r>
-              <w:t xml:space="preserve"> </w:t>
-            </w:r>
-            <w:r>
-              <w:t>IO RDMA c</w:t>
-            </w:r>
-            <w:r>
-              <w:t>hannels</w:t>
-            </w:r>
-            <w:r>
-              <w:t>. The format is</w:t>
-            </w:r>
-            <w:r>
-              <w:t xml:space="preserve"> as </w:t>
-            </w:r>
-            <w:r>
-              <w:t xml:space="preserve">a </w:t>
-            </w:r>
-            <w:r>
-              <w:t xml:space="preserve">hex-mask list </w:t>
-            </w:r>
-            <w:r>
-              <w:t xml:space="preserve">of cores, </w:t>
-            </w:r>
-            <w:r>
-              <w:t>where each entry is 32-bits</w:t>
-            </w:r>
-            <w:r>
-              <w:t>.</w:t>
-            </w:r>
-          </w:p>
-          <w:p>
-            <w:pPr>
-              <w:pStyle w:val="BodyText"/>
-            </w:pPr>
-            <w:r>
-              <w:t>Default is “”</w:t>
-            </w:r>
-            <w:r>
-              <w:t xml:space="preserve"> (an empty string)</w:t>
-            </w:r>
-            <w:r>
-              <w:t>.</w:t>
+              <w:t>on the Client and the Target.</w:t>
+            </w:r>
+          </w:p>
+          <w:p>
+            <w:pPr>
+              <w:pStyle w:val="BodyText"/>
+            </w:pPr>
+            <w:r>
+              <w:t>Typically set to true for kernel-based DPU usage.</w:t>
+            </w:r>
+          </w:p>
+          <w:p>
+            <w:pPr>
+              <w:pStyle w:val="BodyText"/>
+            </w:pPr>
+            <w:r>
+              <w:t>Default is false.</w:t>
             </w:r>
           </w:p>
         </w:tc>
@@ -6342,6 +5971,98 @@
             </w:pPr>
             <w:proofErr w:type="spellStart"/>
             <w:r>
+              <w:t>nr_pcpu_ch_ll_cpus</w:t>
+            </w:r>
+            <w:proofErr w:type="spellEnd"/>
+          </w:p>
+        </w:tc>
+        <w:tc>
+          <w:tcPr>
+            <w:tcW w:w="6804" w:type="dxa"/>
+          </w:tcPr>
+          <w:p>
+            <w:pPr>
+              <w:pStyle w:val="BodyText"/>
+            </w:pPr>
+            <w:r>
+              <w:t xml:space="preserve">A list of </w:t>
+            </w:r>
+            <w:r>
+              <w:t>CPU</w:t>
+            </w:r>
+            <w:r>
+              <w:t xml:space="preserve"> core</w:t>
+            </w:r>
+            <w:r>
+              <w:t xml:space="preserve">s for </w:t>
+            </w:r>
+            <w:r>
+              <w:t>l</w:t>
+            </w:r>
+            <w:r>
+              <w:t xml:space="preserve">ockless </w:t>
+            </w:r>
+            <w:r>
+              <w:t>p</w:t>
+            </w:r>
+            <w:r>
+              <w:t>er-</w:t>
+            </w:r>
+            <w:r>
+              <w:t>cpu</w:t>
+            </w:r>
+            <w:r>
+              <w:t xml:space="preserve"> </w:t>
+            </w:r>
+            <w:r>
+              <w:t>IO RDMA c</w:t>
+            </w:r>
+            <w:r>
+              <w:t>hannels</w:t>
+            </w:r>
+            <w:r>
+              <w:t>. The format is</w:t>
+            </w:r>
+            <w:r>
+              <w:t xml:space="preserve"> as </w:t>
+            </w:r>
+            <w:r>
+              <w:t xml:space="preserve">a </w:t>
+            </w:r>
+            <w:r>
+              <w:t xml:space="preserve">hex-mask list </w:t>
+            </w:r>
+            <w:r>
+              <w:t xml:space="preserve">of cores, </w:t>
+            </w:r>
+            <w:r>
+              <w:t>where each entry is 32-bits</w:t>
+            </w:r>
+            <w:r>
+              <w:t>.</w:t>
+            </w:r>
+          </w:p>
+          <w:p>
+            <w:pPr>
+              <w:pStyle w:val="BodyText"/>
+            </w:pPr>
+            <w:r>
+              <w:t>Default is “” (an empty string).</w:t>
+            </w:r>
+          </w:p>
+        </w:tc>
+      </w:tr>
+      <w:tr>
+        <w:tc>
+          <w:tcPr>
+            <w:tcW w:w="3402" w:type="dxa"/>
+          </w:tcPr>
+          <w:p>
+            <w:pPr>
+              <w:pStyle w:val="BodyText"/>
+            </w:pPr>
+            <w:proofErr w:type="spellStart"/>
+            <w:r>
               <w:t>nr_pcpu_ch_lockless</w:t>
             </w:r>
             <w:proofErr w:type="spellEnd"/>
@@ -6397,82 +6118,6 @@
             </w:pPr>
             <w:r>
               <w:t>Default is false.</w:t>
-            </w:r>
-          </w:p>
-        </w:tc>
-      </w:tr>
-      <w:tr>
-        <w:tc>
-          <w:tcPr>
-            <w:tcW w:w="3402" w:type="dxa"/>
-          </w:tcPr>
-          <w:p>
-            <w:pPr>
-              <w:pStyle w:val="BodyText"/>
-            </w:pPr>
-            <w:proofErr w:type="spellStart"/>
-            <w:r>
-              <w:t>nr_rotate_in_pending</w:t>
-            </w:r>
-            <w:proofErr w:type="spellEnd"/>
-          </w:p>
-        </w:tc>
-        <w:tc>
-          <w:tcPr>
-            <w:tcW w:w="6804" w:type="dxa"/>
-          </w:tcPr>
-          <w:p>
-            <w:pPr>
-              <w:pStyle w:val="BodyText"/>
-            </w:pPr>
-            <w:r>
-              <w:t xml:space="preserve">Rotate </w:t>
-            </w:r>
-            <w:r>
-              <w:t>RDMA</w:t>
-            </w:r>
-            <w:r>
-              <w:t xml:space="preserve"> </w:t>
-            </w:r>
-            <w:r>
-              <w:t xml:space="preserve">IO </w:t>
-            </w:r>
-            <w:r>
-              <w:t>channel list when reusing channel</w:t>
-            </w:r>
-            <w:r>
-              <w:t>s</w:t>
-            </w:r>
-            <w:r>
-              <w:t xml:space="preserve"> for pending commands</w:t>
-            </w:r>
-            <w:r>
-              <w:t xml:space="preserve"> (which did not have a free slot in the channel previously).</w:t>
-            </w:r>
-          </w:p>
-          <w:p>
-            <w:pPr>
-              <w:pStyle w:val="BodyText"/>
-            </w:pPr>
-            <w:r>
-              <w:t xml:space="preserve">This </w:t>
-            </w:r>
-            <w:r>
-              <w:t>improves performance in certain scenarios</w:t>
-            </w:r>
-            <w:r>
-              <w:t xml:space="preserve"> leading to more balanced use of channels</w:t>
-            </w:r>
-            <w:r>
-              <w:t>.</w:t>
-            </w:r>
-          </w:p>
-          <w:p>
-            <w:pPr>
-              <w:pStyle w:val="BodyText"/>
-            </w:pPr>
-            <w:r>
-              <w:t xml:space="preserve">Default is false. </w:t>
             </w:r>
           </w:p>
         </w:tc>
@@ -6491,6 +6136,82 @@
             </w:pPr>
             <w:proofErr w:type="spellStart"/>
             <w:r>
+              <w:t>nr_rotate_in_pending</w:t>
+            </w:r>
+            <w:proofErr w:type="spellEnd"/>
+          </w:p>
+        </w:tc>
+        <w:tc>
+          <w:tcPr>
+            <w:tcW w:w="6804" w:type="dxa"/>
+          </w:tcPr>
+          <w:p>
+            <w:pPr>
+              <w:pStyle w:val="BodyText"/>
+            </w:pPr>
+            <w:r>
+              <w:t xml:space="preserve">Rotate </w:t>
+            </w:r>
+            <w:r>
+              <w:t>RDMA</w:t>
+            </w:r>
+            <w:r>
+              <w:t xml:space="preserve"> </w:t>
+            </w:r>
+            <w:r>
+              <w:t xml:space="preserve">IO </w:t>
+            </w:r>
+            <w:r>
+              <w:t>channel list when reusing channel</w:t>
+            </w:r>
+            <w:r>
+              <w:t>s</w:t>
+            </w:r>
+            <w:r>
+              <w:t xml:space="preserve"> for pending commands</w:t>
+            </w:r>
+            <w:r>
+              <w:t xml:space="preserve"> (which did not have a free slot in the channel previously).</w:t>
+            </w:r>
+          </w:p>
+          <w:p>
+            <w:pPr>
+              <w:pStyle w:val="BodyText"/>
+            </w:pPr>
+            <w:r>
+              <w:t xml:space="preserve">This </w:t>
+            </w:r>
+            <w:r>
+              <w:t>improves performance in certain scenarios</w:t>
+            </w:r>
+            <w:r>
+              <w:t xml:space="preserve"> leading to more balanced use of channels</w:t>
+            </w:r>
+            <w:r>
+              <w:t>.</w:t>
+            </w:r>
+          </w:p>
+          <w:p>
+            <w:pPr>
+              <w:pStyle w:val="BodyText"/>
+            </w:pPr>
+            <w:r>
+              <w:t xml:space="preserve">Default is false. </w:t>
+            </w:r>
+          </w:p>
+        </w:tc>
+      </w:tr>
+      <w:tr>
+        <w:tc>
+          <w:tcPr>
+            <w:tcW w:w="3402" w:type="dxa"/>
+          </w:tcPr>
+          <w:p>
+            <w:pPr>
+              <w:pStyle w:val="BodyText"/>
+            </w:pPr>
+            <w:proofErr w:type="spellStart"/>
+            <w:r>
               <w:t>nr_shared_cq</w:t>
             </w:r>
             <w:proofErr w:type="spellEnd"/>
@@ -6523,56 +6244,6 @@
             </w:pPr>
             <w:r>
               <w:t xml:space="preserve">Default is true. </w:t>
-            </w:r>
-          </w:p>
-        </w:tc>
-      </w:tr>
-      <w:tr>
-        <w:tc>
-          <w:tcPr>
-            <w:tcW w:w="3402" w:type="dxa"/>
-          </w:tcPr>
-          <w:p>
-            <w:pPr>
-              <w:pStyle w:val="BodyText"/>
-            </w:pPr>
-            <w:proofErr w:type="spellStart"/>
-            <w:r>
-              <w:t>nr_shared_cq_tcp</w:t>
-            </w:r>
-            <w:proofErr w:type="spellEnd"/>
-          </w:p>
-        </w:tc>
-        <w:tc>
-          <w:tcPr>
-            <w:tcW w:w="6804" w:type="dxa"/>
-          </w:tcPr>
-          <w:p>
-            <w:pPr>
-              <w:pStyle w:val="BodyText"/>
-            </w:pPr>
-            <w:r>
-              <w:t>U</w:t>
-            </w:r>
-            <w:r>
-              <w:t xml:space="preserve">se a shared completion queue (SCQ) for </w:t>
-            </w:r>
-            <w:r>
-              <w:t>SIW IO</w:t>
-            </w:r>
-            <w:r>
-              <w:t>.</w:t>
-            </w:r>
-          </w:p>
-          <w:p>
-            <w:pPr>
-              <w:pStyle w:val="BodyText"/>
-            </w:pPr>
-            <w:r>
-              <w:t>Default is</w:t>
-            </w:r>
-            <w:r>
-              <w:t xml:space="preserve"> false.</w:t>
             </w:r>
           </w:p>
         </w:tc>
@@ -6592,6 +6263,56 @@
             <w:proofErr w:type="spellStart"/>
             <w:r>
               <w:lastRenderedPageBreak/>
+              <w:t>nr_shared_cq_tcp</w:t>
+            </w:r>
+            <w:proofErr w:type="spellEnd"/>
+          </w:p>
+        </w:tc>
+        <w:tc>
+          <w:tcPr>
+            <w:tcW w:w="6804" w:type="dxa"/>
+          </w:tcPr>
+          <w:p>
+            <w:pPr>
+              <w:pStyle w:val="BodyText"/>
+            </w:pPr>
+            <w:r>
+              <w:t>U</w:t>
+            </w:r>
+            <w:r>
+              <w:t xml:space="preserve">se a shared completion queue (SCQ) for </w:t>
+            </w:r>
+            <w:r>
+              <w:t>SIW IO</w:t>
+            </w:r>
+            <w:r>
+              <w:t>.</w:t>
+            </w:r>
+          </w:p>
+          <w:p>
+            <w:pPr>
+              <w:pStyle w:val="BodyText"/>
+            </w:pPr>
+            <w:r>
+              <w:t>Default is</w:t>
+            </w:r>
+            <w:r>
+              <w:t xml:space="preserve"> false.</w:t>
+            </w:r>
+          </w:p>
+        </w:tc>
+      </w:tr>
+      <w:tr>
+        <w:tc>
+          <w:tcPr>
+            <w:tcW w:w="3402" w:type="dxa"/>
+          </w:tcPr>
+          <w:p>
+            <w:pPr>
+              <w:pStyle w:val="BodyText"/>
+            </w:pPr>
+            <w:proofErr w:type="spellStart"/>
+            <w:r>
               <w:t>nr_skip_rdma_write</w:t>
             </w:r>
             <w:proofErr w:type="spellEnd"/>
@@ -6714,52 +6435,6 @@
         </w:tc>
       </w:tr>
       <w:tr>
-        <w:tc>
-          <w:tcPr>
-            <w:tcW w:w="3402" w:type="dxa"/>
-          </w:tcPr>
-          <w:p>
-            <w:pPr>
-              <w:pStyle w:val="BodyText"/>
-            </w:pPr>
-            <w:proofErr w:type="spellStart"/>
-            <w:r>
-              <w:t>nr_store_fr</w:t>
-            </w:r>
-            <w:proofErr w:type="spellEnd"/>
-          </w:p>
-        </w:tc>
-        <w:tc>
-          <w:tcPr>
-            <w:tcW w:w="6804" w:type="dxa"/>
-          </w:tcPr>
-          <w:p>
-            <w:pPr>
-              <w:pStyle w:val="BodyText"/>
-            </w:pPr>
-            <w:r>
-              <w:t>Enables a workaround for RDMA resource usage to avoid rare RDMA protection errors in EC writes.</w:t>
-            </w:r>
-          </w:p>
-          <w:p>
-            <w:pPr>
-              <w:pStyle w:val="BodyText"/>
-            </w:pPr>
-            <w:r>
-              <w:t>Default is true.</w:t>
-            </w:r>
-          </w:p>
-          <w:p>
-            <w:pPr>
-              <w:pStyle w:val="BodyText"/>
-            </w:pPr>
-            <w:r>
-              <w:t>Consult support before changing.</w:t>
-            </w:r>
-          </w:p>
-        </w:tc>
-      </w:tr>
-      <w:tr>
         <w:trPr>
           <w:cnfStyle w:val="000000100000" w:firstRow="0" w:lastRow="0" w:firstColumn="0" w:lastColumn="0" w:oddVBand="0" w:evenVBand="0" w:oddHBand="1" w:evenHBand="0" w:firstRowFirstColumn="0" w:firstRowLastColumn="0" w:lastRowFirstColumn="0" w:lastRowLastColumn="0"/>
         </w:trPr>
@@ -6773,6 +6448,52 @@
             </w:pPr>
             <w:proofErr w:type="spellStart"/>
             <w:r>
+              <w:t>nr_store_fr</w:t>
+            </w:r>
+            <w:proofErr w:type="spellEnd"/>
+          </w:p>
+        </w:tc>
+        <w:tc>
+          <w:tcPr>
+            <w:tcW w:w="6804" w:type="dxa"/>
+          </w:tcPr>
+          <w:p>
+            <w:pPr>
+              <w:pStyle w:val="BodyText"/>
+            </w:pPr>
+            <w:r>
+              <w:t>Enables a workaround for RDMA resource usage to avoid rare RDMA protection errors in EC writes.</w:t>
+            </w:r>
+          </w:p>
+          <w:p>
+            <w:pPr>
+              <w:pStyle w:val="BodyText"/>
+            </w:pPr>
+            <w:r>
+              <w:t>Default is true.</w:t>
+            </w:r>
+          </w:p>
+          <w:p>
+            <w:pPr>
+              <w:pStyle w:val="BodyText"/>
+            </w:pPr>
+            <w:r>
+              <w:t>Consult support before changing.</w:t>
+            </w:r>
+          </w:p>
+        </w:tc>
+      </w:tr>
+      <w:tr>
+        <w:tc>
+          <w:tcPr>
+            <w:tcW w:w="3402" w:type="dxa"/>
+          </w:tcPr>
+          <w:p>
+            <w:pPr>
+              <w:pStyle w:val="BodyText"/>
+            </w:pPr>
+            <w:proofErr w:type="spellStart"/>
+            <w:r>
               <w:t>nr_use_srq</w:t>
             </w:r>
             <w:proofErr w:type="spellEnd"/>
@@ -6817,68 +6538,6 @@
             </w:pPr>
             <w:r>
               <w:t xml:space="preserve">Default is true. </w:t>
-            </w:r>
-          </w:p>
-        </w:tc>
-      </w:tr>
-      <w:tr>
-        <w:tc>
-          <w:tcPr>
-            <w:tcW w:w="3402" w:type="dxa"/>
-          </w:tcPr>
-          <w:p>
-            <w:pPr>
-              <w:pStyle w:val="BodyText"/>
-            </w:pPr>
-            <w:proofErr w:type="spellStart"/>
-            <w:r>
-              <w:t>nr_use_srq_tcp</w:t>
-            </w:r>
-            <w:proofErr w:type="spellEnd"/>
-          </w:p>
-        </w:tc>
-        <w:tc>
-          <w:tcPr>
-            <w:tcW w:w="6804" w:type="dxa"/>
-          </w:tcPr>
-          <w:p>
-            <w:pPr>
-              <w:pStyle w:val="BodyText"/>
-            </w:pPr>
-            <w:r>
-              <w:t>U</w:t>
-            </w:r>
-            <w:r>
-              <w:t xml:space="preserve">se a shared </w:t>
-            </w:r>
-            <w:r>
-              <w:t>receive</w:t>
-            </w:r>
-            <w:r>
-              <w:t xml:space="preserve"> queue (</w:t>
-            </w:r>
-            <w:r>
-              <w:t>R</w:t>
-            </w:r>
-            <w:r>
-              <w:t xml:space="preserve">CQ) for </w:t>
-            </w:r>
-            <w:r>
-              <w:t>SIW IO</w:t>
-            </w:r>
-            <w:r>
-              <w:t>.</w:t>
-            </w:r>
-          </w:p>
-          <w:p>
-            <w:pPr>
-              <w:pStyle w:val="BodyText"/>
-            </w:pPr>
-            <w:r>
-              <w:t>Default is</w:t>
-            </w:r>
-            <w:r>
-              <w:t xml:space="preserve"> false.</w:t>
             </w:r>
           </w:p>
         </w:tc>
@@ -6897,6 +6556,68 @@
             </w:pPr>
             <w:proofErr w:type="spellStart"/>
             <w:r>
+              <w:t>nr_use_srq_tcp</w:t>
+            </w:r>
+            <w:proofErr w:type="spellEnd"/>
+          </w:p>
+        </w:tc>
+        <w:tc>
+          <w:tcPr>
+            <w:tcW w:w="6804" w:type="dxa"/>
+          </w:tcPr>
+          <w:p>
+            <w:pPr>
+              <w:pStyle w:val="BodyText"/>
+            </w:pPr>
+            <w:r>
+              <w:t>U</w:t>
+            </w:r>
+            <w:r>
+              <w:t xml:space="preserve">se a shared </w:t>
+            </w:r>
+            <w:r>
+              <w:t>receive</w:t>
+            </w:r>
+            <w:r>
+              <w:t xml:space="preserve"> queue (</w:t>
+            </w:r>
+            <w:r>
+              <w:t>R</w:t>
+            </w:r>
+            <w:r>
+              <w:t xml:space="preserve">CQ) for </w:t>
+            </w:r>
+            <w:r>
+              <w:t>SIW IO</w:t>
+            </w:r>
+            <w:r>
+              <w:t>.</w:t>
+            </w:r>
+          </w:p>
+          <w:p>
+            <w:pPr>
+              <w:pStyle w:val="BodyText"/>
+            </w:pPr>
+            <w:r>
+              <w:t>Default is</w:t>
+            </w:r>
+            <w:r>
+              <w:t xml:space="preserve"> false.</w:t>
+            </w:r>
+          </w:p>
+        </w:tc>
+      </w:tr>
+      <w:tr>
+        <w:tc>
+          <w:tcPr>
+            <w:tcW w:w="3402" w:type="dxa"/>
+          </w:tcPr>
+          <w:p>
+            <w:pPr>
+              <w:pStyle w:val="BodyText"/>
+            </w:pPr>
+            <w:proofErr w:type="spellStart"/>
+            <w:r>
               <w:t>nr_wd_long_timeout</w:t>
             </w:r>
             <w:proofErr w:type="spellEnd"/>
@@ -6923,76 +6644,6 @@
             </w:pPr>
             <w:r>
               <w:t xml:space="preserve">Default is 0, which means 10 seconds. </w:t>
-            </w:r>
-          </w:p>
-        </w:tc>
-      </w:tr>
-      <w:tr>
-        <w:tc>
-          <w:tcPr>
-            <w:tcW w:w="3402" w:type="dxa"/>
-          </w:tcPr>
-          <w:p>
-            <w:pPr>
-              <w:pStyle w:val="BodyText"/>
-            </w:pPr>
-            <w:proofErr w:type="spellStart"/>
-            <w:r>
-              <w:t>nr_wd_rescue_timeout</w:t>
-            </w:r>
-            <w:proofErr w:type="spellEnd"/>
-          </w:p>
-        </w:tc>
-        <w:tc>
-          <w:tcPr>
-            <w:tcW w:w="6804" w:type="dxa"/>
-          </w:tcPr>
-          <w:p>
-            <w:pPr>
-              <w:pStyle w:val="BodyText"/>
-            </w:pPr>
-            <w:r>
-              <w:t>IO</w:t>
-            </w:r>
-            <w:r>
-              <w:t xml:space="preserve"> watchdog rescue timeout in jiffies.</w:t>
-            </w:r>
-            <w:r>
-              <w:t xml:space="preserve"> An IO watchdog resuce is an attempt to </w:t>
-            </w:r>
-            <w:r>
-              <w:t xml:space="preserve">handle any missed receive interrupts even through there was no interrupt. This functionality </w:t>
-            </w:r>
-            <w:r>
-              <w:t xml:space="preserve">was an escape and </w:t>
-            </w:r>
-            <w:r>
-              <w:t>is considered unnecessary</w:t>
-            </w:r>
-            <w:r>
-              <w:t>.</w:t>
-            </w:r>
-          </w:p>
-          <w:p>
-            <w:pPr>
-              <w:pStyle w:val="BodyText"/>
-            </w:pPr>
-            <w:r>
-              <w:t>A value under 1 second disables this functionality.</w:t>
-            </w:r>
-          </w:p>
-          <w:p>
-            <w:pPr>
-              <w:pStyle w:val="BodyText"/>
-            </w:pPr>
-            <w:r>
-              <w:t xml:space="preserve">Default is </w:t>
-            </w:r>
-            <w:r>
-              <w:t>0</w:t>
-            </w:r>
-            <w:r>
-              <w:t>, i.e. disabled.</w:t>
             </w:r>
           </w:p>
         </w:tc>
@@ -7011,6 +6662,61 @@
             </w:pPr>
             <w:proofErr w:type="spellStart"/>
             <w:r>
+              <w:t>nr_wd_rescue_timeout</w:t>
+            </w:r>
+            <w:proofErr w:type="spellEnd"/>
+          </w:p>
+        </w:tc>
+        <w:tc>
+          <w:tcPr>
+            <w:tcW w:w="6804" w:type="dxa"/>
+          </w:tcPr>
+          <w:p>
+            <w:pPr>
+              <w:pStyle w:val="BodyText"/>
+            </w:pPr>
+            <w:r>
+              <w:t>IO</w:t>
+            </w:r>
+            <w:r>
+              <w:t xml:space="preserve"> watchdog rescue timeout in jiffies.</w:t>
+            </w:r>
+            <w:r>
+              <w:t xml:space="preserve"> An IO watchdog resuce is an attempt to handle any missed receive interrupts even through there was no interrupt. This functionality was an escape and is considered unnecessary.</w:t>
+            </w:r>
+          </w:p>
+          <w:p>
+            <w:pPr>
+              <w:pStyle w:val="BodyText"/>
+            </w:pPr>
+            <w:r>
+              <w:t>A value under 1 second disables this functionality.</w:t>
+            </w:r>
+          </w:p>
+          <w:p>
+            <w:pPr>
+              <w:pStyle w:val="BodyText"/>
+            </w:pPr>
+            <w:r>
+              <w:t xml:space="preserve">Default is </w:t>
+            </w:r>
+            <w:r>
+              <w:t>0, i.e. disabled.</w:t>
+            </w:r>
+          </w:p>
+        </w:tc>
+      </w:tr>
+      <w:tr>
+        <w:tc>
+          <w:tcPr>
+            <w:tcW w:w="3402" w:type="dxa"/>
+          </w:tcPr>
+          <w:p>
+            <w:pPr>
+              <w:pStyle w:val="BodyText"/>
+            </w:pPr>
+            <w:proofErr w:type="spellStart"/>
+            <w:r>
               <w:t>num_warnings</w:t>
             </w:r>
             <w:proofErr w:type="spellEnd"/>
@@ -7037,56 +6743,6 @@
             </w:pPr>
             <w:r>
               <w:t>Contact support if not 0.</w:t>
-            </w:r>
-          </w:p>
-        </w:tc>
-      </w:tr>
-      <w:tr>
-        <w:tc>
-          <w:tcPr>
-            <w:tcW w:w="3402" w:type="dxa"/>
-          </w:tcPr>
-          <w:p>
-            <w:pPr>
-              <w:pStyle w:val="BodyText"/>
-            </w:pPr>
-            <w:proofErr w:type="spellStart"/>
-            <w:r>
-              <w:t>nvmeibc_copy_bio_buffers</w:t>
-            </w:r>
-            <w:proofErr w:type="spellEnd"/>
-          </w:p>
-        </w:tc>
-        <w:tc>
-          <w:tcPr>
-            <w:tcW w:w="6804" w:type="dxa"/>
-          </w:tcPr>
-          <w:p>
-            <w:pPr>
-              <w:pStyle w:val="BodyText"/>
-            </w:pPr>
-            <w:r>
-              <w:t>Copy bio buffers in writes. S</w:t>
-            </w:r>
-            <w:r>
-              <w:t xml:space="preserve">hould be on </w:t>
-            </w:r>
-            <w:r>
-              <w:t>except for specific file systems that never write into a buffer during IO</w:t>
-            </w:r>
-            <w:r>
-              <w:t>.</w:t>
-            </w:r>
-          </w:p>
-          <w:p>
-            <w:pPr>
-              <w:pStyle w:val="BodyText"/>
-            </w:pPr>
-            <w:r>
-              <w:t>Default is true</w:t>
-            </w:r>
-            <w:r>
-              <w:t>.</w:t>
             </w:r>
           </w:p>
         </w:tc>
@@ -7105,6 +6761,53 @@
             </w:pPr>
             <w:proofErr w:type="spellStart"/>
             <w:r>
+              <w:t>nvmeibc_copy_bio_buffers</w:t>
+            </w:r>
+            <w:proofErr w:type="spellEnd"/>
+          </w:p>
+        </w:tc>
+        <w:tc>
+          <w:tcPr>
+            <w:tcW w:w="6804" w:type="dxa"/>
+          </w:tcPr>
+          <w:p>
+            <w:pPr>
+              <w:pStyle w:val="BodyText"/>
+            </w:pPr>
+            <w:r>
+              <w:t>Copy bio buffers in writes. S</w:t>
+            </w:r>
+            <w:r>
+              <w:t>hould be on except for specific file systems that never write into a buffer during IO</w:t>
+            </w:r>
+            <w:r>
+              <w:t>.</w:t>
+            </w:r>
+          </w:p>
+          <w:p>
+            <w:pPr>
+              <w:pStyle w:val="BodyText"/>
+            </w:pPr>
+            <w:r>
+              <w:t>Default is true</w:t>
+            </w:r>
+            <w:r>
+              <w:t>.</w:t>
+            </w:r>
+          </w:p>
+        </w:tc>
+      </w:tr>
+      <w:tr>
+        <w:tc>
+          <w:tcPr>
+            <w:tcW w:w="3402" w:type="dxa"/>
+          </w:tcPr>
+          <w:p>
+            <w:pPr>
+              <w:pStyle w:val="BodyText"/>
+            </w:pPr>
+            <w:proofErr w:type="spellStart"/>
+            <w:r>
               <w:t>nvmeibc_debug_ram_binfo</w:t>
             </w:r>
             <w:proofErr w:type="spellEnd"/>
@@ -7133,6 +6836,9 @@
         </w:tc>
       </w:tr>
       <w:tr>
+        <w:trPr>
+          <w:cnfStyle w:val="000000100000" w:firstRow="0" w:lastRow="0" w:firstColumn="0" w:lastColumn="0" w:oddVBand="0" w:evenVBand="0" w:oddHBand="1" w:evenHBand="0" w:firstRowFirstColumn="0" w:firstRowLastColumn="0" w:lastRowFirstColumn="0" w:lastRowLastColumn="0"/>
+        </w:trPr>
         <w:tc>
           <w:tcPr>
             <w:tcW w:w="3402" w:type="dxa"/>
@@ -7200,7 +6906,69 @@
               </w:tabs>
             </w:pPr>
             <w:r>
+              <w:lastRenderedPageBreak/>
               <w:t>Consult support before changing!</w:t>
+            </w:r>
+          </w:p>
+        </w:tc>
+      </w:tr>
+      <w:tr>
+        <w:tc>
+          <w:tcPr>
+            <w:tcW w:w="3402" w:type="dxa"/>
+          </w:tcPr>
+          <w:p>
+            <w:pPr>
+              <w:pStyle w:val="BodyText"/>
+            </w:pPr>
+            <w:proofErr w:type="spellStart"/>
+            <w:r>
+              <w:lastRenderedPageBreak/>
+              <w:t>nvmeibc_jentry_num_blocks</w:t>
+            </w:r>
+            <w:proofErr w:type="spellEnd"/>
+          </w:p>
+        </w:tc>
+        <w:tc>
+          <w:tcPr>
+            <w:tcW w:w="6804" w:type="dxa"/>
+          </w:tcPr>
+          <w:p>
+            <w:pPr>
+              <w:pStyle w:val="BodyText"/>
+            </w:pPr>
+            <w:r>
+              <w:t>Length of erasure coding journal, in blocks.</w:t>
+            </w:r>
+          </w:p>
+          <w:p>
+            <w:pPr>
+              <w:pStyle w:val="BodyText"/>
+            </w:pPr>
+            <w:r>
+              <w:t>For erasure coding volumes, increasing this means fewer parallel write IO operations, but more efficient large writes. It is highly recommended to increase for use cases with large writes.</w:t>
+            </w:r>
+          </w:p>
+          <w:p>
+            <w:pPr>
+              <w:pStyle w:val="BodyText"/>
+            </w:pPr>
+            <w:r>
+              <w:t>Range is 1 to 16.</w:t>
+            </w:r>
+          </w:p>
+          <w:p>
+            <w:pPr>
+              <w:pStyle w:val="BodyText"/>
+            </w:pPr>
+            <w:r>
+              <w:t>Default is 1</w:t>
+            </w:r>
+            <w:r>
+              <w:t>6</w:t>
+            </w:r>
+            <w:r>
+              <w:t>.</w:t>
             </w:r>
           </w:p>
         </w:tc>
@@ -7219,77 +6987,6 @@
             </w:pPr>
             <w:proofErr w:type="spellStart"/>
             <w:r>
-              <w:t>nvmeibc_jentry_num_blocks</w:t>
-            </w:r>
-            <w:proofErr w:type="spellEnd"/>
-          </w:p>
-        </w:tc>
-        <w:tc>
-          <w:tcPr>
-            <w:tcW w:w="6804" w:type="dxa"/>
-          </w:tcPr>
-          <w:p>
-            <w:pPr>
-              <w:pStyle w:val="BodyText"/>
-            </w:pPr>
-            <w:r>
-              <w:t>Length of erasure coding journal, in blocks.</w:t>
-            </w:r>
-          </w:p>
-          <w:p>
-            <w:pPr>
-              <w:pStyle w:val="BodyText"/>
-            </w:pPr>
-            <w:r>
-              <w:lastRenderedPageBreak/>
-              <w:t xml:space="preserve">For erasure coding volumes, increasing this means fewer parallel write IO operations, but more efficient large writes. It is highly recommended to increase for </w:t>
-            </w:r>
-            <w:r>
-              <w:t>use cases with large</w:t>
-            </w:r>
-            <w:r>
-              <w:t xml:space="preserve"> </w:t>
-            </w:r>
-            <w:r>
-              <w:t>writes.</w:t>
-            </w:r>
-          </w:p>
-          <w:p>
-            <w:pPr>
-              <w:pStyle w:val="BodyText"/>
-            </w:pPr>
-            <w:r>
-              <w:t>Range is 1 to 16.</w:t>
-            </w:r>
-          </w:p>
-          <w:p>
-            <w:pPr>
-              <w:pStyle w:val="BodyText"/>
-            </w:pPr>
-            <w:r>
-              <w:t>Default is 1</w:t>
-            </w:r>
-            <w:r>
-              <w:t>6</w:t>
-            </w:r>
-            <w:r>
-              <w:t>.</w:t>
-            </w:r>
-          </w:p>
-        </w:tc>
-      </w:tr>
-      <w:tr>
-        <w:tc>
-          <w:tcPr>
-            <w:tcW w:w="3402" w:type="dxa"/>
-          </w:tcPr>
-          <w:p>
-            <w:pPr>
-              <w:pStyle w:val="BodyText"/>
-            </w:pPr>
-            <w:proofErr w:type="spellStart"/>
-            <w:r>
-              <w:lastRenderedPageBreak/>
               <w:t>nvmeibc_jmd_wr_version</w:t>
             </w:r>
             <w:proofErr w:type="spellEnd"/>
@@ -7325,13 +7022,7 @@
               </w:numPr>
             </w:pPr>
             <w:r>
-              <w:t xml:space="preserve">0 </w:t>
-            </w:r>
-            <w:r>
-              <w:t xml:space="preserve">(default) </w:t>
-            </w:r>
-            <w:r>
-              <w:t>= packed</w:t>
+              <w:t>0 (default) = packed</w:t>
             </w:r>
           </w:p>
           <w:p>
@@ -7357,6 +7048,68 @@
         </w:tc>
       </w:tr>
       <w:tr>
+        <w:tc>
+          <w:tcPr>
+            <w:tcW w:w="3402" w:type="dxa"/>
+          </w:tcPr>
+          <w:p>
+            <w:pPr>
+              <w:pStyle w:val="BodyText"/>
+            </w:pPr>
+            <w:proofErr w:type="spellStart"/>
+            <w:r>
+              <w:t>nvmeibc_should_sync_reuse_memory</w:t>
+            </w:r>
+            <w:proofErr w:type="spellEnd"/>
+          </w:p>
+        </w:tc>
+        <w:tc>
+          <w:tcPr>
+            <w:tcW w:w="6804" w:type="dxa"/>
+          </w:tcPr>
+          <w:p>
+            <w:pPr>
+              <w:pStyle w:val="BodyText"/>
+            </w:pPr>
+            <w:r>
+              <w:t>Reuse</w:t>
+            </w:r>
+            <w:r>
+              <w:t xml:space="preserve"> </w:t>
+            </w:r>
+            <w:r>
+              <w:t>pages across syncs (internal storage recovery operations)</w:t>
+            </w:r>
+            <w:r>
+              <w:t xml:space="preserve"> </w:t>
+            </w:r>
+            <w:r>
+              <w:t>to reduce the number</w:t>
+            </w:r>
+            <w:r>
+              <w:t xml:space="preserve"> of page alloc</w:t>
+            </w:r>
+            <w:r>
+              <w:t xml:space="preserve">ations and </w:t>
+            </w:r>
+            <w:r>
+              <w:t>dealloc</w:t>
+            </w:r>
+            <w:r>
+              <w:t>ations.</w:t>
+            </w:r>
+          </w:p>
+          <w:p>
+            <w:pPr>
+              <w:pStyle w:val="BodyText"/>
+            </w:pPr>
+            <w:r>
+              <w:t>Default is true.</w:t>
+            </w:r>
+          </w:p>
+        </w:tc>
+      </w:tr>
+      <w:tr>
         <w:trPr>
           <w:cnfStyle w:val="000000100000" w:firstRow="0" w:lastRow="0" w:firstColumn="0" w:lastColumn="0" w:oddVBand="0" w:evenVBand="0" w:oddHBand="1" w:evenHBand="0" w:firstRowFirstColumn="0" w:firstRowLastColumn="0" w:lastRowFirstColumn="0" w:lastRowLastColumn="0"/>
         </w:trPr>
@@ -7370,80 +7123,6 @@
             </w:pPr>
             <w:proofErr w:type="spellStart"/>
             <w:r>
-              <w:t>nvmeibc_should_sync_reuse_memory</w:t>
-            </w:r>
-            <w:proofErr w:type="spellEnd"/>
-          </w:p>
-        </w:tc>
-        <w:tc>
-          <w:tcPr>
-            <w:tcW w:w="6804" w:type="dxa"/>
-          </w:tcPr>
-          <w:p>
-            <w:pPr>
-              <w:pStyle w:val="BodyText"/>
-            </w:pPr>
-            <w:r>
-              <w:t>Reuse</w:t>
-            </w:r>
-            <w:r>
-              <w:t xml:space="preserve"> </w:t>
-            </w:r>
-            <w:r>
-              <w:t>pages across syncs (</w:t>
-            </w:r>
-            <w:r>
-              <w:t xml:space="preserve">internal storage </w:t>
-            </w:r>
-            <w:r>
-              <w:t>recovery operations</w:t>
-            </w:r>
-            <w:r>
-              <w:t>)</w:t>
-            </w:r>
-            <w:r>
-              <w:t xml:space="preserve"> </w:t>
-            </w:r>
-            <w:r>
-              <w:t>to reduce the number</w:t>
-            </w:r>
-            <w:r>
-              <w:t xml:space="preserve"> of page alloc</w:t>
-            </w:r>
-            <w:r>
-              <w:t xml:space="preserve">ations and </w:t>
-            </w:r>
-            <w:r>
-              <w:t>dealloc</w:t>
-            </w:r>
-            <w:r>
-              <w:t>ations.</w:t>
-            </w:r>
-          </w:p>
-          <w:p>
-            <w:pPr>
-              <w:pStyle w:val="BodyText"/>
-            </w:pPr>
-            <w:r>
-              <w:t>Def</w:t>
-            </w:r>
-            <w:r>
-              <w:t>ault is true.</w:t>
-            </w:r>
-          </w:p>
-        </w:tc>
-      </w:tr>
-      <w:tr>
-        <w:tc>
-          <w:tcPr>
-            <w:tcW w:w="3402" w:type="dxa"/>
-          </w:tcPr>
-          <w:p>
-            <w:pPr>
-              <w:pStyle w:val="BodyText"/>
-            </w:pPr>
-            <w:proofErr w:type="spellStart"/>
-            <w:r>
               <w:t>nvmeibc_sync_full_lockset_probability_factor</w:t>
             </w:r>
             <w:proofErr w:type="spellEnd"/>
@@ -7467,27 +7146,15 @@
               <w:t xml:space="preserve">128K blocks instead of the current IO </w:t>
             </w:r>
             <w:r>
-              <w:t>requested. It is used to avoid very slow IO during recovery</w:t>
-            </w:r>
-            <w:r>
-              <w:t>, while avoiding wasteful repeat synchronizations.</w:t>
-            </w:r>
-            <w:r>
-              <w:t xml:space="preserve"> If the entire block is not synchronized, this will still need to be done by the regular recovery mechanism.</w:t>
-            </w:r>
-          </w:p>
-          <w:p>
-            <w:pPr>
-              <w:pStyle w:val="BodyText"/>
-            </w:pPr>
-            <w:r>
-              <w:t xml:space="preserve">The probabillity is </w:t>
-            </w:r>
-            <w:r>
-              <w:t xml:space="preserve">computed by multiplying the number of blocks in the IO x </w:t>
-            </w:r>
-            <w:r>
-              <w:t>&lt;param value&gt; / 3200.</w:t>
+              <w:t>requested. It is used to avoid very slow IO during recovery, while avoiding wasteful repeat synchronizations. If the entire block is not synchronized, this will still need to be done by the regular recovery mechanism.</w:t>
+            </w:r>
+          </w:p>
+          <w:p>
+            <w:pPr>
+              <w:pStyle w:val="BodyText"/>
+            </w:pPr>
+            <w:r>
+              <w:t>The probabillity is computed by multiplying the number of blocks in the IO x &lt;param value&gt; / 3200.</w:t>
             </w:r>
           </w:p>
           <w:p>
@@ -7507,16 +7174,7 @@
               </w:numPr>
             </w:pPr>
             <w:r>
-              <w:t xml:space="preserve">0 </w:t>
-            </w:r>
-            <w:r>
-              <w:t xml:space="preserve">= </w:t>
-            </w:r>
-            <w:r>
-              <w:t>never synchronize the</w:t>
-            </w:r>
-            <w:r>
-              <w:t xml:space="preserve"> full block.</w:t>
+              <w:t>0 = never synchronize the full block.</w:t>
             </w:r>
           </w:p>
           <w:p>
@@ -7528,19 +7186,7 @@
               </w:numPr>
             </w:pPr>
             <w:r>
-              <w:t xml:space="preserve">100 (default) = </w:t>
-            </w:r>
-            <w:r>
-              <w:t xml:space="preserve">1/32 chance for a </w:t>
-            </w:r>
-            <w:r>
-              <w:t>4k</w:t>
-            </w:r>
-            <w:r>
-              <w:t xml:space="preserve"> I</w:t>
-            </w:r>
-            <w:r>
-              <w:t xml:space="preserve">O ; </w:t>
+              <w:t xml:space="preserve">100 (default) = 1/32 chance for a 4k IO ; </w:t>
             </w:r>
             <w:r>
               <w:t>50% chan</w:t>
@@ -7567,6 +7213,47 @@
         </w:tc>
       </w:tr>
       <w:tr>
+        <w:tc>
+          <w:tcPr>
+            <w:tcW w:w="3402" w:type="dxa"/>
+          </w:tcPr>
+          <w:p>
+            <w:pPr>
+              <w:pStyle w:val="BodyText"/>
+            </w:pPr>
+            <w:proofErr w:type="spellStart"/>
+            <w:r>
+              <w:t>nvmeibc_target_nics_query_min_fail_secs</w:t>
+            </w:r>
+            <w:proofErr w:type="spellEnd"/>
+          </w:p>
+        </w:tc>
+        <w:tc>
+          <w:tcPr>
+            <w:tcW w:w="6804" w:type="dxa"/>
+          </w:tcPr>
+          <w:p>
+            <w:pPr>
+              <w:pStyle w:val="BodyText"/>
+            </w:pPr>
+            <w:r>
+              <w:t>Minimum number of seconds of discovery failures before sending a Target NICs query to management, for the whole target</w:t>
+            </w:r>
+            <w:r>
+              <w:t xml:space="preserve"> information.</w:t>
+            </w:r>
+          </w:p>
+          <w:p>
+            <w:pPr>
+              <w:pStyle w:val="BodyText"/>
+            </w:pPr>
+            <w:r>
+              <w:t>Default is 10 seconds.</w:t>
+            </w:r>
+          </w:p>
+        </w:tc>
+      </w:tr>
+      <w:tr>
         <w:trPr>
           <w:cnfStyle w:val="000000100000" w:firstRow="0" w:lastRow="0" w:firstColumn="0" w:lastColumn="0" w:oddVBand="0" w:evenVBand="0" w:oddHBand="1" w:evenHBand="0" w:firstRowFirstColumn="0" w:firstRowLastColumn="0" w:lastRowFirstColumn="0" w:lastRowLastColumn="0"/>
         </w:trPr>
@@ -7619,26 +7306,31 @@
               </w:rPr>
             </w:pPr>
             <w:r>
-              <w:t xml:space="preserve">Maximum is </w:t>
-            </w:r>
-            <w:r>
-              <w:t>6144.</w:t>
-            </w:r>
-          </w:p>
-        </w:tc>
-      </w:tr>
-      <w:tr>
-        <w:tc>
-          <w:tcPr>
-            <w:tcW w:w="3402" w:type="dxa"/>
-          </w:tcPr>
-          <w:p>
-            <w:pPr>
-              <w:pStyle w:val="BodyText"/>
-            </w:pPr>
-            <w:proofErr w:type="spellStart"/>
-            <w:r>
-              <w:t>nvmeibc_warn_on_edic_werification_failure</w:t>
+              <w:lastRenderedPageBreak/>
+              <w:t>Maximum is 6144.</w:t>
+            </w:r>
+          </w:p>
+        </w:tc>
+      </w:tr>
+      <w:tr>
+        <w:tc>
+          <w:tcPr>
+            <w:tcW w:w="3402" w:type="dxa"/>
+          </w:tcPr>
+          <w:p>
+            <w:pPr>
+              <w:pStyle w:val="BodyText"/>
+            </w:pPr>
+            <w:proofErr w:type="spellStart"/>
+            <w:r>
+              <w:lastRenderedPageBreak/>
+              <w:t>nvmeibc_warn_on_edic_</w:t>
+            </w:r>
+            <w:r>
+              <w:t>v</w:t>
+            </w:r>
+            <w:r>
+              <w:t>erification_failure</w:t>
             </w:r>
             <w:proofErr w:type="spellEnd"/>
           </w:p>
@@ -7716,7 +7408,6 @@
               <w:pStyle w:val="BodyText"/>
             </w:pPr>
             <w:r>
-              <w:lastRenderedPageBreak/>
               <w:t>Default is 31.</w:t>
             </w:r>
           </w:p>
@@ -7733,7 +7424,6 @@
             </w:pPr>
             <w:proofErr w:type="spellStart"/>
             <w:r>
-              <w:lastRenderedPageBreak/>
               <w:t>panic_on_core_dbgdi</w:t>
             </w:r>
             <w:proofErr w:type="spellEnd"/>
@@ -7766,10 +7456,7 @@
               <w:t>.</w:t>
             </w:r>
             <w:r>
-              <w:t xml:space="preserve"> </w:t>
-            </w:r>
-            <w:r>
-              <w:t>This is a</w:t>
+              <w:t xml:space="preserve"> This is a</w:t>
             </w:r>
             <w:r>
               <w:t>n internal debugging facility.</w:t>
@@ -7891,10 +7578,7 @@
               <w:pStyle w:val="BodyText"/>
             </w:pPr>
             <w:r>
-              <w:t>Lock transfers are used to optimize serial writes and transfer lock ownership</w:t>
-            </w:r>
-            <w:r>
-              <w:t xml:space="preserve"> from one IO to another to avoid having to wait for it to be released and then acquired again.</w:t>
+              <w:t>Lock transfers are used to optimize serial writes and transfer lock ownership from one IO to another to avoid having to wait for it to be released and then acquired again.</w:t>
             </w:r>
           </w:p>
           <w:p>
@@ -7903,14 +7587,6 @@
             </w:pPr>
             <w:r>
               <w:t>Default is 8.</w:t>
-            </w:r>
-          </w:p>
-          <w:p>
-            <w:pPr>
-              <w:pStyle w:val="BodyText"/>
-            </w:pPr>
-            <w:r>
-              <w:t>For NVLustre production clusters, set to 32.</w:t>
             </w:r>
           </w:p>
         </w:tc>
@@ -7960,47 +7636,41 @@
             </w:pPr>
             <w:proofErr w:type="spellStart"/>
             <w:r>
-              <w:t>profiling_enabled</w:t>
-            </w:r>
-            <w:proofErr w:type="spellEnd"/>
-          </w:p>
-        </w:tc>
-        <w:tc>
-          <w:tcPr>
-            <w:tcW w:w="6804" w:type="dxa"/>
-          </w:tcPr>
-          <w:p>
-            <w:pPr>
-              <w:pStyle w:val="BodyText"/>
-            </w:pPr>
-            <w:r>
-              <w:t xml:space="preserve">Enable statistics gathering, should be </w:t>
-            </w:r>
-            <w:r>
-              <w:t>turned of</w:t>
-            </w:r>
-            <w:r>
-              <w:t xml:space="preserve"> if </w:t>
-            </w:r>
-            <w:r>
-              <w:t xml:space="preserve">the </w:t>
-            </w:r>
-            <w:r>
-              <w:t xml:space="preserve">clocksource </w:t>
-            </w:r>
-            <w:r>
-              <w:t xml:space="preserve">is not </w:t>
-            </w:r>
-            <w:r>
-              <w:t>tsc.</w:t>
-            </w:r>
-          </w:p>
-          <w:p>
-            <w:pPr>
-              <w:pStyle w:val="BodyText"/>
-            </w:pPr>
-            <w:r>
-              <w:t xml:space="preserve">Default is true. </w:t>
+              <w:t>prefix_priority_masks</w:t>
+            </w:r>
+            <w:proofErr w:type="spellEnd"/>
+          </w:p>
+        </w:tc>
+        <w:tc>
+          <w:tcPr>
+            <w:tcW w:w="6804" w:type="dxa"/>
+          </w:tcPr>
+          <w:p>
+            <w:pPr>
+              <w:pStyle w:val="BodyText"/>
+            </w:pPr>
+            <w:r>
+              <w:t xml:space="preserve">A </w:t>
+            </w:r>
+            <w:r>
+              <w:t>comma separated list of prefixes length for path</w:t>
+            </w:r>
+            <w:r>
+              <w:t xml:space="preserve"> prioritization.</w:t>
+            </w:r>
+          </w:p>
+          <w:p>
+            <w:pPr>
+              <w:pStyle w:val="BodyText"/>
+            </w:pPr>
+            <w:r>
+              <w:t xml:space="preserve">Default is </w:t>
+            </w:r>
+            <w:r>
+              <w:t>“” (empty)</w:t>
+            </w:r>
+            <w:r>
+              <w:t>, i.e., no prioritization.</w:t>
             </w:r>
           </w:p>
         </w:tc>
@@ -8019,110 +7689,88 @@
             </w:pPr>
             <w:proofErr w:type="spellStart"/>
             <w:r>
-              <w:t>qa_ec_stress_debug</w:t>
-            </w:r>
-            <w:proofErr w:type="spellEnd"/>
-          </w:p>
-        </w:tc>
-        <w:tc>
-          <w:tcPr>
-            <w:tcW w:w="6804" w:type="dxa"/>
-          </w:tcPr>
-          <w:p>
-            <w:pPr>
-              <w:pStyle w:val="BodyText"/>
-            </w:pPr>
-            <w:r>
-              <w:t>For QA only!</w:t>
-            </w:r>
-          </w:p>
-          <w:p>
-            <w:pPr>
-              <w:pStyle w:val="BodyText"/>
-            </w:pPr>
-            <w:r>
-              <w:t>S</w:t>
-            </w:r>
-            <w:r>
-              <w:t>tress</w:t>
-            </w:r>
-            <w:r>
-              <w:t>es</w:t>
-            </w:r>
-            <w:r>
-              <w:t xml:space="preserve"> </w:t>
+              <w:t>prefix_priority_masks_rediscover_on_new</w:t>
+            </w:r>
+            <w:proofErr w:type="spellEnd"/>
+          </w:p>
+        </w:tc>
+        <w:tc>
+          <w:tcPr>
+            <w:tcW w:w="6804" w:type="dxa"/>
+          </w:tcPr>
+          <w:p>
+            <w:pPr>
+              <w:pStyle w:val="BodyText"/>
+            </w:pPr>
+            <w:r>
+              <w:t>Rediscover on new common prefix priority found</w:t>
+            </w:r>
+            <w:r>
+              <w:t>.</w:t>
+            </w:r>
+          </w:p>
+          <w:p>
+            <w:pPr>
+              <w:pStyle w:val="BodyText"/>
+            </w:pPr>
+            <w:r>
+              <w:t>Default is false.</w:t>
+            </w:r>
+          </w:p>
+        </w:tc>
+      </w:tr>
+      <w:tr>
+        <w:tc>
+          <w:tcPr>
+            <w:tcW w:w="3402" w:type="dxa"/>
+          </w:tcPr>
+          <w:p>
+            <w:pPr>
+              <w:pStyle w:val="BodyText"/>
+            </w:pPr>
+            <w:proofErr w:type="spellStart"/>
+            <w:r>
+              <w:t>profiling_enabled</w:t>
+            </w:r>
+            <w:proofErr w:type="spellEnd"/>
+          </w:p>
+        </w:tc>
+        <w:tc>
+          <w:tcPr>
+            <w:tcW w:w="6804" w:type="dxa"/>
+          </w:tcPr>
+          <w:p>
+            <w:pPr>
+              <w:pStyle w:val="BodyText"/>
+            </w:pPr>
+            <w:r>
+              <w:t xml:space="preserve">Enable statistics gathering, should be </w:t>
+            </w:r>
+            <w:r>
+              <w:t>turned of</w:t>
+            </w:r>
+            <w:r>
+              <w:t xml:space="preserve"> if </w:t>
             </w:r>
             <w:r>
               <w:t xml:space="preserve">the </w:t>
             </w:r>
             <w:r>
-              <w:t>EC datapath.</w:t>
-            </w:r>
-          </w:p>
-          <w:p>
-            <w:pPr>
-              <w:pStyle w:val="BodyText"/>
-            </w:pPr>
-            <w:r>
-              <w:t>Default is false</w:t>
-            </w:r>
-            <w:r>
-              <w:t>.</w:t>
-            </w:r>
-          </w:p>
-        </w:tc>
-      </w:tr>
-      <w:tr>
-        <w:tc>
-          <w:tcPr>
-            <w:tcW w:w="3402" w:type="dxa"/>
-          </w:tcPr>
-          <w:p>
-            <w:pPr>
-              <w:pStyle w:val="BodyText"/>
-            </w:pPr>
-            <w:proofErr w:type="spellStart"/>
-            <w:r>
-              <w:t>rdda_pois_bb</w:t>
-            </w:r>
-            <w:proofErr w:type="spellEnd"/>
-          </w:p>
-        </w:tc>
-        <w:tc>
-          <w:tcPr>
-            <w:tcW w:w="6804" w:type="dxa"/>
-          </w:tcPr>
-          <w:p>
-            <w:pPr>
-              <w:pStyle w:val="BodyText"/>
-            </w:pPr>
-            <w:r>
-              <w:t>Fills the remote buffer with a special value</w:t>
-            </w:r>
-            <w:r>
-              <w:t xml:space="preserve"> (“poison”)</w:t>
-            </w:r>
-            <w:r>
-              <w:t xml:space="preserve"> to avoid memory corruption errors. This is a 2nd level of protection.</w:t>
-            </w:r>
-          </w:p>
-          <w:p>
-            <w:pPr>
-              <w:pStyle w:val="BodyText"/>
-            </w:pPr>
-            <w:r>
-              <w:t>RDDA is no longer supported.</w:t>
-            </w:r>
-          </w:p>
-          <w:p>
-            <w:pPr>
-              <w:pStyle w:val="BodyText"/>
-            </w:pPr>
-            <w:r>
-              <w:t>Default is true</w:t>
-            </w:r>
-            <w:r>
-              <w:t>.</w:t>
+              <w:t xml:space="preserve">clocksource </w:t>
+            </w:r>
+            <w:r>
+              <w:t xml:space="preserve">is not </w:t>
+            </w:r>
+            <w:r>
+              <w:t>tsc.</w:t>
+            </w:r>
+          </w:p>
+          <w:p>
+            <w:pPr>
+              <w:pStyle w:val="BodyText"/>
+            </w:pPr>
+            <w:r>
+              <w:t xml:space="preserve">Default is true. </w:t>
             </w:r>
           </w:p>
         </w:tc>
@@ -8141,6 +7789,130 @@
             </w:pPr>
             <w:proofErr w:type="spellStart"/>
             <w:r>
+              <w:t>qa_ec_stress_debug</w:t>
+            </w:r>
+            <w:proofErr w:type="spellEnd"/>
+          </w:p>
+        </w:tc>
+        <w:tc>
+          <w:tcPr>
+            <w:tcW w:w="6804" w:type="dxa"/>
+          </w:tcPr>
+          <w:p>
+            <w:pPr>
+              <w:pStyle w:val="BodyText"/>
+            </w:pPr>
+            <w:r>
+              <w:t>For QA only!</w:t>
+            </w:r>
+          </w:p>
+          <w:p>
+            <w:pPr>
+              <w:pStyle w:val="BodyText"/>
+            </w:pPr>
+            <w:r>
+              <w:t>S</w:t>
+            </w:r>
+            <w:r>
+              <w:t>tress</w:t>
+            </w:r>
+            <w:r>
+              <w:t>es</w:t>
+            </w:r>
+            <w:r>
+              <w:t xml:space="preserve"> </w:t>
+            </w:r>
+            <w:r>
+              <w:t xml:space="preserve">the </w:t>
+            </w:r>
+            <w:r>
+              <w:t>EC datapath.</w:t>
+            </w:r>
+          </w:p>
+          <w:p>
+            <w:pPr>
+              <w:pStyle w:val="BodyText"/>
+            </w:pPr>
+            <w:r>
+              <w:t>Default is false</w:t>
+            </w:r>
+            <w:r>
+              <w:t>.</w:t>
+            </w:r>
+          </w:p>
+        </w:tc>
+      </w:tr>
+      <w:tr>
+        <w:tc>
+          <w:tcPr>
+            <w:tcW w:w="3402" w:type="dxa"/>
+          </w:tcPr>
+          <w:p>
+            <w:pPr>
+              <w:pStyle w:val="BodyText"/>
+            </w:pPr>
+            <w:proofErr w:type="spellStart"/>
+            <w:r>
+              <w:t>rdda_pois_bb</w:t>
+            </w:r>
+            <w:proofErr w:type="spellEnd"/>
+          </w:p>
+        </w:tc>
+        <w:tc>
+          <w:tcPr>
+            <w:tcW w:w="6804" w:type="dxa"/>
+          </w:tcPr>
+          <w:p>
+            <w:pPr>
+              <w:pStyle w:val="BodyText"/>
+            </w:pPr>
+            <w:r>
+              <w:t>Fills the remote buffer with a special value</w:t>
+            </w:r>
+            <w:r>
+              <w:t xml:space="preserve"> (“poison”)</w:t>
+            </w:r>
+            <w:r>
+              <w:t xml:space="preserve"> to avoid memory corruption errors. This is a 2nd level of protection.</w:t>
+            </w:r>
+          </w:p>
+          <w:p>
+            <w:pPr>
+              <w:pStyle w:val="BodyText"/>
+            </w:pPr>
+            <w:r>
+              <w:t>RDDA is no longer supported.</w:t>
+            </w:r>
+          </w:p>
+          <w:p>
+            <w:pPr>
+              <w:pStyle w:val="BodyText"/>
+            </w:pPr>
+            <w:r>
+              <w:lastRenderedPageBreak/>
+              <w:t>Default is true</w:t>
+            </w:r>
+            <w:r>
+              <w:t>.</w:t>
+            </w:r>
+          </w:p>
+        </w:tc>
+      </w:tr>
+      <w:tr>
+        <w:trPr>
+          <w:cnfStyle w:val="000000100000" w:firstRow="0" w:lastRow="0" w:firstColumn="0" w:lastColumn="0" w:oddVBand="0" w:evenVBand="0" w:oddHBand="1" w:evenHBand="0" w:firstRowFirstColumn="0" w:firstRowLastColumn="0" w:lastRowFirstColumn="0" w:lastRowLastColumn="0"/>
+        </w:trPr>
+        <w:tc>
+          <w:tcPr>
+            <w:tcW w:w="3402" w:type="dxa"/>
+          </w:tcPr>
+          <w:p>
+            <w:pPr>
+              <w:pStyle w:val="BodyText"/>
+            </w:pPr>
+            <w:proofErr w:type="spellStart"/>
+            <w:r>
+              <w:lastRenderedPageBreak/>
               <w:t>recovery_iterator_cooldown</w:t>
             </w:r>
             <w:proofErr w:type="spellEnd"/>
@@ -8161,10 +7933,7 @@
               <w:t>Recovery iterator timeout to wait after completing full recovery cycle in jiffies.</w:t>
             </w:r>
             <w:r>
-              <w:t xml:space="preserve"> Increas</w:t>
-            </w:r>
-            <w:r>
-              <w:t>ing this trades recovery load vs. recovery time.</w:t>
+              <w:t xml:space="preserve"> Increasing this trades recovery load vs. recovery time.</w:t>
             </w:r>
           </w:p>
           <w:p>
@@ -8175,72 +7944,45 @@
               <w:t xml:space="preserve">Default is </w:t>
             </w:r>
             <w:r>
-              <w:t>500</w:t>
-            </w:r>
-            <w:r>
-              <w:t xml:space="preserve"> (</w:t>
-            </w:r>
-            <w:r>
-              <w:t>0.5 seconds</w:t>
-            </w:r>
-            <w:r>
-              <w:t>).</w:t>
-            </w:r>
-          </w:p>
-        </w:tc>
-      </w:tr>
-      <w:tr>
-        <w:tc>
-          <w:tcPr>
-            <w:tcW w:w="3402" w:type="dxa"/>
-          </w:tcPr>
-          <w:p>
-            <w:pPr>
-              <w:pStyle w:val="BodyText"/>
-            </w:pPr>
-            <w:proofErr w:type="spellStart"/>
-            <w:r>
-              <w:t>restart_io_timeout_secs</w:t>
-            </w:r>
-            <w:proofErr w:type="spellEnd"/>
-          </w:p>
-        </w:tc>
-        <w:tc>
-          <w:tcPr>
-            <w:tcW w:w="6804" w:type="dxa"/>
-          </w:tcPr>
-          <w:p>
-            <w:pPr>
-              <w:pStyle w:val="BodyText"/>
-            </w:pPr>
-            <w:r>
-              <w:t xml:space="preserve">Time </w:t>
-            </w:r>
-            <w:r>
-              <w:t xml:space="preserve">in seconds </w:t>
-            </w:r>
-            <w:r>
-              <w:t xml:space="preserve">to wait between full cycles of </w:t>
-            </w:r>
-            <w:r>
-              <w:t>IO</w:t>
-            </w:r>
-            <w:r>
-              <w:t xml:space="preserve"> channels reconnection</w:t>
-            </w:r>
-            <w:r>
-              <w:t>.</w:t>
-            </w:r>
-            <w:r>
-              <w:t xml:space="preserve"> Upon a disconnection, reconnection attempts will be more often and exponentially backoff as needed up to this value.</w:t>
-            </w:r>
-          </w:p>
-          <w:p>
-            <w:pPr>
-              <w:pStyle w:val="BodyText"/>
-            </w:pPr>
-            <w:r>
-              <w:t>Default is 30.</w:t>
+              <w:t>500 (0.5 seconds).</w:t>
+            </w:r>
+          </w:p>
+        </w:tc>
+      </w:tr>
+      <w:tr>
+        <w:tc>
+          <w:tcPr>
+            <w:tcW w:w="3402" w:type="dxa"/>
+          </w:tcPr>
+          <w:p>
+            <w:pPr>
+              <w:pStyle w:val="BodyText"/>
+            </w:pPr>
+            <w:proofErr w:type="spellStart"/>
+            <w:r>
+              <w:t>reject_all_volume_attaches</w:t>
+            </w:r>
+            <w:proofErr w:type="spellEnd"/>
+          </w:p>
+        </w:tc>
+        <w:tc>
+          <w:tcPr>
+            <w:tcW w:w="6804" w:type="dxa"/>
+          </w:tcPr>
+          <w:p>
+            <w:pPr>
+              <w:pStyle w:val="BodyText"/>
+            </w:pPr>
+            <w:r>
+              <w:t>A debugging facility to reject all attach commands.</w:t>
+            </w:r>
+          </w:p>
+          <w:p>
+            <w:pPr>
+              <w:pStyle w:val="BodyText"/>
+            </w:pPr>
+            <w:r>
+              <w:t>Default is false.</w:t>
             </w:r>
           </w:p>
         </w:tc>
@@ -8259,7 +8001,59 @@
             </w:pPr>
             <w:proofErr w:type="spellStart"/>
             <w:r>
-              <w:lastRenderedPageBreak/>
+              <w:t>restart_io_timeout_secs</w:t>
+            </w:r>
+            <w:proofErr w:type="spellEnd"/>
+          </w:p>
+        </w:tc>
+        <w:tc>
+          <w:tcPr>
+            <w:tcW w:w="6804" w:type="dxa"/>
+          </w:tcPr>
+          <w:p>
+            <w:pPr>
+              <w:pStyle w:val="BodyText"/>
+            </w:pPr>
+            <w:r>
+              <w:t xml:space="preserve">Time </w:t>
+            </w:r>
+            <w:r>
+              <w:t xml:space="preserve">in seconds </w:t>
+            </w:r>
+            <w:r>
+              <w:t xml:space="preserve">to wait between full cycles of </w:t>
+            </w:r>
+            <w:r>
+              <w:t>IO</w:t>
+            </w:r>
+            <w:r>
+              <w:t xml:space="preserve"> channels reconnection</w:t>
+            </w:r>
+            <w:r>
+              <w:t>. Upon a disconnection, reconnection attempts will be more often and exponentially backoff as needed up to this value.</w:t>
+            </w:r>
+          </w:p>
+          <w:p>
+            <w:pPr>
+              <w:pStyle w:val="BodyText"/>
+            </w:pPr>
+            <w:r>
+              <w:t>Default is 30.</w:t>
+            </w:r>
+          </w:p>
+        </w:tc>
+      </w:tr>
+      <w:tr>
+        <w:tc>
+          <w:tcPr>
+            <w:tcW w:w="3402" w:type="dxa"/>
+          </w:tcPr>
+          <w:p>
+            <w:pPr>
+              <w:pStyle w:val="BodyText"/>
+            </w:pPr>
+            <w:proofErr w:type="spellStart"/>
+            <w:r>
               <w:t>resub_awake_throttle_sleep_ms</w:t>
             </w:r>
             <w:proofErr w:type="spellEnd"/>
@@ -8306,67 +8100,6 @@
             </w:r>
             <w:r>
               <w:t>.</w:t>
-            </w:r>
-          </w:p>
-        </w:tc>
-      </w:tr>
-      <w:tr>
-        <w:tc>
-          <w:tcPr>
-            <w:tcW w:w="3402" w:type="dxa"/>
-          </w:tcPr>
-          <w:p>
-            <w:pPr>
-              <w:pStyle w:val="BodyText"/>
-            </w:pPr>
-            <w:proofErr w:type="spellStart"/>
-            <w:r>
-              <w:t>resub_awake_throttle_threshold_ms</w:t>
-            </w:r>
-            <w:proofErr w:type="spellEnd"/>
-          </w:p>
-        </w:tc>
-        <w:tc>
-          <w:tcPr>
-            <w:tcW w:w="6804" w:type="dxa"/>
-          </w:tcPr>
-          <w:p>
-            <w:pPr>
-              <w:pStyle w:val="BodyText"/>
-            </w:pPr>
-            <w:r>
-              <w:t>Resubmit thread</w:t>
-            </w:r>
-            <w:r>
-              <w:t>’s threshold for</w:t>
-            </w:r>
-            <w:r>
-              <w:t xml:space="preserve"> throttl</w:t>
-            </w:r>
-            <w:r>
-              <w:t>ing,</w:t>
-            </w:r>
-            <w:r>
-              <w:t xml:space="preserve"> in milliseconds.</w:t>
-            </w:r>
-          </w:p>
-          <w:p>
-            <w:pPr>
-              <w:pStyle w:val="BodyText"/>
-            </w:pPr>
-            <w:r>
-              <w:t>The thread will yield after running for this amount of time.</w:t>
-            </w:r>
-          </w:p>
-          <w:p>
-            <w:pPr>
-              <w:pStyle w:val="BodyText"/>
-            </w:pPr>
-            <w:r>
-              <w:t>Default is 10</w:t>
-            </w:r>
-            <w:r>
-              <w:t>00.</w:t>
             </w:r>
           </w:p>
         </w:tc>
@@ -8385,6 +8118,67 @@
             </w:pPr>
             <w:proofErr w:type="spellStart"/>
             <w:r>
+              <w:t>resub_awake_throttle_threshold_ms</w:t>
+            </w:r>
+            <w:proofErr w:type="spellEnd"/>
+          </w:p>
+        </w:tc>
+        <w:tc>
+          <w:tcPr>
+            <w:tcW w:w="6804" w:type="dxa"/>
+          </w:tcPr>
+          <w:p>
+            <w:pPr>
+              <w:pStyle w:val="BodyText"/>
+            </w:pPr>
+            <w:r>
+              <w:t>Resubmit thread</w:t>
+            </w:r>
+            <w:r>
+              <w:t>’s threshold for</w:t>
+            </w:r>
+            <w:r>
+              <w:t xml:space="preserve"> throttl</w:t>
+            </w:r>
+            <w:r>
+              <w:t>ing,</w:t>
+            </w:r>
+            <w:r>
+              <w:t xml:space="preserve"> in milliseconds.</w:t>
+            </w:r>
+          </w:p>
+          <w:p>
+            <w:pPr>
+              <w:pStyle w:val="BodyText"/>
+            </w:pPr>
+            <w:r>
+              <w:t>The thread will yield after running for this amount of time.</w:t>
+            </w:r>
+          </w:p>
+          <w:p>
+            <w:pPr>
+              <w:pStyle w:val="BodyText"/>
+            </w:pPr>
+            <w:r>
+              <w:t>Default is 10</w:t>
+            </w:r>
+            <w:r>
+              <w:t>00.</w:t>
+            </w:r>
+          </w:p>
+        </w:tc>
+      </w:tr>
+      <w:tr>
+        <w:tc>
+          <w:tcPr>
+            <w:tcW w:w="3402" w:type="dxa"/>
+          </w:tcPr>
+          <w:p>
+            <w:pPr>
+              <w:pStyle w:val="BodyText"/>
+            </w:pPr>
+            <w:proofErr w:type="spellStart"/>
+            <w:r>
               <w:t>self_recovery_detach_carrier_grace_time_sec</w:t>
             </w:r>
             <w:proofErr w:type="spellEnd"/>
@@ -8400,73 +8194,6 @@
             </w:pPr>
             <w:r>
               <w:t>Experimental for future functionality.</w:t>
-            </w:r>
-          </w:p>
-        </w:tc>
-      </w:tr>
-      <w:tr>
-        <w:tc>
-          <w:tcPr>
-            <w:tcW w:w="3402" w:type="dxa"/>
-          </w:tcPr>
-          <w:p>
-            <w:pPr>
-              <w:pStyle w:val="BodyText"/>
-            </w:pPr>
-            <w:proofErr w:type="spellStart"/>
-            <w:r>
-              <w:t>self_recovery_detach_idle_time_sec</w:t>
-            </w:r>
-            <w:proofErr w:type="spellEnd"/>
-          </w:p>
-        </w:tc>
-        <w:tc>
-          <w:tcPr>
-            <w:tcW w:w="6804" w:type="dxa"/>
-          </w:tcPr>
-          <w:p>
-            <w:pPr>
-              <w:pStyle w:val="BodyText"/>
-            </w:pPr>
-            <w:r>
-              <w:t>If</w:t>
-            </w:r>
-            <w:r>
-              <w:t xml:space="preserve"> </w:t>
-            </w:r>
-            <w:r>
-              <w:t>a</w:t>
-            </w:r>
-            <w:r>
-              <w:t xml:space="preserve"> hidden volum</w:t>
-            </w:r>
-            <w:r>
-              <w:t xml:space="preserve">e </w:t>
-            </w:r>
-            <w:r>
-              <w:t>is idle for this time, then it</w:t>
-            </w:r>
-            <w:r>
-              <w:t xml:space="preserve"> auto-</w:t>
-            </w:r>
-            <w:r>
-              <w:t>detache</w:t>
-            </w:r>
-            <w:r>
-              <w:t xml:space="preserve">s, </w:t>
-            </w:r>
-            <w:r>
-              <w:t>in seconds.</w:t>
-            </w:r>
-            <w:r>
-              <w:br/>
-              <w:t xml:space="preserve">Default is </w:t>
-            </w:r>
-            <w:r>
-              <w:t>60</w:t>
-            </w:r>
-            <w:r>
-              <w:t>.</w:t>
             </w:r>
           </w:p>
         </w:tc>
@@ -8485,7 +8212,7 @@
             </w:pPr>
             <w:proofErr w:type="spellStart"/>
             <w:r>
-              <w:t>self_recovery_detach_initial_time_sec</w:t>
+              <w:t>self_recovery_detach_idle_time_sec</w:t>
             </w:r>
             <w:proofErr w:type="spellEnd"/>
           </w:p>
@@ -8511,7 +8238,7 @@
               <w:t xml:space="preserve"> hidden volum</w:t>
             </w:r>
             <w:r>
-              <w:t>e is idle for this time after initially attaching, then it auto-</w:t>
+              <w:t>e is idle for this time, then it auto-</w:t>
             </w:r>
             <w:r>
               <w:t>detache</w:t>
@@ -8527,6 +8254,67 @@
               <w:t xml:space="preserve">Default is </w:t>
             </w:r>
             <w:r>
+              <w:t>60</w:t>
+            </w:r>
+            <w:r>
+              <w:t>.</w:t>
+            </w:r>
+          </w:p>
+        </w:tc>
+      </w:tr>
+      <w:tr>
+        <w:tc>
+          <w:tcPr>
+            <w:tcW w:w="3402" w:type="dxa"/>
+          </w:tcPr>
+          <w:p>
+            <w:pPr>
+              <w:pStyle w:val="BodyText"/>
+            </w:pPr>
+            <w:proofErr w:type="spellStart"/>
+            <w:r>
+              <w:t>self_recovery_detach_initial_time_sec</w:t>
+            </w:r>
+            <w:proofErr w:type="spellEnd"/>
+          </w:p>
+        </w:tc>
+        <w:tc>
+          <w:tcPr>
+            <w:tcW w:w="6804" w:type="dxa"/>
+          </w:tcPr>
+          <w:p>
+            <w:pPr>
+              <w:pStyle w:val="BodyText"/>
+            </w:pPr>
+            <w:r>
+              <w:t>If</w:t>
+            </w:r>
+            <w:r>
+              <w:t xml:space="preserve"> </w:t>
+            </w:r>
+            <w:r>
+              <w:t>a</w:t>
+            </w:r>
+            <w:r>
+              <w:t xml:space="preserve"> hidden volum</w:t>
+            </w:r>
+            <w:r>
+              <w:t>e is idle for this time after initially attaching, then it auto-</w:t>
+            </w:r>
+            <w:r>
+              <w:t>detache</w:t>
+            </w:r>
+            <w:r>
+              <w:t xml:space="preserve">s, </w:t>
+            </w:r>
+            <w:r>
+              <w:t>in seconds.</w:t>
+            </w:r>
+            <w:r>
+              <w:br/>
+              <w:t xml:space="preserve">Default is </w:t>
+            </w:r>
+            <w:r>
               <w:t>5</w:t>
             </w:r>
             <w:r>
@@ -8536,6 +8324,9 @@
         </w:tc>
       </w:tr>
       <w:tr>
+        <w:trPr>
+          <w:cnfStyle w:val="000000100000" w:firstRow="0" w:lastRow="0" w:firstColumn="0" w:lastColumn="0" w:oddVBand="0" w:evenVBand="0" w:oddHBand="1" w:evenHBand="0" w:firstRowFirstColumn="0" w:firstRowLastColumn="0" w:lastRowFirstColumn="0" w:lastRowLastColumn="0"/>
+        </w:trPr>
         <w:tc>
           <w:tcPr>
             <w:tcW w:w="3402" w:type="dxa"/>
@@ -8743,7 +8534,11 @@
               <w:t>including those</w:t>
             </w:r>
             <w:r>
-              <w:t xml:space="preserve"> not mentioned </w:t>
+              <w:t xml:space="preserve"> not </w:t>
+            </w:r>
+            <w:r>
+              <w:lastRenderedPageBreak/>
+              <w:t xml:space="preserve">mentioned </w:t>
             </w:r>
             <w:r>
               <w:t>above</w:t>
@@ -8760,19 +8555,17 @@
         </w:tc>
       </w:tr>
       <w:tr>
-        <w:trPr>
-          <w:cnfStyle w:val="000000100000" w:firstRow="0" w:lastRow="0" w:firstColumn="0" w:lastColumn="0" w:oddVBand="0" w:evenVBand="0" w:oddHBand="1" w:evenHBand="0" w:firstRowFirstColumn="0" w:firstRowLastColumn="0" w:lastRowFirstColumn="0" w:lastRowLastColumn="0"/>
-        </w:trPr>
-        <w:tc>
-          <w:tcPr>
-            <w:tcW w:w="3402" w:type="dxa"/>
-          </w:tcPr>
-          <w:p>
-            <w:pPr>
-              <w:pStyle w:val="BodyText"/>
-            </w:pPr>
-            <w:proofErr w:type="spellStart"/>
-            <w:r>
+        <w:tc>
+          <w:tcPr>
+            <w:tcW w:w="3402" w:type="dxa"/>
+          </w:tcPr>
+          <w:p>
+            <w:pPr>
+              <w:pStyle w:val="BodyText"/>
+            </w:pPr>
+            <w:proofErr w:type="spellStart"/>
+            <w:r>
+              <w:lastRenderedPageBreak/>
               <w:t>skip_lock_cmds_flags</w:t>
             </w:r>
             <w:proofErr w:type="spellEnd"/>
@@ -8826,10 +8619,7 @@
               <w:t>0</w:t>
             </w:r>
             <w:r>
-              <w:t xml:space="preserve"> </w:t>
-            </w:r>
-            <w:r>
-              <w:t xml:space="preserve"> (default) =</w:t>
+              <w:t xml:space="preserve">  (default) =</w:t>
             </w:r>
             <w:r>
               <w:t xml:space="preserve"> Disabled</w:t>
@@ -8954,45 +8744,6 @@
         </w:tc>
       </w:tr>
       <w:tr>
-        <w:tc>
-          <w:tcPr>
-            <w:tcW w:w="3402" w:type="dxa"/>
-          </w:tcPr>
-          <w:p>
-            <w:pPr>
-              <w:pStyle w:val="BodyText"/>
-            </w:pPr>
-            <w:proofErr w:type="spellStart"/>
-            <w:r>
-              <w:t>sm_th</w:t>
-            </w:r>
-            <w:proofErr w:type="spellEnd"/>
-          </w:p>
-        </w:tc>
-        <w:tc>
-          <w:tcPr>
-            <w:tcW w:w="6804" w:type="dxa"/>
-          </w:tcPr>
-          <w:p>
-            <w:pPr>
-              <w:pStyle w:val="BodyText"/>
-            </w:pPr>
-            <w:r>
-              <w:t>Maximum number of concurrent Infiniband subnet manager requests. Used for throttling subnet manager access.</w:t>
-            </w:r>
-          </w:p>
-          <w:p>
-            <w:pPr>
-              <w:pStyle w:val="BodyText"/>
-            </w:pPr>
-            <w:r>
-              <w:lastRenderedPageBreak/>
-              <w:t xml:space="preserve">Default is 32. </w:t>
-            </w:r>
-          </w:p>
-        </w:tc>
-      </w:tr>
-      <w:tr>
         <w:trPr>
           <w:cnfStyle w:val="000000100000" w:firstRow="0" w:lastRow="0" w:firstColumn="0" w:lastColumn="0" w:oddVBand="0" w:evenVBand="0" w:oddHBand="1" w:evenHBand="0" w:firstRowFirstColumn="0" w:firstRowLastColumn="0" w:lastRowFirstColumn="0" w:lastRowLastColumn="0"/>
         </w:trPr>
@@ -9006,7 +8757,44 @@
             </w:pPr>
             <w:proofErr w:type="spellStart"/>
             <w:r>
-              <w:lastRenderedPageBreak/>
+              <w:t>sm_th</w:t>
+            </w:r>
+            <w:proofErr w:type="spellEnd"/>
+          </w:p>
+        </w:tc>
+        <w:tc>
+          <w:tcPr>
+            <w:tcW w:w="6804" w:type="dxa"/>
+          </w:tcPr>
+          <w:p>
+            <w:pPr>
+              <w:pStyle w:val="BodyText"/>
+            </w:pPr>
+            <w:r>
+              <w:t>Maximum number of concurrent Infiniband subnet manager requests. Used for throttling subnet manager access.</w:t>
+            </w:r>
+          </w:p>
+          <w:p>
+            <w:pPr>
+              <w:pStyle w:val="BodyText"/>
+            </w:pPr>
+            <w:r>
+              <w:t xml:space="preserve">Default is 32. </w:t>
+            </w:r>
+          </w:p>
+        </w:tc>
+      </w:tr>
+      <w:tr>
+        <w:tc>
+          <w:tcPr>
+            <w:tcW w:w="3402" w:type="dxa"/>
+          </w:tcPr>
+          <w:p>
+            <w:pPr>
+              <w:pStyle w:val="BodyText"/>
+            </w:pPr>
+            <w:proofErr w:type="spellStart"/>
+            <w:r>
               <w:t>spread_resub_work</w:t>
             </w:r>
             <w:proofErr w:type="spellEnd"/>
@@ -9108,91 +8896,6 @@
         </w:tc>
       </w:tr>
       <w:tr>
-        <w:tc>
-          <w:tcPr>
-            <w:tcW w:w="3402" w:type="dxa"/>
-          </w:tcPr>
-          <w:p>
-            <w:pPr>
-              <w:pStyle w:val="BodyText"/>
-            </w:pPr>
-            <w:proofErr w:type="spellStart"/>
-            <w:r>
-              <w:t>tcp_mode</w:t>
-            </w:r>
-            <w:proofErr w:type="spellEnd"/>
-          </w:p>
-        </w:tc>
-        <w:tc>
-          <w:tcPr>
-            <w:tcW w:w="6804" w:type="dxa"/>
-          </w:tcPr>
-          <w:p>
-            <w:pPr>
-              <w:pStyle w:val="BodyText"/>
-            </w:pPr>
-            <w:r>
-              <w:t xml:space="preserve">Activate </w:t>
-            </w:r>
-            <w:r>
-              <w:t>the SIW</w:t>
-            </w:r>
-            <w:r>
-              <w:t xml:space="preserve"> </w:t>
-            </w:r>
-            <w:r>
-              <w:t>communicate</w:t>
-            </w:r>
-            <w:r>
-              <w:t xml:space="preserve"> mode</w:t>
-            </w:r>
-            <w:r>
-              <w:t xml:space="preserve"> exclusively</w:t>
-            </w:r>
-            <w:r>
-              <w:t xml:space="preserve">, </w:t>
-            </w:r>
-            <w:r>
-              <w:t xml:space="preserve">i.e., </w:t>
-            </w:r>
-            <w:r>
-              <w:t xml:space="preserve">filter out </w:t>
-            </w:r>
-            <w:r>
-              <w:t xml:space="preserve">any </w:t>
-            </w:r>
-            <w:r>
-              <w:t>RoCE</w:t>
-            </w:r>
-            <w:r>
-              <w:t xml:space="preserve"> </w:t>
-            </w:r>
-            <w:r>
-              <w:t>devices.</w:t>
-            </w:r>
-            <w:r>
-              <w:t xml:space="preserve"> Usually set by service startup from nvmesh.conf information.</w:t>
-            </w:r>
-          </w:p>
-          <w:p>
-            <w:pPr>
-              <w:pStyle w:val="BodyText"/>
-            </w:pPr>
-            <w:r>
-              <w:t>Default is false.</w:t>
-            </w:r>
-          </w:p>
-          <w:p>
-            <w:pPr>
-              <w:pStyle w:val="BodyText"/>
-            </w:pPr>
-            <w:r>
-              <w:t>NVLustre at OCI sets this to true.</w:t>
-            </w:r>
-          </w:p>
-        </w:tc>
-      </w:tr>
-      <w:tr>
         <w:trPr>
           <w:cnfStyle w:val="000000100000" w:firstRow="0" w:lastRow="0" w:firstColumn="0" w:lastColumn="0" w:oddVBand="0" w:evenVBand="0" w:oddHBand="1" w:evenHBand="0" w:firstRowFirstColumn="0" w:firstRowLastColumn="0" w:lastRowFirstColumn="0" w:lastRowLastColumn="0"/>
         </w:trPr>
@@ -9206,6 +8909,224 @@
             </w:pPr>
             <w:proofErr w:type="spellStart"/>
             <w:r>
+              <w:t>tcp_mode</w:t>
+            </w:r>
+            <w:proofErr w:type="spellEnd"/>
+          </w:p>
+        </w:tc>
+        <w:tc>
+          <w:tcPr>
+            <w:tcW w:w="6804" w:type="dxa"/>
+          </w:tcPr>
+          <w:p>
+            <w:pPr>
+              <w:pStyle w:val="BodyText"/>
+            </w:pPr>
+            <w:r>
+              <w:t xml:space="preserve">Activate </w:t>
+            </w:r>
+            <w:r>
+              <w:t>the SIW</w:t>
+            </w:r>
+            <w:r>
+              <w:t xml:space="preserve"> </w:t>
+            </w:r>
+            <w:r>
+              <w:t>communicate</w:t>
+            </w:r>
+            <w:r>
+              <w:t xml:space="preserve"> mode</w:t>
+            </w:r>
+            <w:r>
+              <w:t xml:space="preserve"> exclusively</w:t>
+            </w:r>
+            <w:r>
+              <w:t xml:space="preserve">, </w:t>
+            </w:r>
+            <w:r>
+              <w:t xml:space="preserve">i.e., </w:t>
+            </w:r>
+            <w:r>
+              <w:t xml:space="preserve">filter out </w:t>
+            </w:r>
+            <w:r>
+              <w:t xml:space="preserve">any </w:t>
+            </w:r>
+            <w:r>
+              <w:t>RoCE</w:t>
+            </w:r>
+            <w:r>
+              <w:t xml:space="preserve"> </w:t>
+            </w:r>
+            <w:r>
+              <w:t>devices.</w:t>
+            </w:r>
+            <w:r>
+              <w:t xml:space="preserve"> Usually set by service startup from nvmesh.conf information.</w:t>
+            </w:r>
+          </w:p>
+          <w:p>
+            <w:pPr>
+              <w:pStyle w:val="BodyText"/>
+            </w:pPr>
+            <w:r>
+              <w:t>Default is false.</w:t>
+            </w:r>
+          </w:p>
+        </w:tc>
+      </w:tr>
+      <w:tr>
+        <w:tc>
+          <w:tcPr>
+            <w:tcW w:w="3402" w:type="dxa"/>
+          </w:tcPr>
+          <w:p>
+            <w:pPr>
+              <w:pStyle w:val="BodyText"/>
+            </w:pPr>
+            <w:proofErr w:type="spellStart"/>
+            <w:r>
+              <w:t>tgt_nics_query_min_fail_secs</w:t>
+            </w:r>
+            <w:proofErr w:type="spellEnd"/>
+          </w:p>
+        </w:tc>
+        <w:tc>
+          <w:tcPr>
+            <w:tcW w:w="6804" w:type="dxa"/>
+          </w:tcPr>
+          <w:p>
+            <w:pPr>
+              <w:pStyle w:val="BodyText"/>
+            </w:pPr>
+            <w:r>
+              <w:t>Minimum number of seconds of discovery failures before sending a Target NICs query to management</w:t>
+            </w:r>
+            <w:r>
+              <w:t>.</w:t>
+            </w:r>
+          </w:p>
+          <w:p>
+            <w:pPr>
+              <w:pStyle w:val="BodyText"/>
+            </w:pPr>
+            <w:r>
+              <w:t xml:space="preserve">Default is </w:t>
+            </w:r>
+            <w:r>
+              <w:t>10 seconds</w:t>
+            </w:r>
+            <w:r>
+              <w:t>.</w:t>
+            </w:r>
+          </w:p>
+        </w:tc>
+      </w:tr>
+      <w:tr>
+        <w:trPr>
+          <w:cnfStyle w:val="000000100000" w:firstRow="0" w:lastRow="0" w:firstColumn="0" w:lastColumn="0" w:oddVBand="0" w:evenVBand="0" w:oddHBand="1" w:evenHBand="0" w:firstRowFirstColumn="0" w:firstRowLastColumn="0" w:lastRowFirstColumn="0" w:lastRowLastColumn="0"/>
+        </w:trPr>
+        <w:tc>
+          <w:tcPr>
+            <w:tcW w:w="3402" w:type="dxa"/>
+          </w:tcPr>
+          <w:p>
+            <w:pPr>
+              <w:pStyle w:val="BodyText"/>
+            </w:pPr>
+            <w:proofErr w:type="spellStart"/>
+            <w:r>
+              <w:t>tgt_nics_query_min_n_fail</w:t>
+            </w:r>
+            <w:proofErr w:type="spellEnd"/>
+          </w:p>
+        </w:tc>
+        <w:tc>
+          <w:tcPr>
+            <w:tcW w:w="6804" w:type="dxa"/>
+          </w:tcPr>
+          <w:p>
+            <w:pPr>
+              <w:pStyle w:val="BodyText"/>
+            </w:pPr>
+            <w:r>
+              <w:t>Minimum number of discovery failures before sending a Target NICs query to management</w:t>
+            </w:r>
+            <w:r>
+              <w:t>.</w:t>
+            </w:r>
+          </w:p>
+          <w:p>
+            <w:pPr>
+              <w:pStyle w:val="BodyText"/>
+            </w:pPr>
+            <w:r>
+              <w:t xml:space="preserve">Default is </w:t>
+            </w:r>
+            <w:r>
+              <w:t>UINT_MAX</w:t>
+            </w:r>
+            <w:r>
+              <w:t>.</w:t>
+            </w:r>
+          </w:p>
+        </w:tc>
+      </w:tr>
+      <w:tr>
+        <w:tc>
+          <w:tcPr>
+            <w:tcW w:w="3402" w:type="dxa"/>
+          </w:tcPr>
+          <w:p>
+            <w:pPr>
+              <w:pStyle w:val="BodyText"/>
+            </w:pPr>
+            <w:proofErr w:type="spellStart"/>
+            <w:r>
+              <w:t>tgt_nics_query_min_secs</w:t>
+            </w:r>
+            <w:proofErr w:type="spellEnd"/>
+          </w:p>
+        </w:tc>
+        <w:tc>
+          <w:tcPr>
+            <w:tcW w:w="6804" w:type="dxa"/>
+          </w:tcPr>
+          <w:p>
+            <w:pPr>
+              <w:pStyle w:val="BodyText"/>
+            </w:pPr>
+            <w:r>
+              <w:t>Minimum amount of time allowed between Target NICs query to management</w:t>
+            </w:r>
+            <w:r>
+              <w:t>.</w:t>
+            </w:r>
+          </w:p>
+          <w:p>
+            <w:pPr>
+              <w:pStyle w:val="BodyText"/>
+            </w:pPr>
+            <w:r>
+              <w:t>Default is 2.</w:t>
+            </w:r>
+          </w:p>
+        </w:tc>
+      </w:tr>
+      <w:tr>
+        <w:trPr>
+          <w:cnfStyle w:val="000000100000" w:firstRow="0" w:lastRow="0" w:firstColumn="0" w:lastColumn="0" w:oddVBand="0" w:evenVBand="0" w:oddHBand="1" w:evenHBand="0" w:firstRowFirstColumn="0" w:firstRowLastColumn="0" w:lastRowFirstColumn="0" w:lastRowLastColumn="0"/>
+        </w:trPr>
+        <w:tc>
+          <w:tcPr>
+            <w:tcW w:w="3402" w:type="dxa"/>
+          </w:tcPr>
+          <w:p>
+            <w:pPr>
+              <w:pStyle w:val="BodyText"/>
+            </w:pPr>
+            <w:proofErr w:type="spellStart"/>
+            <w:r>
               <w:t>topology_debug_level</w:t>
             </w:r>
             <w:proofErr w:type="spellEnd"/>
@@ -9220,28 +9141,23 @@
               <w:pStyle w:val="BodyText"/>
             </w:pPr>
             <w:r>
-              <w:t>This determines the level of tracing for topology operations</w:t>
-            </w:r>
-            <w:r>
-              <w:t>, i.e. changes to volume health and layout,</w:t>
-            </w:r>
-            <w:r>
-              <w:t xml:space="preserve"> for this module. Only traces with this level or lower will be issued, see tracer severities above.</w:t>
-            </w:r>
-          </w:p>
-        </w:tc>
-      </w:tr>
-      <w:tr>
-        <w:tc>
-          <w:tcPr>
-            <w:tcW w:w="3402" w:type="dxa"/>
-          </w:tcPr>
-          <w:p>
-            <w:pPr>
-              <w:pStyle w:val="BodyText"/>
-            </w:pPr>
-            <w:proofErr w:type="spellStart"/>
-            <w:r>
+              <w:t>This determines the level of tracing for topology operations, i.e. changes to volume health and layout, for this module. Only traces with this level or lower will be issued, see tracer severities above.</w:t>
+            </w:r>
+          </w:p>
+        </w:tc>
+      </w:tr>
+      <w:tr>
+        <w:tc>
+          <w:tcPr>
+            <w:tcW w:w="3402" w:type="dxa"/>
+          </w:tcPr>
+          <w:p>
+            <w:pPr>
+              <w:pStyle w:val="BodyText"/>
+            </w:pPr>
+            <w:proofErr w:type="spellStart"/>
+            <w:r>
+              <w:lastRenderedPageBreak/>
               <w:t>tracer_debug_level</w:t>
             </w:r>
             <w:proofErr w:type="spellEnd"/>
@@ -9370,42 +9286,15 @@
               <w:pStyle w:val="BodyText"/>
             </w:pPr>
             <w:r>
-              <w:t>Determines whether to run</w:t>
-            </w:r>
-            <w:r>
-              <w:t xml:space="preserve"> “subscribe” operations</w:t>
-            </w:r>
-            <w:r>
-              <w:t xml:space="preserve"> asynchronously.</w:t>
-            </w:r>
-          </w:p>
-          <w:p>
-            <w:pPr>
-              <w:pStyle w:val="BodyText"/>
-            </w:pPr>
-            <w:r>
-              <w:t xml:space="preserve">Subscribe operations </w:t>
-            </w:r>
-            <w:r>
-              <w:t xml:space="preserve">are </w:t>
-            </w:r>
-            <w:r>
-              <w:t xml:space="preserve">used for </w:t>
-            </w:r>
-            <w:r>
-              <w:t xml:space="preserve">clients </w:t>
-            </w:r>
-            <w:r>
-              <w:t>to</w:t>
-            </w:r>
-            <w:r>
-              <w:t xml:space="preserve"> subscribe to</w:t>
-            </w:r>
-            <w:r>
-              <w:t xml:space="preserve"> TOMA for instructions regarding a volume’s disk segment</w:t>
-            </w:r>
-            <w:r>
-              <w:t>.</w:t>
+              <w:t>Determines whether to run “subscribe” operations asynchronously.</w:t>
+            </w:r>
+          </w:p>
+          <w:p>
+            <w:pPr>
+              <w:pStyle w:val="BodyText"/>
+            </w:pPr>
+            <w:r>
+              <w:t>Subscribe operations are used for clients to subscribe to TOMA for instructions regarding a volume’s disk segment.</w:t>
             </w:r>
           </w:p>
           <w:p>
@@ -9432,7 +9321,13 @@
             </w:pPr>
             <w:proofErr w:type="spellStart"/>
             <w:r>
-              <w:t>use_block_extrenal_major</w:t>
+              <w:t>use_block_ext</w:t>
+            </w:r>
+            <w:r>
+              <w:t>er</w:t>
+            </w:r>
+            <w:r>
+              <w:t>nal_major</w:t>
             </w:r>
             <w:proofErr w:type="spellEnd"/>
           </w:p>
@@ -9452,10 +9347,7 @@
               <w:t>se a dedicated block external major</w:t>
             </w:r>
             <w:r>
-              <w:t xml:space="preserve"> for the NVMesh block devices. This </w:t>
-            </w:r>
-            <w:r>
-              <w:t>is rarely required.</w:t>
+              <w:t xml:space="preserve"> for the NVMesh block devices. This is rarely required.</w:t>
             </w:r>
           </w:p>
           <w:p>
@@ -9502,13 +9394,7 @@
               <w:t>.</w:t>
             </w:r>
             <w:r>
-              <w:t xml:space="preserve"> Mainly used for debugging</w:t>
-            </w:r>
-            <w:r>
-              <w:t xml:space="preserve"> local disk access</w:t>
-            </w:r>
-            <w:r>
-              <w:t>.</w:t>
+              <w:t xml:space="preserve"> Mainly used for debugging local disk access.</w:t>
             </w:r>
           </w:p>
           <w:p>
@@ -9549,29 +9435,22 @@
               <w:pStyle w:val="BodyText"/>
             </w:pPr>
             <w:r>
-              <w:t>Allow using non-RDDA</w:t>
-            </w:r>
-            <w:r>
-              <w:t xml:space="preserve"> operations </w:t>
-            </w:r>
-            <w:r>
-              <w:t>for IO. As RDDA is deprecated, this should always be true.</w:t>
-            </w:r>
-          </w:p>
-        </w:tc>
-      </w:tr>
-      <w:tr>
-        <w:tc>
-          <w:tcPr>
-            <w:tcW w:w="3402" w:type="dxa"/>
-          </w:tcPr>
-          <w:p>
-            <w:pPr>
-              <w:pStyle w:val="BodyText"/>
-            </w:pPr>
-            <w:proofErr w:type="spellStart"/>
-            <w:r>
-              <w:lastRenderedPageBreak/>
+              <w:t>Allow using non-RDDA operations for IO. As RDDA is deprecated, this should always be true.</w:t>
+            </w:r>
+          </w:p>
+        </w:tc>
+      </w:tr>
+      <w:tr>
+        <w:tc>
+          <w:tcPr>
+            <w:tcW w:w="3402" w:type="dxa"/>
+          </w:tcPr>
+          <w:p>
+            <w:pPr>
+              <w:pStyle w:val="BodyText"/>
+            </w:pPr>
+            <w:proofErr w:type="spellStart"/>
+            <w:r>
               <w:t>use_only_norrda_for_io</w:t>
             </w:r>
             <w:proofErr w:type="spellEnd"/>
@@ -9586,10 +9465,7 @@
               <w:pStyle w:val="BodyText"/>
             </w:pPr>
             <w:r>
-              <w:t>Use only non-RDDA operations for IO</w:t>
-            </w:r>
-            <w:r>
-              <w:t>. As RDDA is deprecated, this is meaningless.</w:t>
+              <w:t>Use only non-RDDA operations for IO. As RDDA is deprecated, this is meaningless.</w:t>
             </w:r>
           </w:p>
           <w:p>
@@ -9775,13 +9651,13 @@
       <w:pPr>
         <w:pStyle w:val="Heading3"/>
       </w:pPr>
-      <w:bookmarkStart w:id="21" w:name="_Toc187333345"/>
+      <w:bookmarkStart w:id="20" w:name="_Toc187333345"/>
       <w:proofErr w:type="spellStart"/>
       <w:r>
         <w:lastRenderedPageBreak/>
         <w:t>nvmeibc_common</w:t>
       </w:r>
-      <w:bookmarkEnd w:id="21"/>
+      <w:bookmarkEnd w:id="20"/>
       <w:proofErr w:type="spellEnd"/>
     </w:p>
     <w:p>
@@ -11694,13 +11570,13 @@
       <w:pPr>
         <w:pStyle w:val="Heading3"/>
       </w:pPr>
-      <w:bookmarkStart w:id="22" w:name="_Toc187333346"/>
+      <w:bookmarkStart w:id="21" w:name="_Toc187333346"/>
       <w:proofErr w:type="spellStart"/>
       <w:r>
         <w:lastRenderedPageBreak/>
-        <w:t>nvmeibc_common_public</w:t>
+        <w:t>nvmeib_common_public</w:t>
       </w:r>
-      <w:bookmarkEnd w:id="22"/>
+      <w:bookmarkEnd w:id="21"/>
       <w:proofErr w:type="spellEnd"/>
     </w:p>
     <w:p/>
@@ -14090,14 +13966,6 @@
               <w:t xml:space="preserve">Default is 16. </w:t>
             </w:r>
           </w:p>
-          <w:p>
-            <w:pPr>
-              <w:pStyle w:val="BodyText"/>
-            </w:pPr>
-            <w:r>
-              <w:t>For NVLustre production clusters, set to 32.</w:t>
-            </w:r>
-          </w:p>
         </w:tc>
       </w:tr>
       <w:tr>
@@ -14280,18 +14148,15 @@
               <w:t>”</w:t>
             </w:r>
             <w:r>
-              <w:t xml:space="preserve"> idle </w:t>
-            </w:r>
+              <w:t xml:space="preserve"> idle channels.</w:t>
+            </w:r>
+          </w:p>
+          <w:p>
+            <w:pPr>
+              <w:pStyle w:val="BodyText"/>
+            </w:pPr>
             <w:r>
               <w:lastRenderedPageBreak/>
-              <w:t>channels.</w:t>
-            </w:r>
-          </w:p>
-          <w:p>
-            <w:pPr>
-              <w:pStyle w:val="BodyText"/>
-            </w:pPr>
-            <w:r>
               <w:t>Default is false.</w:t>
             </w:r>
           </w:p>
@@ -14309,34 +14174,29 @@
             <w:proofErr w:type="spellStart"/>
             <w:r>
               <w:lastRenderedPageBreak/>
-              <w:t>nr_max_channels_per_path</w:t>
-            </w:r>
-            <w:proofErr w:type="spellEnd"/>
-          </w:p>
-        </w:tc>
-        <w:tc>
-          <w:tcPr>
-            <w:tcW w:w="6804" w:type="dxa"/>
-          </w:tcPr>
-          <w:p>
-            <w:pPr>
-              <w:pStyle w:val="BodyText"/>
-            </w:pPr>
-            <w:r>
-              <w:t xml:space="preserve">The maximum </w:t>
-            </w:r>
-            <w:r>
-              <w:t>number of RDMA IO</w:t>
-            </w:r>
-            <w:r>
-              <w:t xml:space="preserve"> channels per </w:t>
-            </w:r>
-            <w:r>
-              <w:t xml:space="preserve">network </w:t>
-            </w:r>
-            <w:r>
-              <w:t>path</w:t>
-            </w:r>
+              <w:t>nic_io_stats_block_size</w:t>
+            </w:r>
+            <w:proofErr w:type="spellEnd"/>
+          </w:p>
+        </w:tc>
+        <w:tc>
+          <w:tcPr>
+            <w:tcW w:w="6804" w:type="dxa"/>
+          </w:tcPr>
+          <w:p>
+            <w:pPr>
+              <w:pStyle w:val="BodyText"/>
+            </w:pPr>
+            <w:r>
+              <w:t xml:space="preserve">Block-size to use for NIC </w:t>
+            </w:r>
+            <w:proofErr w:type="spellStart"/>
+            <w:proofErr w:type="gramStart"/>
+            <w:r>
+              <w:t>iostats.json</w:t>
+            </w:r>
+            <w:proofErr w:type="spellEnd"/>
+            <w:proofErr w:type="gramEnd"/>
             <w:r>
               <w:t>.</w:t>
             </w:r>
@@ -14346,7 +14206,7 @@
               <w:pStyle w:val="BodyText"/>
             </w:pPr>
             <w:r>
-              <w:t xml:space="preserve">Default is 4. </w:t>
+              <w:t>Default is 4096.</w:t>
             </w:r>
           </w:p>
         </w:tc>
@@ -14365,6 +14225,59 @@
             </w:pPr>
             <w:proofErr w:type="spellStart"/>
             <w:r>
+              <w:t>nr_max_channels_per_path</w:t>
+            </w:r>
+            <w:proofErr w:type="spellEnd"/>
+          </w:p>
+        </w:tc>
+        <w:tc>
+          <w:tcPr>
+            <w:tcW w:w="6804" w:type="dxa"/>
+          </w:tcPr>
+          <w:p>
+            <w:pPr>
+              <w:pStyle w:val="BodyText"/>
+            </w:pPr>
+            <w:r>
+              <w:t xml:space="preserve">The maximum </w:t>
+            </w:r>
+            <w:r>
+              <w:t>number of RDMA IO</w:t>
+            </w:r>
+            <w:r>
+              <w:t xml:space="preserve"> channels per </w:t>
+            </w:r>
+            <w:r>
+              <w:t xml:space="preserve">network </w:t>
+            </w:r>
+            <w:r>
+              <w:t>path</w:t>
+            </w:r>
+            <w:r>
+              <w:t>.</w:t>
+            </w:r>
+          </w:p>
+          <w:p>
+            <w:pPr>
+              <w:pStyle w:val="BodyText"/>
+            </w:pPr>
+            <w:r>
+              <w:t xml:space="preserve">Default is 4. </w:t>
+            </w:r>
+          </w:p>
+        </w:tc>
+      </w:tr>
+      <w:tr>
+        <w:tc>
+          <w:tcPr>
+            <w:tcW w:w="3402" w:type="dxa"/>
+          </w:tcPr>
+          <w:p>
+            <w:pPr>
+              <w:pStyle w:val="BodyText"/>
+            </w:pPr>
+            <w:proofErr w:type="spellStart"/>
+            <w:r>
               <w:t>nr_max_channels_per_path_tcp</w:t>
             </w:r>
             <w:proofErr w:type="spellEnd"/>
@@ -14403,70 +14316,6 @@
             </w:pPr>
             <w:r>
               <w:t>Default is 16.</w:t>
-            </w:r>
-          </w:p>
-          <w:p>
-            <w:pPr>
-              <w:pStyle w:val="BodyText"/>
-            </w:pPr>
-            <w:r>
-              <w:t>For NVLustre production clusters, set to 4.</w:t>
-            </w:r>
-          </w:p>
-        </w:tc>
-      </w:tr>
-      <w:tr>
-        <w:tc>
-          <w:tcPr>
-            <w:tcW w:w="3402" w:type="dxa"/>
-          </w:tcPr>
-          <w:p>
-            <w:pPr>
-              <w:pStyle w:val="BodyText"/>
-            </w:pPr>
-            <w:proofErr w:type="spellStart"/>
-            <w:r>
-              <w:t>nr_max_wrs_per_req</w:t>
-            </w:r>
-            <w:proofErr w:type="spellEnd"/>
-          </w:p>
-        </w:tc>
-        <w:tc>
-          <w:tcPr>
-            <w:tcW w:w="6804" w:type="dxa"/>
-          </w:tcPr>
-          <w:p>
-            <w:pPr>
-              <w:pStyle w:val="BodyText"/>
-            </w:pPr>
-            <w:r>
-              <w:t>The m</w:t>
-            </w:r>
-            <w:r>
-              <w:t>aximum number of WRs</w:t>
-            </w:r>
-            <w:r>
-              <w:t xml:space="preserve"> (RDMA work requests)</w:t>
-            </w:r>
-            <w:r>
-              <w:t xml:space="preserve"> per </w:t>
-            </w:r>
-            <w:r>
-              <w:t>IO</w:t>
-            </w:r>
-            <w:r>
-              <w:t xml:space="preserve"> channel request, used in response to a read request.</w:t>
-            </w:r>
-          </w:p>
-          <w:p>
-            <w:pPr>
-              <w:pStyle w:val="BodyText"/>
-            </w:pPr>
-            <w:r>
-              <w:t>For 0 (default), use system’s default</w:t>
-            </w:r>
-            <w:r>
-              <w:t>.</w:t>
             </w:r>
           </w:p>
         </w:tc>
@@ -14485,6 +14334,62 @@
             </w:pPr>
             <w:proofErr w:type="spellStart"/>
             <w:r>
+              <w:t>nr_max_wrs_per_req</w:t>
+            </w:r>
+            <w:proofErr w:type="spellEnd"/>
+          </w:p>
+        </w:tc>
+        <w:tc>
+          <w:tcPr>
+            <w:tcW w:w="6804" w:type="dxa"/>
+          </w:tcPr>
+          <w:p>
+            <w:pPr>
+              <w:pStyle w:val="BodyText"/>
+            </w:pPr>
+            <w:r>
+              <w:t>The m</w:t>
+            </w:r>
+            <w:r>
+              <w:t>aximum number of WRs</w:t>
+            </w:r>
+            <w:r>
+              <w:t xml:space="preserve"> (RDMA work requests)</w:t>
+            </w:r>
+            <w:r>
+              <w:t xml:space="preserve"> per </w:t>
+            </w:r>
+            <w:r>
+              <w:t>IO</w:t>
+            </w:r>
+            <w:r>
+              <w:t xml:space="preserve"> channel request, used in response to a read request.</w:t>
+            </w:r>
+          </w:p>
+          <w:p>
+            <w:pPr>
+              <w:pStyle w:val="BodyText"/>
+            </w:pPr>
+            <w:r>
+              <w:t>For 0 (default), use system’s default</w:t>
+            </w:r>
+            <w:r>
+              <w:t>.</w:t>
+            </w:r>
+          </w:p>
+        </w:tc>
+      </w:tr>
+      <w:tr>
+        <w:tc>
+          <w:tcPr>
+            <w:tcW w:w="3402" w:type="dxa"/>
+          </w:tcPr>
+          <w:p>
+            <w:pPr>
+              <w:pStyle w:val="BodyText"/>
+            </w:pPr>
+            <w:proofErr w:type="spellStart"/>
+            <w:r>
               <w:t>nr_post_recv_on_send_comp</w:t>
             </w:r>
             <w:proofErr w:type="spellEnd"/>
@@ -14543,6 +14448,9 @@
         </w:tc>
       </w:tr>
       <w:tr>
+        <w:trPr>
+          <w:cnfStyle w:val="000000100000" w:firstRow="0" w:lastRow="0" w:firstColumn="0" w:lastColumn="0" w:oddVBand="0" w:evenVBand="0" w:oddHBand="1" w:evenHBand="0" w:firstRowFirstColumn="0" w:firstRowLastColumn="0" w:lastRowFirstColumn="0" w:lastRowLastColumn="0"/>
+        </w:trPr>
         <w:tc>
           <w:tcPr>
             <w:tcW w:w="3402" w:type="dxa"/>
@@ -14610,9 +14518,6 @@
         </w:tc>
       </w:tr>
       <w:tr>
-        <w:trPr>
-          <w:cnfStyle w:val="000000100000" w:firstRow="0" w:lastRow="0" w:firstColumn="0" w:lastColumn="0" w:oddVBand="0" w:evenVBand="0" w:oddHBand="1" w:evenHBand="0" w:firstRowFirstColumn="0" w:firstRowLastColumn="0" w:lastRowFirstColumn="0" w:lastRowLastColumn="0"/>
-        </w:trPr>
         <w:tc>
           <w:tcPr>
             <w:tcW w:w="3402" w:type="dxa"/>
@@ -14674,56 +14579,6 @@
         </w:tc>
       </w:tr>
       <w:tr>
-        <w:tc>
-          <w:tcPr>
-            <w:tcW w:w="3402" w:type="dxa"/>
-          </w:tcPr>
-          <w:p>
-            <w:pPr>
-              <w:pStyle w:val="BodyText"/>
-            </w:pPr>
-            <w:proofErr w:type="spellStart"/>
-            <w:r>
-              <w:t>nr_wq_set_cpu_affinity</w:t>
-            </w:r>
-            <w:proofErr w:type="spellEnd"/>
-          </w:p>
-        </w:tc>
-        <w:tc>
-          <w:tcPr>
-            <w:tcW w:w="6804" w:type="dxa"/>
-          </w:tcPr>
-          <w:p>
-            <w:pPr>
-              <w:pStyle w:val="BodyText"/>
-            </w:pPr>
-            <w:r>
-              <w:t xml:space="preserve">Set CPU affinity of </w:t>
-            </w:r>
-            <w:r>
-              <w:t>IO communication</w:t>
-            </w:r>
-            <w:r>
-              <w:t xml:space="preserve"> </w:t>
-            </w:r>
-            <w:r>
-              <w:t>work queues,</w:t>
-            </w:r>
-            <w:r>
-              <w:t xml:space="preserve"> based on channel index.</w:t>
-            </w:r>
-          </w:p>
-          <w:p>
-            <w:pPr>
-              <w:pStyle w:val="BodyText"/>
-            </w:pPr>
-            <w:r>
-              <w:t xml:space="preserve">Default is false. </w:t>
-            </w:r>
-          </w:p>
-        </w:tc>
-      </w:tr>
-      <w:tr>
         <w:trPr>
           <w:cnfStyle w:val="000000100000" w:firstRow="0" w:lastRow="0" w:firstColumn="0" w:lastColumn="0" w:oddVBand="0" w:evenVBand="0" w:oddHBand="1" w:evenHBand="0" w:firstRowFirstColumn="0" w:firstRowLastColumn="0" w:lastRowFirstColumn="0" w:lastRowLastColumn="0"/>
         </w:trPr>
@@ -14737,6 +14592,56 @@
             </w:pPr>
             <w:proofErr w:type="spellStart"/>
             <w:r>
+              <w:t>nr_wq_set_cpu_affinity</w:t>
+            </w:r>
+            <w:proofErr w:type="spellEnd"/>
+          </w:p>
+        </w:tc>
+        <w:tc>
+          <w:tcPr>
+            <w:tcW w:w="6804" w:type="dxa"/>
+          </w:tcPr>
+          <w:p>
+            <w:pPr>
+              <w:pStyle w:val="BodyText"/>
+            </w:pPr>
+            <w:r>
+              <w:t xml:space="preserve">Set CPU affinity of </w:t>
+            </w:r>
+            <w:r>
+              <w:t>IO communication</w:t>
+            </w:r>
+            <w:r>
+              <w:t xml:space="preserve"> </w:t>
+            </w:r>
+            <w:r>
+              <w:t>work queues,</w:t>
+            </w:r>
+            <w:r>
+              <w:t xml:space="preserve"> based on channel index.</w:t>
+            </w:r>
+          </w:p>
+          <w:p>
+            <w:pPr>
+              <w:pStyle w:val="BodyText"/>
+            </w:pPr>
+            <w:r>
+              <w:t xml:space="preserve">Default is false. </w:t>
+            </w:r>
+          </w:p>
+        </w:tc>
+      </w:tr>
+      <w:tr>
+        <w:tc>
+          <w:tcPr>
+            <w:tcW w:w="3402" w:type="dxa"/>
+          </w:tcPr>
+          <w:p>
+            <w:pPr>
+              <w:pStyle w:val="BodyText"/>
+            </w:pPr>
+            <w:proofErr w:type="spellStart"/>
+            <w:r>
               <w:t>num_warnings</w:t>
             </w:r>
             <w:proofErr w:type="spellEnd"/>
@@ -14763,64 +14668,6 @@
             </w:pPr>
             <w:r>
               <w:t>Contact support if not 0.</w:t>
-            </w:r>
-          </w:p>
-        </w:tc>
-      </w:tr>
-      <w:tr>
-        <w:tc>
-          <w:tcPr>
-            <w:tcW w:w="3402" w:type="dxa"/>
-          </w:tcPr>
-          <w:p>
-            <w:pPr>
-              <w:pStyle w:val="BodyText"/>
-            </w:pPr>
-            <w:proofErr w:type="spellStart"/>
-            <w:r>
-              <w:t>nvmeibs_jrange_num_blocks</w:t>
-            </w:r>
-            <w:proofErr w:type="spellEnd"/>
-          </w:p>
-        </w:tc>
-        <w:tc>
-          <w:tcPr>
-            <w:tcW w:w="6804" w:type="dxa"/>
-          </w:tcPr>
-          <w:p>
-            <w:pPr>
-              <w:pStyle w:val="BodyText"/>
-            </w:pPr>
-            <w:r>
-              <w:t>Total number of journal blocks in journal range</w:t>
-            </w:r>
-            <w:r>
-              <w:t>, typically allocated to a single client.</w:t>
-            </w:r>
-          </w:p>
-          <w:p>
-            <w:pPr>
-              <w:pStyle w:val="BodyText"/>
-            </w:pPr>
-            <w:r>
-              <w:t>Should be set to a power of 2</w:t>
-            </w:r>
-            <w:r>
-              <w:t xml:space="preserve">, between </w:t>
-            </w:r>
-            <w:r>
-              <w:t>64</w:t>
-            </w:r>
-            <w:r>
-              <w:t xml:space="preserve"> and 16384.</w:t>
-            </w:r>
-          </w:p>
-          <w:p>
-            <w:pPr>
-              <w:pStyle w:val="BodyText"/>
-            </w:pPr>
-            <w:r>
-              <w:t>Default is 512.</w:t>
             </w:r>
           </w:p>
         </w:tc>
@@ -14839,6 +14686,64 @@
             </w:pPr>
             <w:proofErr w:type="spellStart"/>
             <w:r>
+              <w:t>nvmeibs_jrange_num_blocks</w:t>
+            </w:r>
+            <w:proofErr w:type="spellEnd"/>
+          </w:p>
+        </w:tc>
+        <w:tc>
+          <w:tcPr>
+            <w:tcW w:w="6804" w:type="dxa"/>
+          </w:tcPr>
+          <w:p>
+            <w:pPr>
+              <w:pStyle w:val="BodyText"/>
+            </w:pPr>
+            <w:r>
+              <w:t>Total number of journal blocks in journal range</w:t>
+            </w:r>
+            <w:r>
+              <w:t>, typically allocated to a single client.</w:t>
+            </w:r>
+          </w:p>
+          <w:p>
+            <w:pPr>
+              <w:pStyle w:val="BodyText"/>
+            </w:pPr>
+            <w:r>
+              <w:t>Should be set to a power of 2</w:t>
+            </w:r>
+            <w:r>
+              <w:t xml:space="preserve">, between </w:t>
+            </w:r>
+            <w:r>
+              <w:t>64</w:t>
+            </w:r>
+            <w:r>
+              <w:t xml:space="preserve"> and 16384.</w:t>
+            </w:r>
+          </w:p>
+          <w:p>
+            <w:pPr>
+              <w:pStyle w:val="BodyText"/>
+            </w:pPr>
+            <w:r>
+              <w:t>Default is 512.</w:t>
+            </w:r>
+          </w:p>
+        </w:tc>
+      </w:tr>
+      <w:tr>
+        <w:tc>
+          <w:tcPr>
+            <w:tcW w:w="3402" w:type="dxa"/>
+          </w:tcPr>
+          <w:p>
+            <w:pPr>
+              <w:pStyle w:val="BodyText"/>
+            </w:pPr>
+            <w:proofErr w:type="spellStart"/>
+            <w:r>
               <w:t>nvmeibs_nordda_io_req_num</w:t>
             </w:r>
             <w:proofErr w:type="spellEnd"/>
@@ -14893,56 +14798,6 @@
             <w:r>
               <w:lastRenderedPageBreak/>
               <w:t>Default is 96.</w:t>
-            </w:r>
-          </w:p>
-          <w:p>
-            <w:pPr>
-              <w:pStyle w:val="BodyText"/>
-            </w:pPr>
-            <w:r>
-              <w:t>For NVLustre production clusters, set to 8</w:t>
-            </w:r>
-            <w:r>
-              <w:t>, as there are many channels.</w:t>
-            </w:r>
-          </w:p>
-        </w:tc>
-      </w:tr>
-      <w:tr>
-        <w:tc>
-          <w:tcPr>
-            <w:tcW w:w="3402" w:type="dxa"/>
-          </w:tcPr>
-          <w:p>
-            <w:pPr>
-              <w:pStyle w:val="BodyText"/>
-            </w:pPr>
-            <w:proofErr w:type="spellStart"/>
-            <w:r>
-              <w:lastRenderedPageBreak/>
-              <w:t>nvme_number_offset</w:t>
-            </w:r>
-            <w:proofErr w:type="spellEnd"/>
-          </w:p>
-        </w:tc>
-        <w:tc>
-          <w:tcPr>
-            <w:tcW w:w="6804" w:type="dxa"/>
-          </w:tcPr>
-          <w:p>
-            <w:pPr>
-              <w:pStyle w:val="BodyText"/>
-            </w:pPr>
-            <w:r>
-              <w:t>Offset for /dev/nvme%d device names.</w:t>
-            </w:r>
-          </w:p>
-          <w:p>
-            <w:pPr>
-              <w:pStyle w:val="BodyText"/>
-            </w:pPr>
-            <w:r>
-              <w:t>Default is 1000.</w:t>
             </w:r>
           </w:p>
         </w:tc>
@@ -14961,6 +14816,45 @@
             </w:pPr>
             <w:proofErr w:type="spellStart"/>
             <w:r>
+              <w:lastRenderedPageBreak/>
+              <w:t>nvme_number_offset</w:t>
+            </w:r>
+            <w:proofErr w:type="spellEnd"/>
+          </w:p>
+        </w:tc>
+        <w:tc>
+          <w:tcPr>
+            <w:tcW w:w="6804" w:type="dxa"/>
+          </w:tcPr>
+          <w:p>
+            <w:pPr>
+              <w:pStyle w:val="BodyText"/>
+            </w:pPr>
+            <w:r>
+              <w:t>Offset for /dev/nvme%d device names.</w:t>
+            </w:r>
+          </w:p>
+          <w:p>
+            <w:pPr>
+              <w:pStyle w:val="BodyText"/>
+            </w:pPr>
+            <w:r>
+              <w:t>Default is 1000.</w:t>
+            </w:r>
+          </w:p>
+        </w:tc>
+      </w:tr>
+      <w:tr>
+        <w:tc>
+          <w:tcPr>
+            <w:tcW w:w="3402" w:type="dxa"/>
+          </w:tcPr>
+          <w:p>
+            <w:pPr>
+              <w:pStyle w:val="BodyText"/>
+            </w:pPr>
+            <w:proofErr w:type="spellStart"/>
+            <w:r>
               <w:t>pcpu_cq_poll_proc</w:t>
             </w:r>
             <w:proofErr w:type="spellEnd"/>
@@ -15007,37 +14901,6 @@
             </w:pPr>
             <w:r>
               <w:t>Default is false.</w:t>
-            </w:r>
-          </w:p>
-        </w:tc>
-      </w:tr>
-      <w:tr>
-        <w:tc>
-          <w:tcPr>
-            <w:tcW w:w="3402" w:type="dxa"/>
-          </w:tcPr>
-          <w:p>
-            <w:pPr>
-              <w:pStyle w:val="BodyText"/>
-            </w:pPr>
-            <w:r>
-              <w:t>ports</w:t>
-            </w:r>
-          </w:p>
-        </w:tc>
-        <w:tc>
-          <w:tcPr>
-            <w:tcW w:w="6804" w:type="dxa"/>
-          </w:tcPr>
-          <w:p>
-            <w:pPr>
-              <w:pStyle w:val="BodyText"/>
-            </w:pPr>
-            <w:r>
-              <w:t xml:space="preserve">Used for port filtering functionality. </w:t>
-            </w:r>
-            <w:r>
-              <w:t>This is typically set by service startup based on nvmesh.conf information.</w:t>
             </w:r>
           </w:p>
         </w:tc>
@@ -15054,6 +14917,37 @@
             <w:pPr>
               <w:pStyle w:val="BodyText"/>
             </w:pPr>
+            <w:r>
+              <w:t>ports</w:t>
+            </w:r>
+          </w:p>
+        </w:tc>
+        <w:tc>
+          <w:tcPr>
+            <w:tcW w:w="6804" w:type="dxa"/>
+          </w:tcPr>
+          <w:p>
+            <w:pPr>
+              <w:pStyle w:val="BodyText"/>
+            </w:pPr>
+            <w:r>
+              <w:t xml:space="preserve">Used for port filtering functionality. </w:t>
+            </w:r>
+            <w:r>
+              <w:t>This is typically set by service startup based on nvmesh.conf information.</w:t>
+            </w:r>
+          </w:p>
+        </w:tc>
+      </w:tr>
+      <w:tr>
+        <w:tc>
+          <w:tcPr>
+            <w:tcW w:w="3402" w:type="dxa"/>
+          </w:tcPr>
+          <w:p>
+            <w:pPr>
+              <w:pStyle w:val="BodyText"/>
+            </w:pPr>
             <w:proofErr w:type="spellStart"/>
             <w:r>
               <w:t>qid_hint</w:t>
@@ -15085,65 +14979,6 @@
             </w:pPr>
             <w:r>
               <w:t xml:space="preserve">Default is false </w:t>
-            </w:r>
-          </w:p>
-        </w:tc>
-      </w:tr>
-      <w:tr>
-        <w:tc>
-          <w:tcPr>
-            <w:tcW w:w="3402" w:type="dxa"/>
-          </w:tcPr>
-          <w:p>
-            <w:pPr>
-              <w:pStyle w:val="BodyText"/>
-            </w:pPr>
-            <w:r>
-              <w:t>roce_ipv4_only</w:t>
-            </w:r>
-          </w:p>
-        </w:tc>
-        <w:tc>
-          <w:tcPr>
-            <w:tcW w:w="6804" w:type="dxa"/>
-          </w:tcPr>
-          <w:p>
-            <w:pPr>
-              <w:pStyle w:val="BodyText"/>
-            </w:pPr>
-            <w:r>
-              <w:t>D</w:t>
-            </w:r>
-            <w:r>
-              <w:t>eprecated.</w:t>
-            </w:r>
-          </w:p>
-          <w:p>
-            <w:pPr>
-              <w:pStyle w:val="BodyText"/>
-            </w:pPr>
-            <w:r>
-              <w:t>Use IPv4 only for RoCE</w:t>
-            </w:r>
-            <w:r>
-              <w:t>, which was n</w:t>
-            </w:r>
-            <w:r>
-              <w:t>eeded for CX-3</w:t>
-            </w:r>
-            <w:r>
-              <w:t>.</w:t>
-            </w:r>
-          </w:p>
-          <w:p>
-            <w:pPr>
-              <w:pStyle w:val="BodyText"/>
-            </w:pPr>
-            <w:r>
-              <w:t>Default is false</w:t>
-            </w:r>
-            <w:r>
-              <w:t>.</w:t>
             </w:r>
           </w:p>
         </w:tc>
@@ -15160,6 +14995,65 @@
             <w:pPr>
               <w:pStyle w:val="BodyText"/>
             </w:pPr>
+            <w:r>
+              <w:t>roce_ipv4_only</w:t>
+            </w:r>
+          </w:p>
+        </w:tc>
+        <w:tc>
+          <w:tcPr>
+            <w:tcW w:w="6804" w:type="dxa"/>
+          </w:tcPr>
+          <w:p>
+            <w:pPr>
+              <w:pStyle w:val="BodyText"/>
+            </w:pPr>
+            <w:r>
+              <w:t>D</w:t>
+            </w:r>
+            <w:r>
+              <w:t>eprecated.</w:t>
+            </w:r>
+          </w:p>
+          <w:p>
+            <w:pPr>
+              <w:pStyle w:val="BodyText"/>
+            </w:pPr>
+            <w:r>
+              <w:t>Use IPv4 only for RoCE</w:t>
+            </w:r>
+            <w:r>
+              <w:t>, which was n</w:t>
+            </w:r>
+            <w:r>
+              <w:t>eeded for CX-3</w:t>
+            </w:r>
+            <w:r>
+              <w:t>.</w:t>
+            </w:r>
+          </w:p>
+          <w:p>
+            <w:pPr>
+              <w:pStyle w:val="BodyText"/>
+            </w:pPr>
+            <w:r>
+              <w:t>Default is false</w:t>
+            </w:r>
+            <w:r>
+              <w:t>.</w:t>
+            </w:r>
+          </w:p>
+        </w:tc>
+      </w:tr>
+      <w:tr>
+        <w:tc>
+          <w:tcPr>
+            <w:tcW w:w="3402" w:type="dxa"/>
+          </w:tcPr>
+          <w:p>
+            <w:pPr>
+              <w:pStyle w:val="BodyText"/>
+            </w:pPr>
             <w:proofErr w:type="spellStart"/>
             <w:r>
               <w:t>roce_port_prio</w:t>
@@ -15220,62 +15114,6 @@
             </w:r>
             <w:r>
               <w:t>0, lower is preferred.</w:t>
-            </w:r>
-          </w:p>
-        </w:tc>
-      </w:tr>
-      <w:tr>
-        <w:tc>
-          <w:tcPr>
-            <w:tcW w:w="3402" w:type="dxa"/>
-          </w:tcPr>
-          <w:p>
-            <w:pPr>
-              <w:pStyle w:val="BodyText"/>
-            </w:pPr>
-            <w:proofErr w:type="spellStart"/>
-            <w:r>
-              <w:t>serjio_resched_work_wait_max</w:t>
-            </w:r>
-            <w:proofErr w:type="spellEnd"/>
-          </w:p>
-        </w:tc>
-        <w:tc>
-          <w:tcPr>
-            <w:tcW w:w="6804" w:type="dxa"/>
-          </w:tcPr>
-          <w:p>
-            <w:pPr>
-              <w:pStyle w:val="BodyText"/>
-            </w:pPr>
-            <w:r>
-              <w:t xml:space="preserve">Amount of time in seconds to wait for a rescheduled </w:t>
-            </w:r>
-            <w:r>
-              <w:t xml:space="preserve">SERJIO </w:t>
-            </w:r>
-            <w:r>
-              <w:t xml:space="preserve">work </w:t>
-            </w:r>
-            <w:r>
-              <w:t xml:space="preserve">item </w:t>
-            </w:r>
-            <w:r>
-              <w:t>to run</w:t>
-            </w:r>
-            <w:r>
-              <w:t xml:space="preserve">. SERJIO work items are related to garbage collection and cleaning up of </w:t>
-            </w:r>
-            <w:r>
-              <w:t>journal entries.</w:t>
-            </w:r>
-          </w:p>
-          <w:p>
-            <w:pPr>
-              <w:pStyle w:val="BodyText"/>
-            </w:pPr>
-            <w:r>
-              <w:t>Default is 10.</w:t>
             </w:r>
           </w:p>
         </w:tc>
@@ -15284,6 +15122,402 @@
         <w:trPr>
           <w:cnfStyle w:val="000000100000" w:firstRow="0" w:lastRow="0" w:firstColumn="0" w:lastColumn="0" w:oddVBand="0" w:evenVBand="0" w:oddHBand="1" w:evenHBand="0" w:firstRowFirstColumn="0" w:firstRowLastColumn="0" w:lastRowFirstColumn="0" w:lastRowLastColumn="0"/>
         </w:trPr>
+        <w:tc>
+          <w:tcPr>
+            <w:tcW w:w="3402" w:type="dxa"/>
+          </w:tcPr>
+          <w:p>
+            <w:pPr>
+              <w:pStyle w:val="BodyText"/>
+            </w:pPr>
+            <w:proofErr w:type="spellStart"/>
+            <w:r>
+              <w:t>serjio_fail_next_gpt_init</w:t>
+            </w:r>
+            <w:proofErr w:type="spellEnd"/>
+          </w:p>
+        </w:tc>
+        <w:tc>
+          <w:tcPr>
+            <w:tcW w:w="6804" w:type="dxa"/>
+          </w:tcPr>
+          <w:p>
+            <w:pPr>
+              <w:pStyle w:val="BodyText"/>
+            </w:pPr>
+            <w:bookmarkStart w:id="22" w:name="OLE_LINK2"/>
+            <w:r>
+              <w:t xml:space="preserve">This is a debug facility for the </w:t>
+            </w:r>
+            <w:r>
+              <w:t>SERJIO</w:t>
+            </w:r>
+            <w:r>
+              <w:t>, which f</w:t>
+            </w:r>
+            <w:r>
+              <w:t>ail</w:t>
+            </w:r>
+            <w:r>
+              <w:t>s</w:t>
+            </w:r>
+            <w:r>
+              <w:t xml:space="preserve"> the next GPT init</w:t>
+            </w:r>
+            <w:r>
+              <w:t>ialization.</w:t>
+            </w:r>
+          </w:p>
+          <w:bookmarkEnd w:id="22"/>
+          <w:p>
+            <w:pPr>
+              <w:pStyle w:val="BodyText"/>
+            </w:pPr>
+            <w:r>
+              <w:t>Default is false.</w:t>
+            </w:r>
+          </w:p>
+        </w:tc>
+      </w:tr>
+      <w:tr>
+        <w:tc>
+          <w:tcPr>
+            <w:tcW w:w="3402" w:type="dxa"/>
+          </w:tcPr>
+          <w:p>
+            <w:pPr>
+              <w:pStyle w:val="BodyText"/>
+            </w:pPr>
+            <w:proofErr w:type="spellStart"/>
+            <w:r>
+              <w:t>serjio_fail_next_gpt_update</w:t>
+            </w:r>
+            <w:proofErr w:type="spellEnd"/>
+          </w:p>
+        </w:tc>
+        <w:tc>
+          <w:tcPr>
+            <w:tcW w:w="6804" w:type="dxa"/>
+          </w:tcPr>
+          <w:p>
+            <w:pPr>
+              <w:pStyle w:val="BodyText"/>
+            </w:pPr>
+            <w:bookmarkStart w:id="23" w:name="OLE_LINK6"/>
+            <w:r>
+              <w:t xml:space="preserve">This is a debug facility for the </w:t>
+            </w:r>
+            <w:r>
+              <w:t>SERJIO</w:t>
+            </w:r>
+            <w:r>
+              <w:t>, which f</w:t>
+            </w:r>
+            <w:r>
+              <w:t>ail</w:t>
+            </w:r>
+            <w:r>
+              <w:t>s</w:t>
+            </w:r>
+            <w:r>
+              <w:t xml:space="preserve"> the next GPT </w:t>
+            </w:r>
+            <w:r>
+              <w:t>update</w:t>
+            </w:r>
+            <w:r>
+              <w:t>.</w:t>
+            </w:r>
+          </w:p>
+          <w:bookmarkEnd w:id="23"/>
+          <w:p>
+            <w:pPr>
+              <w:pStyle w:val="BodyText"/>
+            </w:pPr>
+            <w:r>
+              <w:t xml:space="preserve">Default is </w:t>
+            </w:r>
+            <w:r>
+              <w:t>false</w:t>
+            </w:r>
+            <w:r>
+              <w:t>.</w:t>
+            </w:r>
+          </w:p>
+        </w:tc>
+      </w:tr>
+      <w:tr>
+        <w:trPr>
+          <w:cnfStyle w:val="000000100000" w:firstRow="0" w:lastRow="0" w:firstColumn="0" w:lastColumn="0" w:oddVBand="0" w:evenVBand="0" w:oddHBand="1" w:evenHBand="0" w:firstRowFirstColumn="0" w:firstRowLastColumn="0" w:lastRowFirstColumn="0" w:lastRowLastColumn="0"/>
+        </w:trPr>
+        <w:tc>
+          <w:tcPr>
+            <w:tcW w:w="3402" w:type="dxa"/>
+          </w:tcPr>
+          <w:p>
+            <w:pPr>
+              <w:pStyle w:val="BodyText"/>
+            </w:pPr>
+            <w:proofErr w:type="spellStart"/>
+            <w:r>
+              <w:t>serjio_init_db_interrupt_range</w:t>
+            </w:r>
+            <w:proofErr w:type="spellEnd"/>
+          </w:p>
+        </w:tc>
+        <w:tc>
+          <w:tcPr>
+            <w:tcW w:w="6804" w:type="dxa"/>
+          </w:tcPr>
+          <w:p>
+            <w:pPr>
+              <w:pStyle w:val="BodyText"/>
+            </w:pPr>
+            <w:r>
+              <w:t>Interrupt Init DB when it gets to this range</w:t>
+            </w:r>
+            <w:r>
+              <w:t>.</w:t>
+            </w:r>
+          </w:p>
+          <w:p>
+            <w:pPr>
+              <w:pStyle w:val="BodyText"/>
+            </w:pPr>
+            <w:r>
+              <w:t>Default is UINT_MAX (no limit).</w:t>
+            </w:r>
+          </w:p>
+        </w:tc>
+      </w:tr>
+      <w:tr>
+        <w:tc>
+          <w:tcPr>
+            <w:tcW w:w="3402" w:type="dxa"/>
+          </w:tcPr>
+          <w:p>
+            <w:pPr>
+              <w:pStyle w:val="BodyText"/>
+            </w:pPr>
+            <w:bookmarkStart w:id="24" w:name="OLE_LINK3"/>
+            <w:proofErr w:type="spellStart"/>
+            <w:r>
+              <w:t>serjio_invalid_jris_exist_on_disk</w:t>
+            </w:r>
+            <w:bookmarkEnd w:id="24"/>
+            <w:proofErr w:type="spellEnd"/>
+          </w:p>
+        </w:tc>
+        <w:tc>
+          <w:tcPr>
+            <w:tcW w:w="6804" w:type="dxa"/>
+          </w:tcPr>
+          <w:p>
+            <w:pPr>
+              <w:pStyle w:val="BodyText"/>
+            </w:pPr>
+            <w:r>
+              <w:t>Allocate (but quarantine) invalid JRIs (0,1,2) on disk</w:t>
+            </w:r>
+            <w:r>
+              <w:t>. This is mainly for debugging.</w:t>
+            </w:r>
+          </w:p>
+          <w:p>
+            <w:pPr>
+              <w:pStyle w:val="BodyText"/>
+            </w:pPr>
+            <w:r>
+              <w:t>D</w:t>
+            </w:r>
+            <w:r>
+              <w:t>efault is false</w:t>
+            </w:r>
+            <w:r>
+              <w:t>.</w:t>
+            </w:r>
+          </w:p>
+        </w:tc>
+      </w:tr>
+      <w:tr>
+        <w:trPr>
+          <w:cnfStyle w:val="000000100000" w:firstRow="0" w:lastRow="0" w:firstColumn="0" w:lastColumn="0" w:oddVBand="0" w:evenVBand="0" w:oddHBand="1" w:evenHBand="0" w:firstRowFirstColumn="0" w:firstRowLastColumn="0" w:lastRowFirstColumn="0" w:lastRowLastColumn="0"/>
+        </w:trPr>
+        <w:tc>
+          <w:tcPr>
+            <w:tcW w:w="3402" w:type="dxa"/>
+          </w:tcPr>
+          <w:p>
+            <w:pPr>
+              <w:pStyle w:val="BodyText"/>
+            </w:pPr>
+            <w:bookmarkStart w:id="25" w:name="_Hlk219119697"/>
+            <w:proofErr w:type="spellStart"/>
+            <w:r>
+              <w:t>serjio_next_free_alloc_quarantined</w:t>
+            </w:r>
+            <w:proofErr w:type="spellEnd"/>
+          </w:p>
+        </w:tc>
+        <w:tc>
+          <w:tcPr>
+            <w:tcW w:w="6804" w:type="dxa"/>
+          </w:tcPr>
+          <w:p>
+            <w:pPr>
+              <w:pStyle w:val="BodyText"/>
+            </w:pPr>
+            <w:r>
+              <w:t xml:space="preserve">This is a debug facility for the </w:t>
+            </w:r>
+            <w:r>
+              <w:t>SERJIO</w:t>
+            </w:r>
+            <w:r>
+              <w:t xml:space="preserve">, which </w:t>
+            </w:r>
+            <w:r>
+              <w:t>a</w:t>
+            </w:r>
+            <w:r>
+              <w:t>llocate</w:t>
+            </w:r>
+            <w:r>
+              <w:t>s</w:t>
+            </w:r>
+            <w:r>
+              <w:t xml:space="preserve"> a quarantined range index for the next allocation</w:t>
+            </w:r>
+            <w:r>
+              <w:t>.</w:t>
+            </w:r>
+          </w:p>
+          <w:p>
+            <w:pPr>
+              <w:pStyle w:val="BodyText"/>
+            </w:pPr>
+            <w:r>
+              <w:t xml:space="preserve">Default is </w:t>
+            </w:r>
+            <w:r>
+              <w:t>fa</w:t>
+            </w:r>
+            <w:r>
+              <w:t>lse</w:t>
+            </w:r>
+            <w:r>
+              <w:t>.</w:t>
+            </w:r>
+          </w:p>
+        </w:tc>
+      </w:tr>
+      <w:bookmarkEnd w:id="25"/>
+      <w:tr>
+        <w:tc>
+          <w:tcPr>
+            <w:tcW w:w="3402" w:type="dxa"/>
+          </w:tcPr>
+          <w:p>
+            <w:pPr>
+              <w:pStyle w:val="BodyText"/>
+            </w:pPr>
+            <w:proofErr w:type="spellStart"/>
+            <w:r>
+              <w:t>serjio_next_free_alloc_quarantined_idx</w:t>
+            </w:r>
+            <w:proofErr w:type="spellEnd"/>
+          </w:p>
+        </w:tc>
+        <w:tc>
+          <w:tcPr>
+            <w:tcW w:w="6804" w:type="dxa"/>
+          </w:tcPr>
+          <w:p>
+            <w:pPr>
+              <w:pStyle w:val="BodyText"/>
+            </w:pPr>
+            <w:r>
+              <w:t>This is a debug facility for the SERJIO and sets the q</w:t>
+            </w:r>
+            <w:r>
+              <w:t>uarantined range index for next invalid allocation</w:t>
+            </w:r>
+            <w:r>
+              <w:t>.</w:t>
+            </w:r>
+          </w:p>
+          <w:p>
+            <w:pPr>
+              <w:pStyle w:val="BodyText"/>
+            </w:pPr>
+            <w:r>
+              <w:lastRenderedPageBreak/>
+              <w:t>Default is -1.</w:t>
+            </w:r>
+          </w:p>
+        </w:tc>
+      </w:tr>
+      <w:tr>
+        <w:trPr>
+          <w:cnfStyle w:val="000000100000" w:firstRow="0" w:lastRow="0" w:firstColumn="0" w:lastColumn="0" w:oddVBand="0" w:evenVBand="0" w:oddHBand="1" w:evenHBand="0" w:firstRowFirstColumn="0" w:firstRowLastColumn="0" w:lastRowFirstColumn="0" w:lastRowLastColumn="0"/>
+        </w:trPr>
+        <w:tc>
+          <w:tcPr>
+            <w:tcW w:w="3402" w:type="dxa"/>
+          </w:tcPr>
+          <w:p>
+            <w:pPr>
+              <w:pStyle w:val="BodyText"/>
+            </w:pPr>
+            <w:proofErr w:type="spellStart"/>
+            <w:r>
+              <w:lastRenderedPageBreak/>
+              <w:t>serjio_resched_work_wait_max</w:t>
+            </w:r>
+            <w:proofErr w:type="spellEnd"/>
+          </w:p>
+        </w:tc>
+        <w:tc>
+          <w:tcPr>
+            <w:tcW w:w="6804" w:type="dxa"/>
+          </w:tcPr>
+          <w:p>
+            <w:pPr>
+              <w:pStyle w:val="BodyText"/>
+            </w:pPr>
+            <w:r>
+              <w:t xml:space="preserve">Amount of time in seconds to wait for a rescheduled </w:t>
+            </w:r>
+            <w:r>
+              <w:t xml:space="preserve">SERJIO </w:t>
+            </w:r>
+            <w:r>
+              <w:t xml:space="preserve">work </w:t>
+            </w:r>
+            <w:r>
+              <w:t xml:space="preserve">item </w:t>
+            </w:r>
+            <w:r>
+              <w:t>to run</w:t>
+            </w:r>
+            <w:r>
+              <w:t xml:space="preserve">. SERJIO work items are related to garbage collection and cleaning up of </w:t>
+            </w:r>
+            <w:r>
+              <w:t>journal entries.</w:t>
+            </w:r>
+          </w:p>
+          <w:p>
+            <w:pPr>
+              <w:pStyle w:val="BodyText"/>
+            </w:pPr>
+            <w:r>
+              <w:t>Default is 10.</w:t>
+            </w:r>
+          </w:p>
+        </w:tc>
+      </w:tr>
+      <w:tr>
         <w:tc>
           <w:tcPr>
             <w:tcW w:w="3402" w:type="dxa"/>
@@ -15340,6 +15574,9 @@
         </w:tc>
       </w:tr>
       <w:tr>
+        <w:trPr>
+          <w:cnfStyle w:val="000000100000" w:firstRow="0" w:lastRow="0" w:firstColumn="0" w:lastColumn="0" w:oddVBand="0" w:evenVBand="0" w:oddHBand="1" w:evenHBand="0" w:firstRowFirstColumn="0" w:firstRowLastColumn="0" w:lastRowFirstColumn="0" w:lastRowLastColumn="0"/>
+        </w:trPr>
         <w:tc>
           <w:tcPr>
             <w:tcW w:w="3402" w:type="dxa"/>
@@ -15390,6 +15627,53 @@
         </w:tc>
       </w:tr>
       <w:tr>
+        <w:tc>
+          <w:tcPr>
+            <w:tcW w:w="3402" w:type="dxa"/>
+          </w:tcPr>
+          <w:p>
+            <w:pPr>
+              <w:pStyle w:val="BodyText"/>
+            </w:pPr>
+            <w:proofErr w:type="spellStart"/>
+            <w:r>
+              <w:t>stamp_free_jrnl_entries</w:t>
+            </w:r>
+            <w:proofErr w:type="spellEnd"/>
+          </w:p>
+        </w:tc>
+        <w:tc>
+          <w:tcPr>
+            <w:tcW w:w="6804" w:type="dxa"/>
+          </w:tcPr>
+          <w:p>
+            <w:pPr>
+              <w:pStyle w:val="BodyText"/>
+            </w:pPr>
+            <w:r>
+              <w:t>Stamp free journal entries</w:t>
+            </w:r>
+            <w:r>
+              <w:t xml:space="preserve"> for debugging purposes</w:t>
+            </w:r>
+            <w:r>
+              <w:t>:</w:t>
+            </w:r>
+            <w:r>
+              <w:t>.</w:t>
+            </w:r>
+          </w:p>
+          <w:p>
+            <w:pPr>
+              <w:pStyle w:val="BodyText"/>
+            </w:pPr>
+            <w:r>
+              <w:t>Default is true.</w:t>
+            </w:r>
+          </w:p>
+        </w:tc>
+      </w:tr>
+      <w:tr>
         <w:trPr>
           <w:cnfStyle w:val="000000100000" w:firstRow="0" w:lastRow="0" w:firstColumn="0" w:lastColumn="0" w:oddVBand="0" w:evenVBand="0" w:oddHBand="1" w:evenHBand="0" w:firstRowFirstColumn="0" w:firstRowLastColumn="0" w:lastRowFirstColumn="0" w:lastRowLastColumn="0"/>
         </w:trPr>
@@ -15403,93 +15687,46 @@
             </w:pPr>
             <w:proofErr w:type="spellStart"/>
             <w:r>
-              <w:t>stamp_free_jrnl_entries</w:t>
-            </w:r>
-            <w:proofErr w:type="spellEnd"/>
-          </w:p>
-        </w:tc>
-        <w:tc>
-          <w:tcPr>
-            <w:tcW w:w="6804" w:type="dxa"/>
-          </w:tcPr>
-          <w:p>
-            <w:pPr>
-              <w:pStyle w:val="BodyText"/>
-            </w:pPr>
-            <w:r>
-              <w:t>Stamp free journal entries</w:t>
-            </w:r>
-            <w:r>
-              <w:t xml:space="preserve"> for debugging purposes</w:t>
-            </w:r>
-            <w:r>
-              <w:t>:</w:t>
+              <w:t>submit_wait_timeout</w:t>
+            </w:r>
+            <w:proofErr w:type="spellEnd"/>
+          </w:p>
+        </w:tc>
+        <w:tc>
+          <w:tcPr>
+            <w:tcW w:w="6804" w:type="dxa"/>
+          </w:tcPr>
+          <w:p>
+            <w:pPr>
+              <w:pStyle w:val="BodyText"/>
+            </w:pPr>
+            <w:r>
+              <w:t xml:space="preserve">Timeout for NVMe admin operations such as </w:t>
+            </w:r>
+            <w:r>
+              <w:t xml:space="preserve">drive </w:t>
+            </w:r>
+            <w:r>
+              <w:t>format</w:t>
+            </w:r>
+            <w:r>
+              <w:t>ting</w:t>
             </w:r>
             <w:r>
               <w:t>.</w:t>
             </w:r>
-          </w:p>
-          <w:p>
-            <w:pPr>
-              <w:pStyle w:val="BodyText"/>
-            </w:pPr>
-            <w:r>
-              <w:t>Default is true.</w:t>
-            </w:r>
-          </w:p>
-        </w:tc>
-      </w:tr>
-      <w:tr>
-        <w:tc>
-          <w:tcPr>
-            <w:tcW w:w="3402" w:type="dxa"/>
-          </w:tcPr>
-          <w:p>
-            <w:pPr>
-              <w:pStyle w:val="BodyText"/>
-            </w:pPr>
-            <w:proofErr w:type="spellStart"/>
-            <w:r>
-              <w:t>submit_wait_timeout</w:t>
-            </w:r>
-            <w:proofErr w:type="spellEnd"/>
-          </w:p>
-        </w:tc>
-        <w:tc>
-          <w:tcPr>
-            <w:tcW w:w="6804" w:type="dxa"/>
-          </w:tcPr>
-          <w:p>
-            <w:pPr>
-              <w:pStyle w:val="BodyText"/>
-            </w:pPr>
-            <w:r>
-              <w:t xml:space="preserve">Timeout for NVMe admin operations such as </w:t>
-            </w:r>
-            <w:r>
-              <w:t xml:space="preserve">drive </w:t>
-            </w:r>
-            <w:r>
-              <w:t>format</w:t>
-            </w:r>
-            <w:r>
-              <w:t>ting</w:t>
+            <w:r>
+              <w:t xml:space="preserve"> Does not affect a second format attempt</w:t>
+            </w:r>
+            <w:r>
+              <w:t xml:space="preserve"> after a failure</w:t>
+            </w:r>
+            <w:r>
+              <w:t>, as some drives take a long time to format, especially larger ones</w:t>
             </w:r>
             <w:r>
               <w:t>.</w:t>
             </w:r>
-            <w:r>
-              <w:t xml:space="preserve"> Does not affect a second format attempt</w:t>
-            </w:r>
-            <w:r>
-              <w:t xml:space="preserve"> after a failure</w:t>
-            </w:r>
-            <w:r>
-              <w:t>, as some drives take a long time to format, especially larger ones</w:t>
-            </w:r>
-            <w:r>
-              <w:t>.</w:t>
-            </w:r>
           </w:p>
           <w:p>
             <w:pPr>
@@ -15504,8 +15741,84 @@
               <w:pStyle w:val="BodyText"/>
             </w:pPr>
             <w:r>
-              <w:lastRenderedPageBreak/>
               <w:t>Default is 15000, i.e., 15 seconds.</w:t>
+            </w:r>
+          </w:p>
+        </w:tc>
+      </w:tr>
+      <w:tr>
+        <w:tc>
+          <w:tcPr>
+            <w:tcW w:w="3402" w:type="dxa"/>
+          </w:tcPr>
+          <w:p>
+            <w:pPr>
+              <w:pStyle w:val="BodyText"/>
+            </w:pPr>
+            <w:proofErr w:type="spellStart"/>
+            <w:r>
+              <w:t>tcp_mode</w:t>
+            </w:r>
+            <w:proofErr w:type="spellEnd"/>
+          </w:p>
+        </w:tc>
+        <w:tc>
+          <w:tcPr>
+            <w:tcW w:w="6804" w:type="dxa"/>
+          </w:tcPr>
+          <w:p>
+            <w:pPr>
+              <w:pStyle w:val="BodyText"/>
+            </w:pPr>
+            <w:r>
+              <w:t xml:space="preserve">Activate </w:t>
+            </w:r>
+            <w:r>
+              <w:t>the SIW</w:t>
+            </w:r>
+            <w:r>
+              <w:t xml:space="preserve"> </w:t>
+            </w:r>
+            <w:r>
+              <w:t>communicate</w:t>
+            </w:r>
+            <w:r>
+              <w:t xml:space="preserve"> mode</w:t>
+            </w:r>
+            <w:r>
+              <w:t xml:space="preserve"> exclusively</w:t>
+            </w:r>
+            <w:r>
+              <w:t xml:space="preserve">, </w:t>
+            </w:r>
+            <w:r>
+              <w:t xml:space="preserve">i.e., </w:t>
+            </w:r>
+            <w:r>
+              <w:t xml:space="preserve">filter out </w:t>
+            </w:r>
+            <w:r>
+              <w:t xml:space="preserve">any </w:t>
+            </w:r>
+            <w:r>
+              <w:t>RoCE</w:t>
+            </w:r>
+            <w:r>
+              <w:t xml:space="preserve"> </w:t>
+            </w:r>
+            <w:r>
+              <w:t>devices.</w:t>
+            </w:r>
+            <w:r>
+              <w:t xml:space="preserve"> Usually set by service startup from nvmesh.conf information.</w:t>
+            </w:r>
+          </w:p>
+          <w:p>
+            <w:pPr>
+              <w:pStyle w:val="BodyText"/>
+            </w:pPr>
+            <w:r>
+              <w:t>Default is false.</w:t>
             </w:r>
           </w:p>
         </w:tc>
@@ -15524,92 +15837,6 @@
             </w:pPr>
             <w:proofErr w:type="spellStart"/>
             <w:r>
-              <w:lastRenderedPageBreak/>
-              <w:t>tcp_mode</w:t>
-            </w:r>
-            <w:proofErr w:type="spellEnd"/>
-          </w:p>
-        </w:tc>
-        <w:tc>
-          <w:tcPr>
-            <w:tcW w:w="6804" w:type="dxa"/>
-          </w:tcPr>
-          <w:p>
-            <w:pPr>
-              <w:pStyle w:val="BodyText"/>
-            </w:pPr>
-            <w:r>
-              <w:t xml:space="preserve">Activate </w:t>
-            </w:r>
-            <w:r>
-              <w:t>the SIW</w:t>
-            </w:r>
-            <w:r>
-              <w:t xml:space="preserve"> </w:t>
-            </w:r>
-            <w:r>
-              <w:t>communicate</w:t>
-            </w:r>
-            <w:r>
-              <w:t xml:space="preserve"> mode</w:t>
-            </w:r>
-            <w:r>
-              <w:t xml:space="preserve"> exclusively</w:t>
-            </w:r>
-            <w:r>
-              <w:t xml:space="preserve">, </w:t>
-            </w:r>
-            <w:r>
-              <w:t xml:space="preserve">i.e., </w:t>
-            </w:r>
-            <w:r>
-              <w:t xml:space="preserve">filter out </w:t>
-            </w:r>
-            <w:r>
-              <w:t xml:space="preserve">any </w:t>
-            </w:r>
-            <w:r>
-              <w:t>RoCE</w:t>
-            </w:r>
-            <w:r>
-              <w:t xml:space="preserve"> </w:t>
-            </w:r>
-            <w:r>
-              <w:t>devices.</w:t>
-            </w:r>
-            <w:r>
-              <w:t xml:space="preserve"> Usually set by service startup from nvmesh.conf information.</w:t>
-            </w:r>
-          </w:p>
-          <w:p>
-            <w:pPr>
-              <w:pStyle w:val="BodyText"/>
-            </w:pPr>
-            <w:r>
-              <w:t>Default is false.</w:t>
-            </w:r>
-          </w:p>
-          <w:p>
-            <w:pPr>
-              <w:pStyle w:val="BodyText"/>
-            </w:pPr>
-            <w:r>
-              <w:t>NVLustre at OCI sets this to true.</w:t>
-            </w:r>
-          </w:p>
-        </w:tc>
-      </w:tr>
-      <w:tr>
-        <w:tc>
-          <w:tcPr>
-            <w:tcW w:w="3402" w:type="dxa"/>
-          </w:tcPr>
-          <w:p>
-            <w:pPr>
-              <w:pStyle w:val="BodyText"/>
-            </w:pPr>
-            <w:proofErr w:type="spellStart"/>
-            <w:r>
               <w:t>tcp_port_prio</w:t>
             </w:r>
             <w:proofErr w:type="spellEnd"/>
@@ -15641,6 +15868,36 @@
             </w:pPr>
             <w:r>
               <w:t>Default is 20, lower is preferred.</w:t>
+            </w:r>
+          </w:p>
+        </w:tc>
+      </w:tr>
+      <w:tr>
+        <w:tc>
+          <w:tcPr>
+            <w:tcW w:w="3402" w:type="dxa"/>
+          </w:tcPr>
+          <w:p>
+            <w:pPr>
+              <w:pStyle w:val="BodyText"/>
+            </w:pPr>
+            <w:proofErr w:type="spellStart"/>
+            <w:r>
+              <w:t>tracer_debug_level</w:t>
+            </w:r>
+            <w:proofErr w:type="spellEnd"/>
+          </w:p>
+        </w:tc>
+        <w:tc>
+          <w:tcPr>
+            <w:tcW w:w="6804" w:type="dxa"/>
+          </w:tcPr>
+          <w:p>
+            <w:pPr>
+              <w:pStyle w:val="BodyText"/>
+            </w:pPr>
+            <w:r>
+              <w:t>This determines the level of tracing for this module. Only traces with this level or lower will be issued, see tracer severities above.</w:t>
             </w:r>
           </w:p>
         </w:tc>
@@ -15659,36 +15916,6 @@
             </w:pPr>
             <w:proofErr w:type="spellStart"/>
             <w:r>
-              <w:t>tracer_debug_level</w:t>
-            </w:r>
-            <w:proofErr w:type="spellEnd"/>
-          </w:p>
-        </w:tc>
-        <w:tc>
-          <w:tcPr>
-            <w:tcW w:w="6804" w:type="dxa"/>
-          </w:tcPr>
-          <w:p>
-            <w:pPr>
-              <w:pStyle w:val="BodyText"/>
-            </w:pPr>
-            <w:r>
-              <w:t>This determines the level of tracing for this module. Only traces with this level or lower will be issued, see tracer severities above.</w:t>
-            </w:r>
-          </w:p>
-        </w:tc>
-      </w:tr>
-      <w:tr>
-        <w:tc>
-          <w:tcPr>
-            <w:tcW w:w="3402" w:type="dxa"/>
-          </w:tcPr>
-          <w:p>
-            <w:pPr>
-              <w:pStyle w:val="BodyText"/>
-            </w:pPr>
-            <w:proofErr w:type="spellStart"/>
-            <w:r>
               <w:t>use_pcpu_cq</w:t>
             </w:r>
             <w:proofErr w:type="spellEnd"/>
@@ -15726,9 +15953,6 @@
         </w:tc>
       </w:tr>
       <w:tr>
-        <w:trPr>
-          <w:cnfStyle w:val="000000100000" w:firstRow="0" w:lastRow="0" w:firstColumn="0" w:lastColumn="0" w:oddVBand="0" w:evenVBand="0" w:oddHBand="1" w:evenHBand="0" w:firstRowFirstColumn="0" w:firstRowLastColumn="0" w:lastRowFirstColumn="0" w:lastRowLastColumn="0"/>
-        </w:trPr>
         <w:tc>
           <w:tcPr>
             <w:tcW w:w="3402" w:type="dxa"/>
@@ -16825,14 +17049,6 @@
               <w:t>Default is false.</w:t>
             </w:r>
           </w:p>
-          <w:p>
-            <w:pPr>
-              <w:pStyle w:val="BodyText"/>
-            </w:pPr>
-            <w:r>
-              <w:t>For NVLustre production clusters, set to true.</w:t>
-            </w:r>
-          </w:p>
         </w:tc>
       </w:tr>
       <w:tr>
@@ -17072,46 +17288,6 @@
     </w:sectPr>
   </w:body>
 </w:document>
-</file>
-
-<file path=word/comments.xml><?xml version="1.0" encoding="utf-8"?>
-<w:comments xmlns:wpc="http://schemas.microsoft.com/office/word/2010/wordprocessingCanvas" xmlns:cx="http://schemas.microsoft.com/office/drawing/2014/chartex" xmlns:cx1="http://schemas.microsoft.com/office/drawing/2015/9/8/chartex" xmlns:cx2="http://schemas.microsoft.com/office/drawing/2015/10/21/chartex" xmlns:cx3="http://schemas.microsoft.com/office/drawing/2016/5/9/chartex" xmlns:cx4="http://schemas.microsoft.com/office/drawing/2016/5/10/chartex" xmlns:cx5="http://schemas.microsoft.com/office/drawing/2016/5/11/chartex" xmlns:cx6="http://schemas.microsoft.com/office/drawing/2016/5/12/chartex" xmlns:cx7="http://schemas.microsoft.com/office/drawing/2016/5/13/chartex" xmlns:cx8="http://schemas.microsoft.com/office/drawing/2016/5/14/chartex" xmlns:mc="http://schemas.openxmlformats.org/markup-compatibility/2006" xmlns:aink="http://schemas.microsoft.com/office/drawing/2016/ink" xmlns:am3d="http://schemas.microsoft.com/office/drawing/2017/model3d" xmlns:o="urn:schemas-microsoft-com:office:office" xmlns:oel="http://schemas.microsoft.com/office/2019/extlst" xmlns:r="http://schemas.openxmlformats.org/officeDocument/2006/relationships" xmlns:m="http://schemas.openxmlformats.org/officeDocument/2006/math" xmlns:v="urn:schemas-microsoft-com:vml" xmlns:wp14="http://schemas.microsoft.com/office/word/2010/wordprocessingDrawing" xmlns:wp="http://schemas.openxmlformats.org/drawingml/2006/wordprocessingDrawing" xmlns:w10="urn:schemas-microsoft-com:office:word" xmlns:w="http://schemas.openxmlformats.org/wordprocessingml/2006/main" xmlns:w14="http://schemas.microsoft.com/office/word/2010/wordml" xmlns:w15="http://schemas.microsoft.com/office/word/2012/wordml" xmlns:w16cex="http://schemas.microsoft.com/office/word/2018/wordml/cex" xmlns:w16cid="http://schemas.microsoft.com/office/word/2016/wordml/cid" xmlns:w16="http://schemas.microsoft.com/office/word/2018/wordml" xmlns:w16du="http://schemas.microsoft.com/office/word/2023/wordml/word16du" xmlns:w16sdtdh="http://schemas.microsoft.com/office/word/2020/wordml/sdtdatahash" xmlns:w16sdtfl="http://schemas.microsoft.com/office/word/2024/wordml/sdtformatlock" xmlns:w16se="http://schemas.microsoft.com/office/word/2015/wordml/symex" xmlns:wpg="http://schemas.microsoft.com/office/word/2010/wordprocessingGroup" xmlns:wpi="http://schemas.microsoft.com/office/word/2010/wordprocessingInk" xmlns:wne="http://schemas.microsoft.com/office/word/2006/wordml" xmlns:wps="http://schemas.microsoft.com/office/word/2010/wordprocessingShape" mc:Ignorable="w14 w15 w16se w16cid w16 w16cex w16sdtdh w16sdtfl w16du wp14">
-  <w:comment w:id="0" w:author="Yaniv Romem" w:date="2025-07-01T16:02:00Z" w:initials="YR">
-    <w:p>
-      <w:r>
-        <w:rPr>
-          <w:rStyle w:val="CommentReference"/>
-        </w:rPr>
-        <w:annotationRef/>
-      </w:r>
-      <w:r>
-        <w:rPr>
-          <w:sz w:val="20"/>
-          <w:szCs w:val="20"/>
-        </w:rPr>
-        <w:t>Not updated for 3.3.0</w:t>
-      </w:r>
-    </w:p>
-  </w:comment>
-</w:comments>
-</file>
-
-<file path=word/commentsExtended.xml><?xml version="1.0" encoding="utf-8"?>
-<w15:commentsEx xmlns:wpc="http://schemas.microsoft.com/office/word/2010/wordprocessingCanvas" xmlns:cx="http://schemas.microsoft.com/office/drawing/2014/chartex" xmlns:cx1="http://schemas.microsoft.com/office/drawing/2015/9/8/chartex" xmlns:cx2="http://schemas.microsoft.com/office/drawing/2015/10/21/chartex" xmlns:cx3="http://schemas.microsoft.com/office/drawing/2016/5/9/chartex" xmlns:cx4="http://schemas.microsoft.com/office/drawing/2016/5/10/chartex" xmlns:cx5="http://schemas.microsoft.com/office/drawing/2016/5/11/chartex" xmlns:cx6="http://schemas.microsoft.com/office/drawing/2016/5/12/chartex" xmlns:cx7="http://schemas.microsoft.com/office/drawing/2016/5/13/chartex" xmlns:cx8="http://schemas.microsoft.com/office/drawing/2016/5/14/chartex" xmlns:mc="http://schemas.openxmlformats.org/markup-compatibility/2006" xmlns:aink="http://schemas.microsoft.com/office/drawing/2016/ink" xmlns:am3d="http://schemas.microsoft.com/office/drawing/2017/model3d" xmlns:o="urn:schemas-microsoft-com:office:office" xmlns:oel="http://schemas.microsoft.com/office/2019/extlst" xmlns:r="http://schemas.openxmlformats.org/officeDocument/2006/relationships" xmlns:m="http://schemas.openxmlformats.org/officeDocument/2006/math" xmlns:v="urn:schemas-microsoft-com:vml" xmlns:wp14="http://schemas.microsoft.com/office/word/2010/wordprocessingDrawing" xmlns:wp="http://schemas.openxmlformats.org/drawingml/2006/wordprocessingDrawing" xmlns:w10="urn:schemas-microsoft-com:office:word" xmlns:w="http://schemas.openxmlformats.org/wordprocessingml/2006/main" xmlns:w14="http://schemas.microsoft.com/office/word/2010/wordml" xmlns:w15="http://schemas.microsoft.com/office/word/2012/wordml" xmlns:w16cex="http://schemas.microsoft.com/office/word/2018/wordml/cex" xmlns:w16cid="http://schemas.microsoft.com/office/word/2016/wordml/cid" xmlns:w16="http://schemas.microsoft.com/office/word/2018/wordml" xmlns:w16du="http://schemas.microsoft.com/office/word/2023/wordml/word16du" xmlns:w16sdtdh="http://schemas.microsoft.com/office/word/2020/wordml/sdtdatahash" xmlns:w16sdtfl="http://schemas.microsoft.com/office/word/2024/wordml/sdtformatlock" xmlns:w16se="http://schemas.microsoft.com/office/word/2015/wordml/symex" xmlns:wpg="http://schemas.microsoft.com/office/word/2010/wordprocessingGroup" xmlns:wpi="http://schemas.microsoft.com/office/word/2010/wordprocessingInk" xmlns:wne="http://schemas.microsoft.com/office/word/2006/wordml" xmlns:wps="http://schemas.microsoft.com/office/word/2010/wordprocessingShape" mc:Ignorable="w14 w15 w16se w16cid w16 w16cex w16sdtdh w16sdtfl w16du wp14">
-  <w15:commentEx w15:paraId="3775E383" w15:done="0"/>
-</w15:commentsEx>
-</file>
-
-<file path=word/commentsExtensible.xml><?xml version="1.0" encoding="utf-8"?>
-<w16cex:commentsExtensible xmlns:wpc="http://schemas.microsoft.com/office/word/2010/wordprocessingCanvas" xmlns:cx="http://schemas.microsoft.com/office/drawing/2014/chartex" xmlns:cx1="http://schemas.microsoft.com/office/drawing/2015/9/8/chartex" xmlns:cx2="http://schemas.microsoft.com/office/drawing/2015/10/21/chartex" xmlns:cx3="http://schemas.microsoft.com/office/drawing/2016/5/9/chartex" xmlns:cx4="http://schemas.microsoft.com/office/drawing/2016/5/10/chartex" xmlns:cx5="http://schemas.microsoft.com/office/drawing/2016/5/11/chartex" xmlns:cx6="http://schemas.microsoft.com/office/drawing/2016/5/12/chartex" xmlns:cx7="http://schemas.microsoft.com/office/drawing/2016/5/13/chartex" xmlns:cx8="http://schemas.microsoft.com/office/drawing/2016/5/14/chartex" xmlns:cr="http://schemas.microsoft.com/office/comments/2020/reactions" xmlns:mc="http://schemas.openxmlformats.org/markup-compatibility/2006" xmlns:aink="http://schemas.microsoft.com/office/drawing/2016/ink" xmlns:am3d="http://schemas.microsoft.com/office/drawing/2017/model3d" xmlns:o="urn:schemas-microsoft-com:office:office" xmlns:oel="http://schemas.microsoft.com/office/2019/extlst" xmlns:r="http://schemas.openxmlformats.org/officeDocument/2006/relationships" xmlns:m="http://schemas.openxmlformats.org/officeDocument/2006/math" xmlns:v="urn:schemas-microsoft-com:vml" xmlns:wp14="http://schemas.microsoft.com/office/word/2010/wordprocessingDrawing" xmlns:wp="http://schemas.openxmlformats.org/drawingml/2006/wordprocessingDrawing" xmlns:w10="urn:schemas-microsoft-com:office:word" xmlns:w="http://schemas.openxmlformats.org/wordprocessingml/2006/main" xmlns:w14="http://schemas.microsoft.com/office/word/2010/wordml" xmlns:w15="http://schemas.microsoft.com/office/word/2012/wordml" xmlns:w16cex="http://schemas.microsoft.com/office/word/2018/wordml/cex" xmlns:w16cid="http://schemas.microsoft.com/office/word/2016/wordml/cid" xmlns:w16="http://schemas.microsoft.com/office/word/2018/wordml" xmlns:w16du="http://schemas.microsoft.com/office/word/2023/wordml/word16du" xmlns:w16sdtdh="http://schemas.microsoft.com/office/word/2020/wordml/sdtdatahash" xmlns:w16sdtfl="http://schemas.microsoft.com/office/word/2024/wordml/sdtformatlock" xmlns:w16se="http://schemas.microsoft.com/office/word/2015/wordml/symex" xmlns:wpg="http://schemas.microsoft.com/office/word/2010/wordprocessingGroup" xmlns:wpi="http://schemas.microsoft.com/office/word/2010/wordprocessingInk" xmlns:wne="http://schemas.microsoft.com/office/word/2006/wordml" xmlns:wps="http://schemas.microsoft.com/office/word/2010/wordprocessingShape" mc:Ignorable="w14 w15 w16se w16cid w16 w16cex w16sdtdh w16sdtfl cr w16du wp14">
-  <w16cex:commentExtensible w16cex:durableId="66E5825B" w16cex:dateUtc="2025-07-01T13:02:00Z"/>
-</w16cex:commentsExtensible>
-</file>
-
-<file path=word/commentsIds.xml><?xml version="1.0" encoding="utf-8"?>
-<w16cid:commentsIds xmlns:wpc="http://schemas.microsoft.com/office/word/2010/wordprocessingCanvas" xmlns:cx="http://schemas.microsoft.com/office/drawing/2014/chartex" xmlns:cx1="http://schemas.microsoft.com/office/drawing/2015/9/8/chartex" xmlns:cx2="http://schemas.microsoft.com/office/drawing/2015/10/21/chartex" xmlns:cx3="http://schemas.microsoft.com/office/drawing/2016/5/9/chartex" xmlns:cx4="http://schemas.microsoft.com/office/drawing/2016/5/10/chartex" xmlns:cx5="http://schemas.microsoft.com/office/drawing/2016/5/11/chartex" xmlns:cx6="http://schemas.microsoft.com/office/drawing/2016/5/12/chartex" xmlns:cx7="http://schemas.microsoft.com/office/drawing/2016/5/13/chartex" xmlns:cx8="http://schemas.microsoft.com/office/drawing/2016/5/14/chartex" xmlns:mc="http://schemas.openxmlformats.org/markup-compatibility/2006" xmlns:aink="http://schemas.microsoft.com/office/drawing/2016/ink" xmlns:am3d="http://schemas.microsoft.com/office/drawing/2017/model3d" xmlns:o="urn:schemas-microsoft-com:office:office" xmlns:oel="http://schemas.microsoft.com/office/2019/extlst" xmlns:r="http://schemas.openxmlformats.org/officeDocument/2006/relationships" xmlns:m="http://schemas.openxmlformats.org/officeDocument/2006/math" xmlns:v="urn:schemas-microsoft-com:vml" xmlns:wp14="http://schemas.microsoft.com/office/word/2010/wordprocessingDrawing" xmlns:wp="http://schemas.openxmlformats.org/drawingml/2006/wordprocessingDrawing" xmlns:w10="urn:schemas-microsoft-com:office:word" xmlns:w="http://schemas.openxmlformats.org/wordprocessingml/2006/main" xmlns:w14="http://schemas.microsoft.com/office/word/2010/wordml" xmlns:w15="http://schemas.microsoft.com/office/word/2012/wordml" xmlns:w16cex="http://schemas.microsoft.com/office/word/2018/wordml/cex" xmlns:w16cid="http://schemas.microsoft.com/office/word/2016/wordml/cid" xmlns:w16="http://schemas.microsoft.com/office/word/2018/wordml" xmlns:w16du="http://schemas.microsoft.com/office/word/2023/wordml/word16du" xmlns:w16sdtdh="http://schemas.microsoft.com/office/word/2020/wordml/sdtdatahash" xmlns:w16sdtfl="http://schemas.microsoft.com/office/word/2024/wordml/sdtformatlock" xmlns:w16se="http://schemas.microsoft.com/office/word/2015/wordml/symex" xmlns:wpg="http://schemas.microsoft.com/office/word/2010/wordprocessingGroup" xmlns:wpi="http://schemas.microsoft.com/office/word/2010/wordprocessingInk" xmlns:wne="http://schemas.microsoft.com/office/word/2006/wordml" xmlns:wps="http://schemas.microsoft.com/office/word/2010/wordprocessingShape" mc:Ignorable="w14 w15 w16se w16cid w16 w16cex w16sdtdh w16sdtfl w16du wp14">
-  <w16cid:commentId w16cid:paraId="3775E383" w16cid:durableId="66E5825B"/>
-</w16cid:commentsIds>
 </file>
 
 <file path=word/endnotes.xml><?xml version="1.0" encoding="utf-8"?>
@@ -17182,27 +17358,14 @@
     <w:r>
       <w:t xml:space="preserve"> of </w:t>
     </w:r>
-    <w:r>
-      <w:fldChar w:fldCharType="begin"/>
-    </w:r>
-    <w:r>
-      <w:instrText xml:space="preserve"> NUMPAGES </w:instrText>
-    </w:r>
-    <w:r>
-      <w:fldChar w:fldCharType="separate"/>
-    </w:r>
-    <w:r>
-      <w:rPr>
-        <w:noProof/>
-      </w:rPr>
-      <w:t>52</w:t>
-    </w:r>
-    <w:r>
-      <w:rPr>
-        <w:noProof/>
-      </w:rPr>
-      <w:fldChar w:fldCharType="end"/>
-    </w:r>
+    <w:fldSimple w:instr=" NUMPAGES ">
+      <w:r>
+        <w:rPr>
+          <w:noProof/>
+        </w:rPr>
+        <w:t>52</w:t>
+      </w:r>
+    </w:fldSimple>
   </w:p>
 </w:ftr>
 </file>
@@ -20991,14 +21154,6 @@
     <w:abstractNumId w:val="1"/>
   </w:num>
 </w:numbering>
-</file>
-
-<file path=word/people.xml><?xml version="1.0" encoding="utf-8"?>
-<w15:people xmlns:wpc="http://schemas.microsoft.com/office/word/2010/wordprocessingCanvas" xmlns:cx="http://schemas.microsoft.com/office/drawing/2014/chartex" xmlns:cx1="http://schemas.microsoft.com/office/drawing/2015/9/8/chartex" xmlns:cx2="http://schemas.microsoft.com/office/drawing/2015/10/21/chartex" xmlns:cx3="http://schemas.microsoft.com/office/drawing/2016/5/9/chartex" xmlns:cx4="http://schemas.microsoft.com/office/drawing/2016/5/10/chartex" xmlns:cx5="http://schemas.microsoft.com/office/drawing/2016/5/11/chartex" xmlns:cx6="http://schemas.microsoft.com/office/drawing/2016/5/12/chartex" xmlns:cx7="http://schemas.microsoft.com/office/drawing/2016/5/13/chartex" xmlns:cx8="http://schemas.microsoft.com/office/drawing/2016/5/14/chartex" xmlns:mc="http://schemas.openxmlformats.org/markup-compatibility/2006" xmlns:aink="http://schemas.microsoft.com/office/drawing/2016/ink" xmlns:am3d="http://schemas.microsoft.com/office/drawing/2017/model3d" xmlns:o="urn:schemas-microsoft-com:office:office" xmlns:oel="http://schemas.microsoft.com/office/2019/extlst" xmlns:r="http://schemas.openxmlformats.org/officeDocument/2006/relationships" xmlns:m="http://schemas.openxmlformats.org/officeDocument/2006/math" xmlns:v="urn:schemas-microsoft-com:vml" xmlns:wp14="http://schemas.microsoft.com/office/word/2010/wordprocessingDrawing" xmlns:wp="http://schemas.openxmlformats.org/drawingml/2006/wordprocessingDrawing" xmlns:w10="urn:schemas-microsoft-com:office:word" xmlns:w="http://schemas.openxmlformats.org/wordprocessingml/2006/main" xmlns:w14="http://schemas.microsoft.com/office/word/2010/wordml" xmlns:w15="http://schemas.microsoft.com/office/word/2012/wordml" xmlns:w16cex="http://schemas.microsoft.com/office/word/2018/wordml/cex" xmlns:w16cid="http://schemas.microsoft.com/office/word/2016/wordml/cid" xmlns:w16="http://schemas.microsoft.com/office/word/2018/wordml" xmlns:w16du="http://schemas.microsoft.com/office/word/2023/wordml/word16du" xmlns:w16sdtdh="http://schemas.microsoft.com/office/word/2020/wordml/sdtdatahash" xmlns:w16sdtfl="http://schemas.microsoft.com/office/word/2024/wordml/sdtformatlock" xmlns:w16se="http://schemas.microsoft.com/office/word/2015/wordml/symex" xmlns:wpg="http://schemas.microsoft.com/office/word/2010/wordprocessingGroup" xmlns:wpi="http://schemas.microsoft.com/office/word/2010/wordprocessingInk" xmlns:wne="http://schemas.microsoft.com/office/word/2006/wordml" xmlns:wps="http://schemas.microsoft.com/office/word/2010/wordprocessingShape" mc:Ignorable="w14 w15 w16se w16cid w16 w16cex w16sdtdh w16sdtfl w16du wp14">
-  <w15:person w15:author="Yaniv Romem">
-    <w15:presenceInfo w15:providerId="None" w15:userId="Yaniv Romem"/>
-  </w15:person>
-</w15:people>
 </file>
 
 <file path=word/styles.xml><?xml version="1.0" encoding="utf-8"?>
